--- a/homeworks/homework02/PS2 answer sheet.docx
+++ b/homeworks/homework02/PS2 answer sheet.docx
@@ -268,7 +268,34 @@
           <w:sz w:val="24"/>
           <w:szCs w:val="24"/>
         </w:rPr>
-        <w:t>Solved by: ____________________________________________________________</w:t>
+        <w:t xml:space="preserve">Solved by: </w:t>
+      </w:r>
+      <w:r>
+        <w:rPr>
+          <w:rFonts w:ascii="Arial" w:hAnsi="Arial" w:cs="Arial"/>
+          <w:b/>
+          <w:sz w:val="24"/>
+          <w:szCs w:val="24"/>
+        </w:rPr>
+        <w:t xml:space="preserve">Cyril Gabriele, </w:t>
+      </w:r>
+      <w:r>
+        <w:rPr>
+          <w:rFonts w:ascii="Arial" w:hAnsi="Arial" w:cs="Arial"/>
+          <w:b/>
+          <w:sz w:val="24"/>
+          <w:szCs w:val="24"/>
+        </w:rPr>
+        <w:t>Nilufar Ismayilova</w:t>
+      </w:r>
+      <w:r>
+        <w:rPr>
+          <w:rFonts w:ascii="Arial" w:hAnsi="Arial" w:cs="Arial"/>
+          <w:b/>
+          <w:sz w:val="24"/>
+          <w:szCs w:val="24"/>
+        </w:rPr>
+        <w:t>, Adriano Lama</w:t>
       </w:r>
       <w:r>
         <w:rPr>
@@ -282,7 +309,7 @@
     </w:p>
     <w:tbl>
       <w:tblPr>
-        <w:tblStyle w:val="TableGrid"/>
+        <w:tblStyle w:val="Tabellenraster"/>
         <w:tblW w:w="9396" w:type="dxa"/>
         <w:tblLook w:val="04A0" w:firstRow="1" w:lastRow="0" w:firstColumn="1" w:lastColumn="0" w:noHBand="0" w:noVBand="1"/>
       </w:tblPr>
@@ -378,7 +405,7 @@
           </w:tcPr>
           <w:p>
             <w:pPr>
-              <w:pStyle w:val="NormalWeb"/>
+              <w:pStyle w:val="StandardWeb"/>
               <w:rPr>
                 <w:rFonts w:ascii="Arial" w:hAnsi="Arial" w:cs="Arial"/>
                 <w:sz w:val="20"/>
@@ -468,8 +495,174 @@
                 <w:bCs/>
                 <w:sz w:val="20"/>
                 <w:szCs w:val="20"/>
-              </w:rPr>
-            </w:pPr>
+                <w:lang/>
+              </w:rPr>
+            </w:pPr>
+            <w:r>
+              <w:rPr>
+                <w:rFonts w:ascii="Arial" w:hAnsi="Arial" w:cs="Arial"/>
+                <w:bCs/>
+                <w:sz w:val="20"/>
+                <w:szCs w:val="20"/>
+                <w:lang/>
+              </w:rPr>
+              <w:t>alpha: 0.2850330751205291</w:t>
+            </w:r>
+          </w:p>
+          <w:p>
+            <w:pPr>
+              <w:rPr>
+                <w:rFonts w:ascii="Arial" w:hAnsi="Arial" w:cs="Arial"/>
+                <w:bCs/>
+                <w:sz w:val="20"/>
+                <w:szCs w:val="20"/>
+                <w:lang/>
+              </w:rPr>
+            </w:pPr>
+            <w:r>
+              <w:rPr>
+                <w:rFonts w:ascii="Arial" w:hAnsi="Arial" w:cs="Arial"/>
+                <w:bCs/>
+                <w:sz w:val="20"/>
+                <w:szCs w:val="20"/>
+                <w:lang/>
+              </w:rPr>
+              <w:t>beta: 0.17390168454626598</w:t>
+            </w:r>
+          </w:p>
+          <w:p>
+            <w:pPr>
+              <w:rPr>
+                <w:rFonts w:ascii="Arial" w:hAnsi="Arial" w:cs="Arial"/>
+                <w:bCs/>
+                <w:sz w:val="20"/>
+                <w:szCs w:val="20"/>
+                <w:lang/>
+              </w:rPr>
+            </w:pPr>
+            <w:r>
+              <w:rPr>
+                <w:rFonts w:ascii="Arial" w:hAnsi="Arial" w:cs="Arial"/>
+                <w:bCs/>
+                <w:sz w:val="20"/>
+                <w:szCs w:val="20"/>
+                <w:lang/>
+              </w:rPr>
+              <w:t>R^2: 0.31924747957869914</w:t>
+            </w:r>
+          </w:p>
+          <w:p>
+            <w:pPr>
+              <w:rPr>
+                <w:rFonts w:ascii="Arial" w:hAnsi="Arial" w:cs="Arial"/>
+                <w:bCs/>
+                <w:sz w:val="20"/>
+                <w:szCs w:val="20"/>
+                <w:lang/>
+              </w:rPr>
+            </w:pPr>
+            <w:r>
+              <w:rPr>
+                <w:rFonts w:ascii="Arial" w:hAnsi="Arial" w:cs="Arial"/>
+                <w:bCs/>
+                <w:sz w:val="20"/>
+                <w:szCs w:val="20"/>
+                <w:lang/>
+              </w:rPr>
+              <w:t>alpha p-value: 7.072417615957426e-05</w:t>
+            </w:r>
+          </w:p>
+          <w:p>
+            <w:pPr>
+              <w:rPr>
+                <w:rFonts w:ascii="Arial" w:hAnsi="Arial" w:cs="Arial"/>
+                <w:bCs/>
+                <w:sz w:val="20"/>
+                <w:szCs w:val="20"/>
+                <w:lang/>
+              </w:rPr>
+            </w:pPr>
+            <w:r>
+              <w:rPr>
+                <w:rFonts w:ascii="Arial" w:hAnsi="Arial" w:cs="Arial"/>
+                <w:bCs/>
+                <w:sz w:val="20"/>
+                <w:szCs w:val="20"/>
+                <w:lang/>
+              </w:rPr>
+              <w:t>SE(alpha): 0.07063443764563454</w:t>
+            </w:r>
+          </w:p>
+          <w:p>
+            <w:pPr>
+              <w:rPr>
+                <w:rFonts w:ascii="Arial" w:hAnsi="Arial" w:cs="Arial"/>
+                <w:bCs/>
+                <w:sz w:val="20"/>
+                <w:szCs w:val="20"/>
+                <w:lang w:val="de-CH"/>
+              </w:rPr>
+            </w:pPr>
+            <w:r>
+              <w:rPr>
+                <w:rFonts w:ascii="Arial" w:hAnsi="Arial" w:cs="Arial"/>
+                <w:bCs/>
+                <w:sz w:val="20"/>
+                <w:szCs w:val="20"/>
+                <w:lang/>
+              </w:rPr>
+              <w:t>SE(beta): 0.015313283836228717</w:t>
+            </w:r>
+          </w:p>
+          <w:p>
+            <w:pPr>
+              <w:rPr>
+                <w:rFonts w:ascii="Arial" w:hAnsi="Arial" w:cs="Arial"/>
+                <w:bCs/>
+                <w:sz w:val="20"/>
+                <w:szCs w:val="20"/>
+              </w:rPr>
+            </w:pPr>
+            <w:r>
+              <w:rPr>
+                <w:rFonts w:ascii="Arial" w:hAnsi="Arial" w:cs="Arial"/>
+                <w:bCs/>
+                <w:sz w:val="20"/>
+                <w:szCs w:val="20"/>
+              </w:rPr>
+              <w:t>REJECT H_0, where H_0: alpha = 0</w:t>
+            </w:r>
+          </w:p>
+          <w:p>
+            <w:pPr>
+              <w:rPr>
+                <w:rFonts w:ascii="Arial" w:hAnsi="Arial" w:cs="Arial"/>
+                <w:bCs/>
+                <w:sz w:val="20"/>
+                <w:szCs w:val="20"/>
+              </w:rPr>
+            </w:pPr>
+          </w:p>
+          <w:p>
+            <w:pPr>
+              <w:rPr>
+                <w:rFonts w:ascii="Arial" w:hAnsi="Arial" w:cs="Arial"/>
+                <w:bCs/>
+                <w:sz w:val="20"/>
+                <w:szCs w:val="20"/>
+                <w:lang w:val="de-CH"/>
+              </w:rPr>
+            </w:pPr>
+            <w:r>
+              <w:rPr>
+                <w:rFonts w:ascii="Arial" w:hAnsi="Arial" w:cs="Arial"/>
+                <w:bCs/>
+                <w:sz w:val="20"/>
+                <w:szCs w:val="20"/>
+                <w:lang/>
+              </w:rPr>
+              <w:t>Since the p-value is lower then the significance level, we reject H_0 and therefore alpha is statistically significant.</w:t>
+            </w:r>
           </w:p>
         </w:tc>
         <w:tc>
@@ -495,7 +688,7 @@
           </w:tcPr>
           <w:p>
             <w:pPr>
-              <w:pStyle w:val="NormalWeb"/>
+              <w:pStyle w:val="StandardWeb"/>
               <w:rPr>
                 <w:rFonts w:ascii="Arial" w:hAnsi="Arial" w:cs="Arial"/>
                 <w:b/>
@@ -564,16 +757,49 @@
                 <w:szCs w:val="24"/>
               </w:rPr>
             </w:pPr>
-          </w:p>
-          <w:p>
-            <w:pPr>
+            <w:r>
               <w:rPr>
                 <w:rFonts w:ascii="Arial" w:hAnsi="Arial" w:cs="Arial"/>
                 <w:b/>
                 <w:sz w:val="24"/>
                 <w:szCs w:val="24"/>
               </w:rPr>
-            </w:pPr>
+              <w:drawing>
+                <wp:inline distT="0" distB="0" distL="0" distR="0" wp14:anchorId="59858BAD" wp14:editId="03BFB810">
+                  <wp:extent cx="3485128" cy="2795587"/>
+                  <wp:effectExtent l="0" t="0" r="1270" b="5080"/>
+                  <wp:docPr id="1897234801" name="Grafik 1"/>
+                  <wp:cNvGraphicFramePr>
+                    <a:graphicFrameLocks xmlns:a="http://schemas.openxmlformats.org/drawingml/2006/main" noChangeAspect="1"/>
+                  </wp:cNvGraphicFramePr>
+                  <a:graphic xmlns:a="http://schemas.openxmlformats.org/drawingml/2006/main">
+                    <a:graphicData uri="http://schemas.openxmlformats.org/drawingml/2006/picture">
+                      <pic:pic xmlns:pic="http://schemas.openxmlformats.org/drawingml/2006/picture">
+                        <pic:nvPicPr>
+                          <pic:cNvPr id="1897234801" name=""/>
+                          <pic:cNvPicPr/>
+                        </pic:nvPicPr>
+                        <pic:blipFill>
+                          <a:blip r:embed="rId7"/>
+                          <a:stretch>
+                            <a:fillRect/>
+                          </a:stretch>
+                        </pic:blipFill>
+                        <pic:spPr>
+                          <a:xfrm>
+                            <a:off x="0" y="0"/>
+                            <a:ext cx="3498547" cy="2806351"/>
+                          </a:xfrm>
+                          <a:prstGeom prst="rect">
+                            <a:avLst/>
+                          </a:prstGeom>
+                        </pic:spPr>
+                      </pic:pic>
+                    </a:graphicData>
+                  </a:graphic>
+                </wp:inline>
+              </w:drawing>
+            </w:r>
           </w:p>
           <w:p>
             <w:pPr>
@@ -599,129 +825,96 @@
             <w:pPr>
               <w:rPr>
                 <w:rFonts w:ascii="Arial" w:hAnsi="Arial" w:cs="Arial"/>
+                <w:bCs/>
+                <w:sz w:val="20"/>
+                <w:szCs w:val="20"/>
+                <w:lang/>
+              </w:rPr>
+            </w:pPr>
+            <w:r>
+              <w:rPr>
+                <w:rFonts w:ascii="Arial" w:hAnsi="Arial" w:cs="Arial"/>
+                <w:bCs/>
+                <w:sz w:val="20"/>
+                <w:szCs w:val="20"/>
+                <w:lang/>
+              </w:rPr>
+              <w:t>- The hypothesis i.e. H_0:= errors are homoskedasticity</w:t>
+            </w:r>
+          </w:p>
+          <w:p>
+            <w:pPr>
+              <w:rPr>
+                <w:rFonts w:ascii="Arial" w:hAnsi="Arial" w:cs="Arial"/>
+                <w:bCs/>
+                <w:sz w:val="20"/>
+                <w:szCs w:val="20"/>
+                <w:lang/>
+              </w:rPr>
+            </w:pPr>
+            <w:r>
+              <w:rPr>
+                <w:rFonts w:ascii="Arial" w:hAnsi="Arial" w:cs="Arial"/>
+                <w:bCs/>
+                <w:sz w:val="20"/>
+                <w:szCs w:val="20"/>
+                <w:lang/>
+              </w:rPr>
+              <w:t>- We used the White test to test for heteroskedasticity.</w:t>
+            </w:r>
+          </w:p>
+          <w:p>
+            <w:pPr>
+              <w:rPr>
+                <w:rFonts w:ascii="Arial" w:hAnsi="Arial" w:cs="Arial"/>
+                <w:bCs/>
+                <w:sz w:val="20"/>
+                <w:szCs w:val="20"/>
+                <w:lang/>
+              </w:rPr>
+            </w:pPr>
+            <w:r>
+              <w:rPr>
+                <w:rFonts w:ascii="Arial" w:hAnsi="Arial" w:cs="Arial"/>
+                <w:bCs/>
+                <w:sz w:val="20"/>
+                <w:szCs w:val="20"/>
+                <w:lang/>
+              </w:rPr>
+              <w:t>- the p-value (of the White test) is seen above (~3.401^{-12})</w:t>
+            </w:r>
+          </w:p>
+          <w:p>
+            <w:pPr>
+              <w:rPr>
+                <w:rFonts w:ascii="Arial" w:hAnsi="Arial" w:cs="Arial"/>
+                <w:bCs/>
+                <w:sz w:val="20"/>
+                <w:szCs w:val="20"/>
+                <w:lang/>
+              </w:rPr>
+            </w:pPr>
+          </w:p>
+          <w:p>
+            <w:pPr>
+              <w:rPr>
+                <w:rFonts w:ascii="Arial" w:hAnsi="Arial" w:cs="Arial"/>
                 <w:b/>
                 <w:sz w:val="24"/>
                 <w:szCs w:val="24"/>
-              </w:rPr>
-            </w:pPr>
-          </w:p>
-          <w:p>
-            <w:pPr>
-              <w:rPr>
-                <w:rFonts w:ascii="Arial" w:hAnsi="Arial" w:cs="Arial"/>
-                <w:b/>
-                <w:sz w:val="24"/>
-                <w:szCs w:val="24"/>
-              </w:rPr>
-            </w:pPr>
-          </w:p>
-          <w:p>
-            <w:pPr>
-              <w:rPr>
-                <w:rFonts w:ascii="Arial" w:hAnsi="Arial" w:cs="Arial"/>
-                <w:b/>
-                <w:sz w:val="24"/>
-                <w:szCs w:val="24"/>
-              </w:rPr>
-            </w:pPr>
-          </w:p>
-          <w:p>
-            <w:pPr>
-              <w:rPr>
-                <w:rFonts w:ascii="Arial" w:hAnsi="Arial" w:cs="Arial"/>
-                <w:b/>
-                <w:sz w:val="24"/>
-                <w:szCs w:val="24"/>
-              </w:rPr>
-            </w:pPr>
-          </w:p>
-          <w:p>
-            <w:pPr>
-              <w:rPr>
-                <w:rFonts w:ascii="Arial" w:hAnsi="Arial" w:cs="Arial"/>
-                <w:b/>
-                <w:sz w:val="24"/>
-                <w:szCs w:val="24"/>
-              </w:rPr>
-            </w:pPr>
-          </w:p>
-          <w:p>
-            <w:pPr>
-              <w:rPr>
-                <w:rFonts w:ascii="Arial" w:hAnsi="Arial" w:cs="Arial"/>
-                <w:b/>
-                <w:sz w:val="24"/>
-                <w:szCs w:val="24"/>
-              </w:rPr>
-            </w:pPr>
-          </w:p>
-          <w:p>
-            <w:pPr>
-              <w:rPr>
-                <w:rFonts w:ascii="Arial" w:hAnsi="Arial" w:cs="Arial"/>
-                <w:b/>
-                <w:sz w:val="24"/>
-                <w:szCs w:val="24"/>
-              </w:rPr>
-            </w:pPr>
-          </w:p>
-          <w:p>
-            <w:pPr>
-              <w:rPr>
-                <w:rFonts w:ascii="Arial" w:hAnsi="Arial" w:cs="Arial"/>
-                <w:b/>
-                <w:sz w:val="24"/>
-                <w:szCs w:val="24"/>
-              </w:rPr>
-            </w:pPr>
-          </w:p>
-          <w:p>
-            <w:pPr>
-              <w:rPr>
-                <w:rFonts w:ascii="Arial" w:hAnsi="Arial" w:cs="Arial"/>
-                <w:b/>
-                <w:sz w:val="24"/>
-                <w:szCs w:val="24"/>
-              </w:rPr>
-            </w:pPr>
-          </w:p>
-          <w:p>
-            <w:pPr>
-              <w:rPr>
-                <w:rFonts w:ascii="Arial" w:hAnsi="Arial" w:cs="Arial"/>
-                <w:b/>
-                <w:sz w:val="24"/>
-                <w:szCs w:val="24"/>
-              </w:rPr>
-            </w:pPr>
-          </w:p>
-          <w:p>
-            <w:pPr>
-              <w:rPr>
-                <w:rFonts w:ascii="Arial" w:hAnsi="Arial" w:cs="Arial"/>
-                <w:b/>
-                <w:sz w:val="24"/>
-                <w:szCs w:val="24"/>
-              </w:rPr>
-            </w:pPr>
-          </w:p>
-          <w:p>
-            <w:pPr>
-              <w:rPr>
-                <w:rFonts w:ascii="Arial" w:hAnsi="Arial" w:cs="Arial"/>
-                <w:sz w:val="24"/>
-                <w:szCs w:val="24"/>
-              </w:rPr>
-            </w:pPr>
-          </w:p>
-          <w:p>
-            <w:pPr>
-              <w:rPr>
-                <w:rFonts w:ascii="Arial" w:hAnsi="Arial" w:cs="Arial"/>
-                <w:sz w:val="24"/>
-                <w:szCs w:val="24"/>
-              </w:rPr>
-            </w:pPr>
+                <w:lang w:val="de-CH"/>
+              </w:rPr>
+            </w:pPr>
+            <w:r>
+              <w:rPr>
+                <w:rFonts w:ascii="Arial" w:hAnsi="Arial" w:cs="Arial"/>
+                <w:bCs/>
+                <w:sz w:val="20"/>
+                <w:szCs w:val="20"/>
+                <w:lang/>
+              </w:rPr>
+              <w:t>The residuals show clear time-varying volatility. The most pronounced high-volatility episode is during the financial crisis, roughly from September 2008 to mid-2009, where residuals fluctuate much more strongly than in the rest of the sample. A White test rejects homoskedasticity strongly (p-value near zero), so there is evidence of heteroskedasticity supported by the rejection of H_0 by the p-value.</w:t>
+            </w:r>
           </w:p>
         </w:tc>
         <w:tc>
@@ -750,7 +943,7 @@
           </w:tcPr>
           <w:p>
             <w:pPr>
-              <w:pStyle w:val="NormalWeb"/>
+              <w:pStyle w:val="StandardWeb"/>
               <w:rPr>
                 <w:rFonts w:ascii="Arial" w:hAnsi="Arial" w:cs="Arial"/>
                 <w:b/>
@@ -765,7 +958,6 @@
                 <w:sz w:val="20"/>
                 <w:szCs w:val="20"/>
               </w:rPr>
-              <w:lastRenderedPageBreak/>
               <w:t xml:space="preserve">3. Plot a correlogram of residuals with 10 lags; comment. Test for autocorrelation at the 1st lag using the Durbin-Watson test; report the test statistic and your conclusion. </w:t>
             </w:r>
             <w:r>
@@ -801,15 +993,144 @@
                 <w:szCs w:val="24"/>
               </w:rPr>
             </w:pPr>
-          </w:p>
-          <w:p>
-            <w:pPr>
+            <w:r>
               <w:rPr>
                 <w:rFonts w:ascii="Arial" w:hAnsi="Arial" w:cs="Arial"/>
                 <w:sz w:val="24"/>
                 <w:szCs w:val="24"/>
               </w:rPr>
-            </w:pPr>
+              <w:drawing>
+                <wp:inline distT="0" distB="0" distL="0" distR="0" wp14:anchorId="73DB4CE4" wp14:editId="3BECFA72">
+                  <wp:extent cx="3686934" cy="1981835"/>
+                  <wp:effectExtent l="0" t="0" r="8890" b="0"/>
+                  <wp:docPr id="593337403" name="Grafik 1"/>
+                  <wp:cNvGraphicFramePr>
+                    <a:graphicFrameLocks xmlns:a="http://schemas.openxmlformats.org/drawingml/2006/main" noChangeAspect="1"/>
+                  </wp:cNvGraphicFramePr>
+                  <a:graphic xmlns:a="http://schemas.openxmlformats.org/drawingml/2006/main">
+                    <a:graphicData uri="http://schemas.openxmlformats.org/drawingml/2006/picture">
+                      <pic:pic xmlns:pic="http://schemas.openxmlformats.org/drawingml/2006/picture">
+                        <pic:nvPicPr>
+                          <pic:cNvPr id="593337403" name=""/>
+                          <pic:cNvPicPr/>
+                        </pic:nvPicPr>
+                        <pic:blipFill>
+                          <a:blip r:embed="rId8"/>
+                          <a:stretch>
+                            <a:fillRect/>
+                          </a:stretch>
+                        </pic:blipFill>
+                        <pic:spPr>
+                          <a:xfrm>
+                            <a:off x="0" y="0"/>
+                            <a:ext cx="3710019" cy="1994244"/>
+                          </a:xfrm>
+                          <a:prstGeom prst="rect">
+                            <a:avLst/>
+                          </a:prstGeom>
+                        </pic:spPr>
+                      </pic:pic>
+                    </a:graphicData>
+                  </a:graphic>
+                </wp:inline>
+              </w:drawing>
+            </w:r>
+          </w:p>
+          <w:p>
+            <w:pPr>
+              <w:rPr>
+                <w:rFonts w:ascii="Arial" w:hAnsi="Arial" w:cs="Arial"/>
+                <w:sz w:val="24"/>
+                <w:szCs w:val="24"/>
+              </w:rPr>
+            </w:pPr>
+          </w:p>
+          <w:p>
+            <w:pPr>
+              <w:rPr>
+                <w:rFonts w:ascii="Arial" w:hAnsi="Arial" w:cs="Arial"/>
+                <w:sz w:val="24"/>
+                <w:szCs w:val="24"/>
+                <w:lang/>
+              </w:rPr>
+            </w:pPr>
+            <w:r>
+              <w:rPr>
+                <w:rFonts w:ascii="Arial" w:hAnsi="Arial" w:cs="Arial"/>
+                <w:sz w:val="24"/>
+                <w:szCs w:val="24"/>
+                <w:lang/>
+              </w:rPr>
+              <w:t xml:space="preserve">durbin_watson: 1.5643394128216102: </w:t>
+            </w:r>
+          </w:p>
+          <w:p>
+            <w:pPr>
+              <w:rPr>
+                <w:rFonts w:ascii="Arial" w:hAnsi="Arial" w:cs="Arial"/>
+                <w:sz w:val="24"/>
+                <w:szCs w:val="24"/>
+                <w:lang w:val="de-CH"/>
+              </w:rPr>
+            </w:pPr>
+            <w:r>
+              <w:rPr>
+                <w:rFonts w:ascii="Arial" w:hAnsi="Arial" w:cs="Arial"/>
+                <w:sz w:val="24"/>
+                <w:szCs w:val="24"/>
+                <w:lang/>
+              </w:rPr>
+              <w:t>conclusion: no first-order autocorrelation:</w:t>
+            </w:r>
+          </w:p>
+          <w:p>
+            <w:pPr>
+              <w:rPr>
+                <w:rFonts w:ascii="Arial" w:hAnsi="Arial" w:cs="Arial"/>
+                <w:sz w:val="24"/>
+                <w:szCs w:val="24"/>
+                <w:lang w:val="de-CH"/>
+              </w:rPr>
+            </w:pPr>
+          </w:p>
+          <w:p>
+            <w:pPr>
+              <w:rPr>
+                <w:rFonts w:ascii="Arial" w:hAnsi="Arial" w:cs="Arial"/>
+                <w:sz w:val="24"/>
+                <w:szCs w:val="24"/>
+                <w:lang w:val="de-CH"/>
+              </w:rPr>
+            </w:pPr>
+            <w:r>
+              <w:rPr>
+                <w:rFonts w:ascii="Arial" w:hAnsi="Arial" w:cs="Arial"/>
+                <w:sz w:val="24"/>
+                <w:szCs w:val="24"/>
+                <w:lang/>
+              </w:rPr>
+              <w:t xml:space="preserve">- The lecture notes say that we reject if DW_Score &lt; 1.5. Since we obtain a value of ~1.5643 we do </w:t>
+            </w:r>
+            <w:r>
+              <w:rPr>
+                <w:rFonts w:ascii="Arial" w:hAnsi="Arial" w:cs="Arial"/>
+                <w:i/>
+                <w:iCs/>
+                <w:sz w:val="24"/>
+                <w:szCs w:val="24"/>
+                <w:lang/>
+              </w:rPr>
+              <w:t>*NOT*</w:t>
+            </w:r>
+            <w:r>
+              <w:rPr>
+                <w:rFonts w:ascii="Arial" w:hAnsi="Arial" w:cs="Arial"/>
+                <w:sz w:val="24"/>
+                <w:szCs w:val="24"/>
+                <w:lang/>
+              </w:rPr>
+              <w:t xml:space="preserve"> reject H_0 =&gt; Therefore, we do not find sufficient evidence of positive first-order autocorrelation. </w:t>
+            </w:r>
           </w:p>
         </w:tc>
         <w:tc>
@@ -839,7 +1160,7 @@
           </w:tcPr>
           <w:p>
             <w:pPr>
-              <w:pStyle w:val="NormalWeb"/>
+              <w:pStyle w:val="StandardWeb"/>
               <w:rPr>
                 <w:rFonts w:ascii="Arial" w:hAnsi="Arial" w:cs="Arial"/>
                 <w:b/>
@@ -886,10 +1207,220 @@
               <w:rPr>
                 <w:rFonts w:ascii="Arial" w:hAnsi="Arial" w:cs="Arial"/>
                 <w:bCs/>
-                <w:sz w:val="24"/>
-                <w:szCs w:val="24"/>
-              </w:rPr>
-            </w:pPr>
+                <w:lang/>
+              </w:rPr>
+            </w:pPr>
+            <w:r>
+              <w:rPr>
+                <w:rFonts w:ascii="Arial" w:hAnsi="Arial" w:cs="Arial"/>
+                <w:bCs/>
+                <w:lang/>
+              </w:rPr>
+              <w:t xml:space="preserve">No. The regression coefficients α̂ and β̂ do </w:t>
+            </w:r>
+            <w:r>
+              <w:rPr>
+                <w:rFonts w:ascii="Arial" w:hAnsi="Arial" w:cs="Arial"/>
+                <w:b/>
+                <w:bCs/>
+                <w:lang/>
+              </w:rPr>
+              <w:t>not</w:t>
+            </w:r>
+            <w:r>
+              <w:rPr>
+                <w:rFonts w:ascii="Arial" w:hAnsi="Arial" w:cs="Arial"/>
+                <w:bCs/>
+                <w:lang/>
+              </w:rPr>
+              <w:t xml:space="preserve"> change when the errors are corrected for heteroskedasticity and autocorrelation, </w:t>
+            </w:r>
+            <w:r>
+              <w:rPr>
+                <w:rFonts w:ascii="Arial" w:hAnsi="Arial" w:cs="Arial"/>
+                <w:b/>
+                <w:bCs/>
+                <w:lang/>
+              </w:rPr>
+              <w:t>as long as the estimator remains OLS</w:t>
+            </w:r>
+            <w:r>
+              <w:rPr>
+                <w:rFonts w:ascii="Arial" w:hAnsi="Arial" w:cs="Arial"/>
+                <w:bCs/>
+                <w:lang/>
+              </w:rPr>
+              <w:t>.</w:t>
+            </w:r>
+          </w:p>
+          <w:p>
+            <w:pPr>
+              <w:rPr>
+                <w:rFonts w:ascii="Arial" w:hAnsi="Arial" w:cs="Arial"/>
+                <w:bCs/>
+                <w:lang/>
+              </w:rPr>
+            </w:pPr>
+            <w:r>
+              <w:rPr>
+                <w:rFonts w:ascii="Arial" w:hAnsi="Arial" w:cs="Arial"/>
+                <w:bCs/>
+                <w:lang/>
+              </w:rPr>
+              <w:t>The reason is that the OLS point estimate is still</w:t>
+            </w:r>
+          </w:p>
+          <w:p>
+            <w:pPr>
+              <w:rPr>
+                <w:rFonts w:ascii="Arial" w:hAnsi="Arial" w:cs="Arial"/>
+                <w:bCs/>
+                <w:lang/>
+              </w:rPr>
+            </w:pPr>
+            <w:r>
+              <w:rPr>
+                <w:rFonts w:ascii="Arial" w:hAnsi="Arial" w:cs="Arial"/>
+                <w:bCs/>
+                <w:lang/>
+              </w:rPr>
+              <w:t>β̂_OLS = (X'X)</w:t>
+            </w:r>
+            <w:r>
+              <w:rPr>
+                <w:rFonts w:ascii="Cambria Math" w:hAnsi="Cambria Math" w:cs="Cambria Math"/>
+                <w:bCs/>
+                <w:lang/>
+              </w:rPr>
+              <w:t>⁻</w:t>
+            </w:r>
+            <w:r>
+              <w:rPr>
+                <w:rFonts w:ascii="Arial" w:hAnsi="Arial" w:cs="Arial"/>
+                <w:bCs/>
+                <w:lang/>
+              </w:rPr>
+              <w:t>¹X'y,</w:t>
+            </w:r>
+          </w:p>
+          <w:p>
+            <w:pPr>
+              <w:rPr>
+                <w:rFonts w:ascii="Arial" w:hAnsi="Arial" w:cs="Arial"/>
+                <w:bCs/>
+                <w:lang/>
+              </w:rPr>
+            </w:pPr>
+            <w:r>
+              <w:rPr>
+                <w:rFonts w:ascii="Arial" w:hAnsi="Arial" w:cs="Arial"/>
+                <w:bCs/>
+                <w:lang/>
+              </w:rPr>
+              <w:t>so it depends only on the regressors and the dependent variable, not on the covariance correction.</w:t>
+            </w:r>
+          </w:p>
+          <w:p>
+            <w:pPr>
+              <w:rPr>
+                <w:rFonts w:ascii="Arial" w:hAnsi="Arial" w:cs="Arial"/>
+                <w:bCs/>
+                <w:lang/>
+              </w:rPr>
+            </w:pPr>
+            <w:r>
+              <w:rPr>
+                <w:rFonts w:ascii="Arial" w:hAnsi="Arial" w:cs="Arial"/>
+                <w:bCs/>
+                <w:lang/>
+              </w:rPr>
+              <w:t xml:space="preserve">What changes is the </w:t>
+            </w:r>
+            <w:r>
+              <w:rPr>
+                <w:rFonts w:ascii="Arial" w:hAnsi="Arial" w:cs="Arial"/>
+                <w:b/>
+                <w:bCs/>
+                <w:lang/>
+              </w:rPr>
+              <w:t>estimated variance-covariance matrix</w:t>
+            </w:r>
+            <w:r>
+              <w:rPr>
+                <w:rFonts w:ascii="Arial" w:hAnsi="Arial" w:cs="Arial"/>
+                <w:bCs/>
+                <w:lang/>
+              </w:rPr>
+              <w:t xml:space="preserve"> of the OLS estimator. Therefore, the </w:t>
+            </w:r>
+            <w:r>
+              <w:rPr>
+                <w:rFonts w:ascii="Arial" w:hAnsi="Arial" w:cs="Arial"/>
+                <w:b/>
+                <w:bCs/>
+                <w:lang/>
+              </w:rPr>
+              <w:t>standard errors, t-statistics, p-values, and confidence intervals</w:t>
+            </w:r>
+            <w:r>
+              <w:rPr>
+                <w:rFonts w:ascii="Arial" w:hAnsi="Arial" w:cs="Arial"/>
+                <w:bCs/>
+                <w:lang/>
+              </w:rPr>
+              <w:t xml:space="preserve"> may change, but not the coefficient estimates themselves.</w:t>
+            </w:r>
+          </w:p>
+          <w:p>
+            <w:pPr>
+              <w:rPr>
+                <w:rFonts w:ascii="Arial" w:hAnsi="Arial" w:cs="Arial"/>
+                <w:bCs/>
+                <w:lang w:val="de-CH"/>
+              </w:rPr>
+            </w:pPr>
+            <w:r>
+              <w:rPr>
+                <w:rFonts w:ascii="Arial" w:hAnsi="Arial" w:cs="Arial"/>
+                <w:bCs/>
+                <w:lang/>
+              </w:rPr>
+              <w:t xml:space="preserve">In the lecture notes, heteroskedasticity is handled by </w:t>
+            </w:r>
+            <w:r>
+              <w:rPr>
+                <w:rFonts w:ascii="Arial" w:hAnsi="Arial" w:cs="Arial"/>
+                <w:b/>
+                <w:bCs/>
+                <w:lang/>
+              </w:rPr>
+              <w:t>White’s covariance matrix</w:t>
+            </w:r>
+            <w:r>
+              <w:rPr>
+                <w:rFonts w:ascii="Arial" w:hAnsi="Arial" w:cs="Arial"/>
+                <w:bCs/>
+                <w:lang/>
+              </w:rPr>
+              <w:t xml:space="preserve"> and autocorrelation by </w:t>
+            </w:r>
+            <w:r>
+              <w:rPr>
+                <w:rFonts w:ascii="Arial" w:hAnsi="Arial" w:cs="Arial"/>
+                <w:b/>
+                <w:bCs/>
+                <w:lang/>
+              </w:rPr>
+              <w:t>Newey–West</w:t>
+            </w:r>
+            <w:r>
+              <w:rPr>
+                <w:rFonts w:ascii="Arial" w:hAnsi="Arial" w:cs="Arial"/>
+                <w:bCs/>
+                <w:lang/>
+              </w:rPr>
+              <w:t>, both as adjustments to the covariance matrix of the OLS estimator, not as changes to the OLS coefficients.</w:t>
+            </w:r>
           </w:p>
         </w:tc>
         <w:tc>
@@ -915,7 +1446,7 @@
           </w:tcPr>
           <w:p>
             <w:pPr>
-              <w:pStyle w:val="NormalWeb"/>
+              <w:pStyle w:val="StandardWeb"/>
               <w:rPr>
                 <w:rFonts w:ascii="Arial" w:hAnsi="Arial" w:cs="Arial"/>
                 <w:b/>
@@ -930,7 +1461,16 @@
                 <w:sz w:val="20"/>
                 <w:szCs w:val="20"/>
               </w:rPr>
-              <w:t xml:space="preserve">5. Calculate HAC standard errors of the coefficients. Report the results and compare them with the ones you got in question 1. </w:t>
+              <w:t xml:space="preserve">5. Calculate HAC standard errors of the coefficients. Report the results and compare </w:t>
+            </w:r>
+            <w:r>
+              <w:rPr>
+                <w:rFonts w:ascii="Arial" w:hAnsi="Arial" w:cs="Arial"/>
+                <w:sz w:val="20"/>
+                <w:szCs w:val="20"/>
+              </w:rPr>
+              <w:lastRenderedPageBreak/>
+              <w:t xml:space="preserve">them with the ones you got in question 1. </w:t>
             </w:r>
             <w:r>
               <w:rPr>
@@ -961,8 +1501,181 @@
             <w:pPr>
               <w:rPr>
                 <w:rFonts w:ascii="Arial" w:hAnsi="Arial" w:cs="Arial"/>
-                <w:sz w:val="24"/>
-                <w:szCs w:val="24"/>
+                <w:lang/>
+              </w:rPr>
+            </w:pPr>
+            <w:r>
+              <w:rPr>
+                <w:rFonts w:ascii="Arial" w:hAnsi="Arial" w:cs="Arial"/>
+                <w:lang/>
+              </w:rPr>
+              <w:lastRenderedPageBreak/>
+              <w:t xml:space="preserve">Using </w:t>
+            </w:r>
+            <w:r>
+              <w:rPr>
+                <w:rFonts w:ascii="Arial" w:hAnsi="Arial" w:cs="Arial"/>
+                <w:b/>
+                <w:bCs/>
+                <w:lang/>
+              </w:rPr>
+              <w:t>Newey–West HAC</w:t>
+            </w:r>
+            <w:r>
+              <w:rPr>
+                <w:rFonts w:ascii="Arial" w:hAnsi="Arial" w:cs="Arial"/>
+                <w:lang/>
+              </w:rPr>
+              <w:t xml:space="preserve"> standard errors does </w:t>
+            </w:r>
+            <w:r>
+              <w:rPr>
+                <w:rFonts w:ascii="Arial" w:hAnsi="Arial" w:cs="Arial"/>
+                <w:b/>
+                <w:bCs/>
+                <w:lang/>
+              </w:rPr>
+              <w:t>not</w:t>
+            </w:r>
+            <w:r>
+              <w:rPr>
+                <w:rFonts w:ascii="Arial" w:hAnsi="Arial" w:cs="Arial"/>
+                <w:lang/>
+              </w:rPr>
+              <w:t xml:space="preserve"> change the OLS coefficient estimates: α̂ = 0.2850 and β̂ = 0.1739 are unchanged. This is expected, because HAC corrects the </w:t>
+            </w:r>
+            <w:r>
+              <w:rPr>
+                <w:rFonts w:ascii="Arial" w:hAnsi="Arial" w:cs="Arial"/>
+                <w:b/>
+                <w:bCs/>
+                <w:lang/>
+              </w:rPr>
+              <w:lastRenderedPageBreak/>
+              <w:t>estimated variance-covariance matrix</w:t>
+            </w:r>
+            <w:r>
+              <w:rPr>
+                <w:rFonts w:ascii="Arial" w:hAnsi="Arial" w:cs="Arial"/>
+                <w:lang/>
+              </w:rPr>
+              <w:t xml:space="preserve"> of the OLS estimator, not the OLS point estimates themselves.</w:t>
+            </w:r>
+          </w:p>
+          <w:p>
+            <w:pPr>
+              <w:rPr>
+                <w:rFonts w:ascii="Arial" w:hAnsi="Arial" w:cs="Arial"/>
+                <w:lang/>
+              </w:rPr>
+            </w:pPr>
+            <w:r>
+              <w:rPr>
+                <w:rFonts w:ascii="Arial" w:hAnsi="Arial" w:cs="Arial"/>
+                <w:lang/>
+              </w:rPr>
+              <w:t xml:space="preserve">Compared with the usual OLS results, the </w:t>
+            </w:r>
+            <w:r>
+              <w:rPr>
+                <w:rFonts w:ascii="Arial" w:hAnsi="Arial" w:cs="Arial"/>
+                <w:b/>
+                <w:bCs/>
+                <w:lang/>
+              </w:rPr>
+              <w:t>standard errors increase</w:t>
+            </w:r>
+            <w:r>
+              <w:rPr>
+                <w:rFonts w:ascii="Arial" w:hAnsi="Arial" w:cs="Arial"/>
+                <w:lang/>
+              </w:rPr>
+              <w:t xml:space="preserve"> noticeably. For α̂, the standard error rises from 0.0706 to 0.0881. For β̂, it rises from 0.0153 to 0.0295.</w:t>
+            </w:r>
+          </w:p>
+          <w:p>
+            <w:pPr>
+              <w:rPr>
+                <w:rFonts w:ascii="Arial" w:hAnsi="Arial" w:cs="Arial"/>
+                <w:lang/>
+              </w:rPr>
+            </w:pPr>
+            <w:r>
+              <w:rPr>
+                <w:rFonts w:ascii="Arial" w:hAnsi="Arial" w:cs="Arial"/>
+                <w:lang/>
+              </w:rPr>
+              <w:t xml:space="preserve">As a consequence, the </w:t>
+            </w:r>
+            <w:r>
+              <w:rPr>
+                <w:rFonts w:ascii="Arial" w:hAnsi="Arial" w:cs="Arial"/>
+                <w:b/>
+                <w:bCs/>
+                <w:lang/>
+              </w:rPr>
+              <w:t>t-statistics fall</w:t>
+            </w:r>
+            <w:r>
+              <w:rPr>
+                <w:rFonts w:ascii="Arial" w:hAnsi="Arial" w:cs="Arial"/>
+                <w:lang/>
+              </w:rPr>
+              <w:t xml:space="preserve"> and the </w:t>
+            </w:r>
+            <w:r>
+              <w:rPr>
+                <w:rFonts w:ascii="Arial" w:hAnsi="Arial" w:cs="Arial"/>
+                <w:b/>
+                <w:bCs/>
+                <w:lang/>
+              </w:rPr>
+              <w:t>p-values increase</w:t>
+            </w:r>
+            <w:r>
+              <w:rPr>
+                <w:rFonts w:ascii="Arial" w:hAnsi="Arial" w:cs="Arial"/>
+                <w:lang/>
+              </w:rPr>
+              <w:t>, so inference becomes more conservative. However, both coefficients remain statistically significant: α̂ is still significant at the 1% level with p = 0.00136, and β̂ remains highly significant.</w:t>
+            </w:r>
+          </w:p>
+          <w:p>
+            <w:pPr>
+              <w:rPr>
+                <w:rFonts w:ascii="Arial" w:hAnsi="Arial" w:cs="Arial"/>
+                <w:lang/>
+              </w:rPr>
+            </w:pPr>
+            <w:r>
+              <w:rPr>
+                <w:rFonts w:ascii="Arial" w:hAnsi="Arial" w:cs="Arial"/>
+                <w:lang/>
+              </w:rPr>
+              <w:t xml:space="preserve">Therefore, correcting for heteroskedasticity and autocorrelation reduces the estimated precision of the coefficients, but it does </w:t>
+            </w:r>
+            <w:r>
+              <w:rPr>
+                <w:rFonts w:ascii="Arial" w:hAnsi="Arial" w:cs="Arial"/>
+                <w:b/>
+                <w:bCs/>
+                <w:lang/>
+              </w:rPr>
+              <w:t>not</w:t>
+            </w:r>
+            <w:r>
+              <w:rPr>
+                <w:rFonts w:ascii="Arial" w:hAnsi="Arial" w:cs="Arial"/>
+                <w:lang/>
+              </w:rPr>
+              <w:t xml:space="preserve"> change the qualitative conclusion of the regression.</w:t>
+            </w:r>
+          </w:p>
+          <w:p>
+            <w:pPr>
+              <w:rPr>
+                <w:rFonts w:ascii="Arial" w:hAnsi="Arial" w:cs="Arial"/>
+                <w:lang/>
               </w:rPr>
             </w:pPr>
           </w:p>
@@ -993,7 +1706,7 @@
           </w:tcPr>
           <w:p>
             <w:pPr>
-              <w:pStyle w:val="NormalWeb"/>
+              <w:pStyle w:val="StandardWeb"/>
               <w:rPr>
                 <w:rFonts w:ascii="Arial" w:hAnsi="Arial" w:cs="Arial"/>
                 <w:b/>
@@ -1008,7 +1721,6 @@
                 <w:sz w:val="20"/>
                 <w:szCs w:val="20"/>
               </w:rPr>
-              <w:lastRenderedPageBreak/>
               <w:t xml:space="preserve">6. Estimate the CAPM on the returns of MAC, MULT and ELS in a SURE fashion, using a non-HAC covariance estimator. Report the covariance matrix of the residuals. </w:t>
             </w:r>
             <w:r>
@@ -1043,6 +1755,715 @@
                 <w:b/>
                 <w:sz w:val="24"/>
                 <w:szCs w:val="24"/>
+                <w:lang/>
+              </w:rPr>
+            </w:pPr>
+            <w:r>
+              <w:rPr>
+                <w:rFonts w:ascii="Arial" w:hAnsi="Arial" w:cs="Arial"/>
+                <w:b/>
+                <w:sz w:val="24"/>
+                <w:szCs w:val="24"/>
+                <w:lang/>
+              </w:rPr>
+              <w:t>Residual covariance matrix:</w:t>
+            </w:r>
+          </w:p>
+          <w:tbl>
+            <w:tblPr>
+              <w:tblW w:w="0" w:type="auto"/>
+              <w:tblBorders>
+                <w:top w:val="outset" w:sz="6" w:space="0" w:color="auto"/>
+                <w:left w:val="outset" w:sz="6" w:space="0" w:color="auto"/>
+                <w:bottom w:val="outset" w:sz="6" w:space="0" w:color="auto"/>
+                <w:right w:val="outset" w:sz="6" w:space="0" w:color="auto"/>
+              </w:tblBorders>
+              <w:tblCellMar>
+                <w:top w:w="15" w:type="dxa"/>
+                <w:left w:w="15" w:type="dxa"/>
+                <w:bottom w:w="15" w:type="dxa"/>
+                <w:right w:w="15" w:type="dxa"/>
+              </w:tblCellMar>
+              <w:tblLook w:val="04A0" w:firstRow="1" w:lastRow="0" w:firstColumn="1" w:lastColumn="0" w:noHBand="0" w:noVBand="1"/>
+            </w:tblPr>
+            <w:tblGrid>
+              <w:gridCol w:w="907"/>
+              <w:gridCol w:w="1242"/>
+              <w:gridCol w:w="1242"/>
+              <w:gridCol w:w="1242"/>
+            </w:tblGrid>
+            <w:tr>
+              <w:trPr>
+                <w:tblHeader/>
+              </w:trPr>
+              <w:tc>
+                <w:tcPr>
+                  <w:tcW w:w="0" w:type="auto"/>
+                  <w:tcBorders>
+                    <w:top w:val="outset" w:sz="6" w:space="0" w:color="auto"/>
+                    <w:left w:val="outset" w:sz="6" w:space="0" w:color="auto"/>
+                    <w:bottom w:val="outset" w:sz="6" w:space="0" w:color="auto"/>
+                    <w:right w:val="outset" w:sz="6" w:space="0" w:color="auto"/>
+                  </w:tcBorders>
+                  <w:tcMar>
+                    <w:top w:w="60" w:type="dxa"/>
+                    <w:left w:w="120" w:type="dxa"/>
+                    <w:bottom w:w="60" w:type="dxa"/>
+                    <w:right w:w="120" w:type="dxa"/>
+                  </w:tcMar>
+                  <w:vAlign w:val="center"/>
+                  <w:hideMark/>
+                </w:tcPr>
+                <w:p>
+                  <w:pPr>
+                    <w:spacing w:after="0" w:line="240" w:lineRule="auto"/>
+                    <w:rPr>
+                      <w:rFonts w:ascii="Arial" w:hAnsi="Arial" w:cs="Arial"/>
+                      <w:b/>
+                      <w:sz w:val="24"/>
+                      <w:szCs w:val="24"/>
+                      <w:lang/>
+                    </w:rPr>
+                  </w:pPr>
+                </w:p>
+              </w:tc>
+              <w:tc>
+                <w:tcPr>
+                  <w:tcW w:w="0" w:type="auto"/>
+                  <w:tcBorders>
+                    <w:top w:val="outset" w:sz="6" w:space="0" w:color="auto"/>
+                    <w:left w:val="outset" w:sz="6" w:space="0" w:color="auto"/>
+                    <w:bottom w:val="outset" w:sz="6" w:space="0" w:color="auto"/>
+                    <w:right w:val="outset" w:sz="6" w:space="0" w:color="auto"/>
+                  </w:tcBorders>
+                  <w:tcMar>
+                    <w:top w:w="60" w:type="dxa"/>
+                    <w:left w:w="120" w:type="dxa"/>
+                    <w:bottom w:w="60" w:type="dxa"/>
+                    <w:right w:w="120" w:type="dxa"/>
+                  </w:tcMar>
+                  <w:vAlign w:val="center"/>
+                  <w:hideMark/>
+                </w:tcPr>
+                <w:p>
+                  <w:pPr>
+                    <w:spacing w:after="0" w:line="240" w:lineRule="auto"/>
+                    <w:rPr>
+                      <w:rFonts w:ascii="Arial" w:hAnsi="Arial" w:cs="Arial"/>
+                      <w:b/>
+                      <w:bCs/>
+                      <w:sz w:val="24"/>
+                      <w:szCs w:val="24"/>
+                      <w:lang/>
+                    </w:rPr>
+                  </w:pPr>
+                  <w:r>
+                    <w:rPr>
+                      <w:rFonts w:ascii="Arial" w:hAnsi="Arial" w:cs="Arial"/>
+                      <w:b/>
+                      <w:bCs/>
+                      <w:sz w:val="24"/>
+                      <w:szCs w:val="24"/>
+                      <w:lang/>
+                    </w:rPr>
+                    <w:t>MAC</w:t>
+                  </w:r>
+                </w:p>
+              </w:tc>
+              <w:tc>
+                <w:tcPr>
+                  <w:tcW w:w="0" w:type="auto"/>
+                  <w:tcBorders>
+                    <w:top w:val="outset" w:sz="6" w:space="0" w:color="auto"/>
+                    <w:left w:val="outset" w:sz="6" w:space="0" w:color="auto"/>
+                    <w:bottom w:val="outset" w:sz="6" w:space="0" w:color="auto"/>
+                    <w:right w:val="outset" w:sz="6" w:space="0" w:color="auto"/>
+                  </w:tcBorders>
+                  <w:tcMar>
+                    <w:top w:w="60" w:type="dxa"/>
+                    <w:left w:w="120" w:type="dxa"/>
+                    <w:bottom w:w="60" w:type="dxa"/>
+                    <w:right w:w="120" w:type="dxa"/>
+                  </w:tcMar>
+                  <w:vAlign w:val="center"/>
+                  <w:hideMark/>
+                </w:tcPr>
+                <w:p>
+                  <w:pPr>
+                    <w:spacing w:after="0" w:line="240" w:lineRule="auto"/>
+                    <w:rPr>
+                      <w:rFonts w:ascii="Arial" w:hAnsi="Arial" w:cs="Arial"/>
+                      <w:b/>
+                      <w:bCs/>
+                      <w:sz w:val="24"/>
+                      <w:szCs w:val="24"/>
+                      <w:lang/>
+                    </w:rPr>
+                  </w:pPr>
+                  <w:r>
+                    <w:rPr>
+                      <w:rFonts w:ascii="Arial" w:hAnsi="Arial" w:cs="Arial"/>
+                      <w:b/>
+                      <w:bCs/>
+                      <w:sz w:val="24"/>
+                      <w:szCs w:val="24"/>
+                      <w:lang/>
+                    </w:rPr>
+                    <w:t>MULT</w:t>
+                  </w:r>
+                </w:p>
+              </w:tc>
+              <w:tc>
+                <w:tcPr>
+                  <w:tcW w:w="0" w:type="auto"/>
+                  <w:tcBorders>
+                    <w:top w:val="outset" w:sz="6" w:space="0" w:color="auto"/>
+                    <w:left w:val="outset" w:sz="6" w:space="0" w:color="auto"/>
+                    <w:bottom w:val="outset" w:sz="6" w:space="0" w:color="auto"/>
+                    <w:right w:val="outset" w:sz="6" w:space="0" w:color="auto"/>
+                  </w:tcBorders>
+                  <w:tcMar>
+                    <w:top w:w="60" w:type="dxa"/>
+                    <w:left w:w="120" w:type="dxa"/>
+                    <w:bottom w:w="60" w:type="dxa"/>
+                    <w:right w:w="120" w:type="dxa"/>
+                  </w:tcMar>
+                  <w:vAlign w:val="center"/>
+                  <w:hideMark/>
+                </w:tcPr>
+                <w:p>
+                  <w:pPr>
+                    <w:spacing w:after="0" w:line="240" w:lineRule="auto"/>
+                    <w:rPr>
+                      <w:rFonts w:ascii="Arial" w:hAnsi="Arial" w:cs="Arial"/>
+                      <w:b/>
+                      <w:bCs/>
+                      <w:sz w:val="24"/>
+                      <w:szCs w:val="24"/>
+                      <w:lang/>
+                    </w:rPr>
+                  </w:pPr>
+                  <w:r>
+                    <w:rPr>
+                      <w:rFonts w:ascii="Arial" w:hAnsi="Arial" w:cs="Arial"/>
+                      <w:b/>
+                      <w:bCs/>
+                      <w:sz w:val="24"/>
+                      <w:szCs w:val="24"/>
+                      <w:lang/>
+                    </w:rPr>
+                    <w:t>ELS</w:t>
+                  </w:r>
+                </w:p>
+              </w:tc>
+            </w:tr>
+            <w:tr>
+              <w:tc>
+                <w:tcPr>
+                  <w:tcW w:w="0" w:type="auto"/>
+                  <w:tcBorders>
+                    <w:top w:val="outset" w:sz="6" w:space="0" w:color="auto"/>
+                    <w:left w:val="outset" w:sz="6" w:space="0" w:color="auto"/>
+                    <w:bottom w:val="outset" w:sz="6" w:space="0" w:color="auto"/>
+                    <w:right w:val="outset" w:sz="6" w:space="0" w:color="auto"/>
+                  </w:tcBorders>
+                  <w:tcMar>
+                    <w:top w:w="60" w:type="dxa"/>
+                    <w:left w:w="120" w:type="dxa"/>
+                    <w:bottom w:w="60" w:type="dxa"/>
+                    <w:right w:w="120" w:type="dxa"/>
+                  </w:tcMar>
+                  <w:vAlign w:val="center"/>
+                  <w:hideMark/>
+                </w:tcPr>
+                <w:p>
+                  <w:pPr>
+                    <w:spacing w:after="0" w:line="240" w:lineRule="auto"/>
+                    <w:rPr>
+                      <w:rFonts w:ascii="Arial" w:hAnsi="Arial" w:cs="Arial"/>
+                      <w:b/>
+                      <w:sz w:val="24"/>
+                      <w:szCs w:val="24"/>
+                      <w:lang/>
+                    </w:rPr>
+                  </w:pPr>
+                  <w:r>
+                    <w:rPr>
+                      <w:rFonts w:ascii="Arial" w:hAnsi="Arial" w:cs="Arial"/>
+                      <w:b/>
+                      <w:sz w:val="24"/>
+                      <w:szCs w:val="24"/>
+                      <w:lang/>
+                    </w:rPr>
+                    <w:t>MAC</w:t>
+                  </w:r>
+                </w:p>
+              </w:tc>
+              <w:tc>
+                <w:tcPr>
+                  <w:tcW w:w="0" w:type="auto"/>
+                  <w:tcBorders>
+                    <w:top w:val="outset" w:sz="6" w:space="0" w:color="auto"/>
+                    <w:left w:val="outset" w:sz="6" w:space="0" w:color="auto"/>
+                    <w:bottom w:val="outset" w:sz="6" w:space="0" w:color="auto"/>
+                    <w:right w:val="outset" w:sz="6" w:space="0" w:color="auto"/>
+                  </w:tcBorders>
+                  <w:tcMar>
+                    <w:top w:w="60" w:type="dxa"/>
+                    <w:left w:w="120" w:type="dxa"/>
+                    <w:bottom w:w="60" w:type="dxa"/>
+                    <w:right w:w="120" w:type="dxa"/>
+                  </w:tcMar>
+                  <w:vAlign w:val="center"/>
+                  <w:hideMark/>
+                </w:tcPr>
+                <w:p>
+                  <w:pPr>
+                    <w:spacing w:after="0" w:line="240" w:lineRule="auto"/>
+                    <w:rPr>
+                      <w:rFonts w:ascii="Arial" w:hAnsi="Arial" w:cs="Arial"/>
+                      <w:b/>
+                      <w:sz w:val="24"/>
+                      <w:szCs w:val="24"/>
+                      <w:lang/>
+                    </w:rPr>
+                  </w:pPr>
+                  <w:r>
+                    <w:rPr>
+                      <w:rFonts w:ascii="Arial" w:hAnsi="Arial" w:cs="Arial"/>
+                      <w:b/>
+                      <w:sz w:val="24"/>
+                      <w:szCs w:val="24"/>
+                      <w:lang/>
+                    </w:rPr>
+                    <w:t>2.804964</w:t>
+                  </w:r>
+                </w:p>
+              </w:tc>
+              <w:tc>
+                <w:tcPr>
+                  <w:tcW w:w="0" w:type="auto"/>
+                  <w:tcBorders>
+                    <w:top w:val="outset" w:sz="6" w:space="0" w:color="auto"/>
+                    <w:left w:val="outset" w:sz="6" w:space="0" w:color="auto"/>
+                    <w:bottom w:val="outset" w:sz="6" w:space="0" w:color="auto"/>
+                    <w:right w:val="outset" w:sz="6" w:space="0" w:color="auto"/>
+                  </w:tcBorders>
+                  <w:tcMar>
+                    <w:top w:w="60" w:type="dxa"/>
+                    <w:left w:w="120" w:type="dxa"/>
+                    <w:bottom w:w="60" w:type="dxa"/>
+                    <w:right w:w="120" w:type="dxa"/>
+                  </w:tcMar>
+                  <w:vAlign w:val="center"/>
+                  <w:hideMark/>
+                </w:tcPr>
+                <w:p>
+                  <w:pPr>
+                    <w:spacing w:after="0" w:line="240" w:lineRule="auto"/>
+                    <w:rPr>
+                      <w:rFonts w:ascii="Arial" w:hAnsi="Arial" w:cs="Arial"/>
+                      <w:b/>
+                      <w:sz w:val="24"/>
+                      <w:szCs w:val="24"/>
+                      <w:lang/>
+                    </w:rPr>
+                  </w:pPr>
+                  <w:r>
+                    <w:rPr>
+                      <w:rFonts w:ascii="Arial" w:hAnsi="Arial" w:cs="Arial"/>
+                      <w:b/>
+                      <w:sz w:val="24"/>
+                      <w:szCs w:val="24"/>
+                      <w:lang/>
+                    </w:rPr>
+                    <w:t>0.924178</w:t>
+                  </w:r>
+                </w:p>
+              </w:tc>
+              <w:tc>
+                <w:tcPr>
+                  <w:tcW w:w="0" w:type="auto"/>
+                  <w:tcBorders>
+                    <w:top w:val="outset" w:sz="6" w:space="0" w:color="auto"/>
+                    <w:left w:val="outset" w:sz="6" w:space="0" w:color="auto"/>
+                    <w:bottom w:val="outset" w:sz="6" w:space="0" w:color="auto"/>
+                    <w:right w:val="outset" w:sz="6" w:space="0" w:color="auto"/>
+                  </w:tcBorders>
+                  <w:tcMar>
+                    <w:top w:w="60" w:type="dxa"/>
+                    <w:left w:w="120" w:type="dxa"/>
+                    <w:bottom w:w="60" w:type="dxa"/>
+                    <w:right w:w="120" w:type="dxa"/>
+                  </w:tcMar>
+                  <w:vAlign w:val="center"/>
+                  <w:hideMark/>
+                </w:tcPr>
+                <w:p>
+                  <w:pPr>
+                    <w:spacing w:after="0" w:line="240" w:lineRule="auto"/>
+                    <w:rPr>
+                      <w:rFonts w:ascii="Arial" w:hAnsi="Arial" w:cs="Arial"/>
+                      <w:b/>
+                      <w:sz w:val="24"/>
+                      <w:szCs w:val="24"/>
+                      <w:lang/>
+                    </w:rPr>
+                  </w:pPr>
+                  <w:r>
+                    <w:rPr>
+                      <w:rFonts w:ascii="Arial" w:hAnsi="Arial" w:cs="Arial"/>
+                      <w:b/>
+                      <w:sz w:val="24"/>
+                      <w:szCs w:val="24"/>
+                      <w:lang/>
+                    </w:rPr>
+                    <w:t>0.769346</w:t>
+                  </w:r>
+                </w:p>
+              </w:tc>
+            </w:tr>
+            <w:tr>
+              <w:tc>
+                <w:tcPr>
+                  <w:tcW w:w="0" w:type="auto"/>
+                  <w:tcBorders>
+                    <w:top w:val="outset" w:sz="6" w:space="0" w:color="auto"/>
+                    <w:left w:val="outset" w:sz="6" w:space="0" w:color="auto"/>
+                    <w:bottom w:val="outset" w:sz="6" w:space="0" w:color="auto"/>
+                    <w:right w:val="outset" w:sz="6" w:space="0" w:color="auto"/>
+                  </w:tcBorders>
+                  <w:tcMar>
+                    <w:top w:w="60" w:type="dxa"/>
+                    <w:left w:w="120" w:type="dxa"/>
+                    <w:bottom w:w="60" w:type="dxa"/>
+                    <w:right w:w="120" w:type="dxa"/>
+                  </w:tcMar>
+                  <w:vAlign w:val="center"/>
+                  <w:hideMark/>
+                </w:tcPr>
+                <w:p>
+                  <w:pPr>
+                    <w:spacing w:after="0" w:line="240" w:lineRule="auto"/>
+                    <w:rPr>
+                      <w:rFonts w:ascii="Arial" w:hAnsi="Arial" w:cs="Arial"/>
+                      <w:b/>
+                      <w:sz w:val="24"/>
+                      <w:szCs w:val="24"/>
+                      <w:lang/>
+                    </w:rPr>
+                  </w:pPr>
+                  <w:r>
+                    <w:rPr>
+                      <w:rFonts w:ascii="Arial" w:hAnsi="Arial" w:cs="Arial"/>
+                      <w:b/>
+                      <w:sz w:val="24"/>
+                      <w:szCs w:val="24"/>
+                      <w:lang/>
+                    </w:rPr>
+                    <w:t>MULT</w:t>
+                  </w:r>
+                </w:p>
+              </w:tc>
+              <w:tc>
+                <w:tcPr>
+                  <w:tcW w:w="0" w:type="auto"/>
+                  <w:tcBorders>
+                    <w:top w:val="outset" w:sz="6" w:space="0" w:color="auto"/>
+                    <w:left w:val="outset" w:sz="6" w:space="0" w:color="auto"/>
+                    <w:bottom w:val="outset" w:sz="6" w:space="0" w:color="auto"/>
+                    <w:right w:val="outset" w:sz="6" w:space="0" w:color="auto"/>
+                  </w:tcBorders>
+                  <w:tcMar>
+                    <w:top w:w="60" w:type="dxa"/>
+                    <w:left w:w="120" w:type="dxa"/>
+                    <w:bottom w:w="60" w:type="dxa"/>
+                    <w:right w:w="120" w:type="dxa"/>
+                  </w:tcMar>
+                  <w:vAlign w:val="center"/>
+                  <w:hideMark/>
+                </w:tcPr>
+                <w:p>
+                  <w:pPr>
+                    <w:spacing w:after="0" w:line="240" w:lineRule="auto"/>
+                    <w:rPr>
+                      <w:rFonts w:ascii="Arial" w:hAnsi="Arial" w:cs="Arial"/>
+                      <w:b/>
+                      <w:sz w:val="24"/>
+                      <w:szCs w:val="24"/>
+                      <w:lang/>
+                    </w:rPr>
+                  </w:pPr>
+                  <w:r>
+                    <w:rPr>
+                      <w:rFonts w:ascii="Arial" w:hAnsi="Arial" w:cs="Arial"/>
+                      <w:b/>
+                      <w:sz w:val="24"/>
+                      <w:szCs w:val="24"/>
+                      <w:lang/>
+                    </w:rPr>
+                    <w:t>0.924178</w:t>
+                  </w:r>
+                </w:p>
+              </w:tc>
+              <w:tc>
+                <w:tcPr>
+                  <w:tcW w:w="0" w:type="auto"/>
+                  <w:tcBorders>
+                    <w:top w:val="outset" w:sz="6" w:space="0" w:color="auto"/>
+                    <w:left w:val="outset" w:sz="6" w:space="0" w:color="auto"/>
+                    <w:bottom w:val="outset" w:sz="6" w:space="0" w:color="auto"/>
+                    <w:right w:val="outset" w:sz="6" w:space="0" w:color="auto"/>
+                  </w:tcBorders>
+                  <w:tcMar>
+                    <w:top w:w="60" w:type="dxa"/>
+                    <w:left w:w="120" w:type="dxa"/>
+                    <w:bottom w:w="60" w:type="dxa"/>
+                    <w:right w:w="120" w:type="dxa"/>
+                  </w:tcMar>
+                  <w:vAlign w:val="center"/>
+                  <w:hideMark/>
+                </w:tcPr>
+                <w:p>
+                  <w:pPr>
+                    <w:spacing w:after="0" w:line="240" w:lineRule="auto"/>
+                    <w:rPr>
+                      <w:rFonts w:ascii="Arial" w:hAnsi="Arial" w:cs="Arial"/>
+                      <w:b/>
+                      <w:sz w:val="24"/>
+                      <w:szCs w:val="24"/>
+                      <w:lang/>
+                    </w:rPr>
+                  </w:pPr>
+                  <w:r>
+                    <w:rPr>
+                      <w:rFonts w:ascii="Arial" w:hAnsi="Arial" w:cs="Arial"/>
+                      <w:b/>
+                      <w:sz w:val="24"/>
+                      <w:szCs w:val="24"/>
+                      <w:lang/>
+                    </w:rPr>
+                    <w:t>1.346032</w:t>
+                  </w:r>
+                </w:p>
+              </w:tc>
+              <w:tc>
+                <w:tcPr>
+                  <w:tcW w:w="0" w:type="auto"/>
+                  <w:tcBorders>
+                    <w:top w:val="outset" w:sz="6" w:space="0" w:color="auto"/>
+                    <w:left w:val="outset" w:sz="6" w:space="0" w:color="auto"/>
+                    <w:bottom w:val="outset" w:sz="6" w:space="0" w:color="auto"/>
+                    <w:right w:val="outset" w:sz="6" w:space="0" w:color="auto"/>
+                  </w:tcBorders>
+                  <w:tcMar>
+                    <w:top w:w="60" w:type="dxa"/>
+                    <w:left w:w="120" w:type="dxa"/>
+                    <w:bottom w:w="60" w:type="dxa"/>
+                    <w:right w:w="120" w:type="dxa"/>
+                  </w:tcMar>
+                  <w:vAlign w:val="center"/>
+                  <w:hideMark/>
+                </w:tcPr>
+                <w:p>
+                  <w:pPr>
+                    <w:spacing w:after="0" w:line="240" w:lineRule="auto"/>
+                    <w:rPr>
+                      <w:rFonts w:ascii="Arial" w:hAnsi="Arial" w:cs="Arial"/>
+                      <w:b/>
+                      <w:sz w:val="24"/>
+                      <w:szCs w:val="24"/>
+                      <w:lang/>
+                    </w:rPr>
+                  </w:pPr>
+                  <w:r>
+                    <w:rPr>
+                      <w:rFonts w:ascii="Arial" w:hAnsi="Arial" w:cs="Arial"/>
+                      <w:b/>
+                      <w:sz w:val="24"/>
+                      <w:szCs w:val="24"/>
+                      <w:lang/>
+                    </w:rPr>
+                    <w:t>0.938832</w:t>
+                  </w:r>
+                </w:p>
+              </w:tc>
+            </w:tr>
+            <w:tr>
+              <w:tc>
+                <w:tcPr>
+                  <w:tcW w:w="0" w:type="auto"/>
+                  <w:tcBorders>
+                    <w:top w:val="outset" w:sz="6" w:space="0" w:color="auto"/>
+                    <w:left w:val="outset" w:sz="6" w:space="0" w:color="auto"/>
+                    <w:bottom w:val="outset" w:sz="6" w:space="0" w:color="auto"/>
+                    <w:right w:val="outset" w:sz="6" w:space="0" w:color="auto"/>
+                  </w:tcBorders>
+                  <w:tcMar>
+                    <w:top w:w="60" w:type="dxa"/>
+                    <w:left w:w="120" w:type="dxa"/>
+                    <w:bottom w:w="60" w:type="dxa"/>
+                    <w:right w:w="120" w:type="dxa"/>
+                  </w:tcMar>
+                  <w:vAlign w:val="center"/>
+                  <w:hideMark/>
+                </w:tcPr>
+                <w:p>
+                  <w:pPr>
+                    <w:spacing w:after="0" w:line="240" w:lineRule="auto"/>
+                    <w:rPr>
+                      <w:rFonts w:ascii="Arial" w:hAnsi="Arial" w:cs="Arial"/>
+                      <w:b/>
+                      <w:sz w:val="24"/>
+                      <w:szCs w:val="24"/>
+                      <w:lang/>
+                    </w:rPr>
+                  </w:pPr>
+                  <w:r>
+                    <w:rPr>
+                      <w:rFonts w:ascii="Arial" w:hAnsi="Arial" w:cs="Arial"/>
+                      <w:b/>
+                      <w:sz w:val="24"/>
+                      <w:szCs w:val="24"/>
+                      <w:lang/>
+                    </w:rPr>
+                    <w:t>ELS</w:t>
+                  </w:r>
+                </w:p>
+              </w:tc>
+              <w:tc>
+                <w:tcPr>
+                  <w:tcW w:w="0" w:type="auto"/>
+                  <w:tcBorders>
+                    <w:top w:val="outset" w:sz="6" w:space="0" w:color="auto"/>
+                    <w:left w:val="outset" w:sz="6" w:space="0" w:color="auto"/>
+                    <w:bottom w:val="outset" w:sz="6" w:space="0" w:color="auto"/>
+                    <w:right w:val="outset" w:sz="6" w:space="0" w:color="auto"/>
+                  </w:tcBorders>
+                  <w:tcMar>
+                    <w:top w:w="60" w:type="dxa"/>
+                    <w:left w:w="120" w:type="dxa"/>
+                    <w:bottom w:w="60" w:type="dxa"/>
+                    <w:right w:w="120" w:type="dxa"/>
+                  </w:tcMar>
+                  <w:vAlign w:val="center"/>
+                  <w:hideMark/>
+                </w:tcPr>
+                <w:p>
+                  <w:pPr>
+                    <w:spacing w:after="0" w:line="240" w:lineRule="auto"/>
+                    <w:rPr>
+                      <w:rFonts w:ascii="Arial" w:hAnsi="Arial" w:cs="Arial"/>
+                      <w:b/>
+                      <w:sz w:val="24"/>
+                      <w:szCs w:val="24"/>
+                      <w:lang/>
+                    </w:rPr>
+                  </w:pPr>
+                  <w:r>
+                    <w:rPr>
+                      <w:rFonts w:ascii="Arial" w:hAnsi="Arial" w:cs="Arial"/>
+                      <w:b/>
+                      <w:sz w:val="24"/>
+                      <w:szCs w:val="24"/>
+                      <w:lang/>
+                    </w:rPr>
+                    <w:t>0.769346</w:t>
+                  </w:r>
+                </w:p>
+              </w:tc>
+              <w:tc>
+                <w:tcPr>
+                  <w:tcW w:w="0" w:type="auto"/>
+                  <w:tcBorders>
+                    <w:top w:val="outset" w:sz="6" w:space="0" w:color="auto"/>
+                    <w:left w:val="outset" w:sz="6" w:space="0" w:color="auto"/>
+                    <w:bottom w:val="outset" w:sz="6" w:space="0" w:color="auto"/>
+                    <w:right w:val="outset" w:sz="6" w:space="0" w:color="auto"/>
+                  </w:tcBorders>
+                  <w:tcMar>
+                    <w:top w:w="60" w:type="dxa"/>
+                    <w:left w:w="120" w:type="dxa"/>
+                    <w:bottom w:w="60" w:type="dxa"/>
+                    <w:right w:w="120" w:type="dxa"/>
+                  </w:tcMar>
+                  <w:vAlign w:val="center"/>
+                  <w:hideMark/>
+                </w:tcPr>
+                <w:p>
+                  <w:pPr>
+                    <w:spacing w:after="0" w:line="240" w:lineRule="auto"/>
+                    <w:rPr>
+                      <w:rFonts w:ascii="Arial" w:hAnsi="Arial" w:cs="Arial"/>
+                      <w:b/>
+                      <w:sz w:val="24"/>
+                      <w:szCs w:val="24"/>
+                      <w:lang/>
+                    </w:rPr>
+                  </w:pPr>
+                  <w:r>
+                    <w:rPr>
+                      <w:rFonts w:ascii="Arial" w:hAnsi="Arial" w:cs="Arial"/>
+                      <w:b/>
+                      <w:sz w:val="24"/>
+                      <w:szCs w:val="24"/>
+                      <w:lang/>
+                    </w:rPr>
+                    <w:t>0.938832</w:t>
+                  </w:r>
+                </w:p>
+              </w:tc>
+              <w:tc>
+                <w:tcPr>
+                  <w:tcW w:w="0" w:type="auto"/>
+                  <w:tcBorders>
+                    <w:top w:val="outset" w:sz="6" w:space="0" w:color="auto"/>
+                    <w:left w:val="outset" w:sz="6" w:space="0" w:color="auto"/>
+                    <w:bottom w:val="outset" w:sz="6" w:space="0" w:color="auto"/>
+                    <w:right w:val="outset" w:sz="6" w:space="0" w:color="auto"/>
+                  </w:tcBorders>
+                  <w:tcMar>
+                    <w:top w:w="60" w:type="dxa"/>
+                    <w:left w:w="120" w:type="dxa"/>
+                    <w:bottom w:w="60" w:type="dxa"/>
+                    <w:right w:w="120" w:type="dxa"/>
+                  </w:tcMar>
+                  <w:vAlign w:val="center"/>
+                  <w:hideMark/>
+                </w:tcPr>
+                <w:p>
+                  <w:pPr>
+                    <w:spacing w:after="0" w:line="240" w:lineRule="auto"/>
+                    <w:rPr>
+                      <w:rFonts w:ascii="Arial" w:hAnsi="Arial" w:cs="Arial"/>
+                      <w:b/>
+                      <w:sz w:val="24"/>
+                      <w:szCs w:val="24"/>
+                      <w:lang/>
+                    </w:rPr>
+                  </w:pPr>
+                  <w:r>
+                    <w:rPr>
+                      <w:rFonts w:ascii="Arial" w:hAnsi="Arial" w:cs="Arial"/>
+                      <w:b/>
+                      <w:sz w:val="24"/>
+                      <w:szCs w:val="24"/>
+                      <w:lang/>
+                    </w:rPr>
+                    <w:t>1.540712</w:t>
+                  </w:r>
+                </w:p>
+              </w:tc>
+            </w:tr>
+          </w:tbl>
+          <w:p>
+            <w:pPr>
+              <w:rPr>
+                <w:rFonts w:ascii="Arial" w:hAnsi="Arial" w:cs="Arial"/>
+                <w:b/>
+                <w:sz w:val="24"/>
+                <w:szCs w:val="24"/>
+                <w:lang/>
               </w:rPr>
             </w:pPr>
           </w:p>
@@ -1073,7 +2494,7 @@
           </w:tcPr>
           <w:p>
             <w:pPr>
-              <w:pStyle w:val="NormalWeb"/>
+              <w:pStyle w:val="StandardWeb"/>
               <w:rPr>
                 <w:rFonts w:ascii="Arial" w:hAnsi="Arial" w:cs="Arial"/>
                 <w:b/>
@@ -1161,6 +2582,327 @@
                 <w:rFonts w:ascii="Arial" w:hAnsi="Arial" w:cs="Arial"/>
                 <w:sz w:val="24"/>
                 <w:szCs w:val="24"/>
+                <w:lang/>
+              </w:rPr>
+            </w:pPr>
+            <w:r>
+              <w:rPr>
+                <w:rFonts w:ascii="Arial" w:hAnsi="Arial" w:cs="Arial"/>
+                <w:sz w:val="24"/>
+                <w:szCs w:val="24"/>
+                <w:lang/>
+              </w:rPr>
+              <w:t>wald_stat: 26.88337364482213</w:t>
+            </w:r>
+          </w:p>
+          <w:p>
+            <w:pPr>
+              <w:rPr>
+                <w:rFonts w:ascii="Arial" w:hAnsi="Arial" w:cs="Arial"/>
+                <w:sz w:val="24"/>
+                <w:szCs w:val="24"/>
+                <w:lang/>
+              </w:rPr>
+            </w:pPr>
+            <w:r>
+              <w:rPr>
+                <w:rFonts w:ascii="Arial" w:hAnsi="Arial" w:cs="Arial"/>
+                <w:sz w:val="24"/>
+                <w:szCs w:val="24"/>
+                <w:lang/>
+              </w:rPr>
+              <w:t>crit_value: 7.814727903251179</w:t>
+            </w:r>
+          </w:p>
+          <w:p>
+            <w:pPr>
+              <w:rPr>
+                <w:rFonts w:ascii="Arial" w:hAnsi="Arial" w:cs="Arial"/>
+                <w:sz w:val="24"/>
+                <w:szCs w:val="24"/>
+                <w:lang/>
+              </w:rPr>
+            </w:pPr>
+            <w:r>
+              <w:rPr>
+                <w:rFonts w:ascii="Arial" w:hAnsi="Arial" w:cs="Arial"/>
+                <w:sz w:val="24"/>
+                <w:szCs w:val="24"/>
+                <w:lang/>
+              </w:rPr>
+              <w:t>p_value: 6.2282839042859806e-06</w:t>
+            </w:r>
+          </w:p>
+          <w:p>
+            <w:pPr>
+              <w:rPr>
+                <w:rFonts w:ascii="Arial" w:hAnsi="Arial" w:cs="Arial"/>
+                <w:sz w:val="24"/>
+                <w:szCs w:val="24"/>
+                <w:lang/>
+              </w:rPr>
+            </w:pPr>
+            <w:r>
+              <w:rPr>
+                <w:rFonts w:ascii="Arial" w:hAnsi="Arial" w:cs="Arial"/>
+                <w:sz w:val="24"/>
+                <w:szCs w:val="24"/>
+                <w:lang/>
+              </w:rPr>
+              <w:t>df: 3</w:t>
+            </w:r>
+          </w:p>
+          <w:p>
+            <w:pPr>
+              <w:rPr>
+                <w:rFonts w:ascii="Arial" w:hAnsi="Arial" w:cs="Arial"/>
+                <w:sz w:val="24"/>
+                <w:szCs w:val="24"/>
+                <w:lang w:val="de-CH"/>
+              </w:rPr>
+            </w:pPr>
+            <w:r>
+              <w:rPr>
+                <w:rFonts w:ascii="Arial" w:hAnsi="Arial" w:cs="Arial"/>
+                <w:sz w:val="24"/>
+                <w:szCs w:val="24"/>
+                <w:lang/>
+              </w:rPr>
+              <w:t>reject: True</w:t>
+            </w:r>
+          </w:p>
+          <w:p>
+            <w:pPr>
+              <w:rPr>
+                <w:rFonts w:ascii="Arial" w:hAnsi="Arial" w:cs="Arial"/>
+                <w:sz w:val="24"/>
+                <w:szCs w:val="24"/>
+                <w:lang w:val="de-CH"/>
+              </w:rPr>
+            </w:pPr>
+          </w:p>
+          <w:p>
+            <w:pPr>
+              <w:rPr>
+                <w:rFonts w:ascii="Arial" w:hAnsi="Arial" w:cs="Arial"/>
+                <w:sz w:val="24"/>
+                <w:szCs w:val="24"/>
+                <w:lang/>
+              </w:rPr>
+            </w:pPr>
+            <w:r>
+              <w:rPr>
+                <w:rFonts w:ascii="Arial" w:hAnsi="Arial" w:cs="Arial"/>
+                <w:sz w:val="24"/>
+                <w:szCs w:val="24"/>
+                <w:lang/>
+              </w:rPr>
+              <w:t>We test H</w:t>
+            </w:r>
+            <w:r>
+              <w:rPr>
+                <w:rFonts w:ascii="Cambria Math" w:hAnsi="Cambria Math" w:cs="Cambria Math"/>
+                <w:sz w:val="24"/>
+                <w:szCs w:val="24"/>
+                <w:lang/>
+              </w:rPr>
+              <w:t>₀</w:t>
+            </w:r>
+            <w:r>
+              <w:rPr>
+                <w:rFonts w:ascii="Arial" w:hAnsi="Arial" w:cs="Arial"/>
+                <w:sz w:val="24"/>
+                <w:szCs w:val="24"/>
+                <w:lang/>
+              </w:rPr>
+              <w:t xml:space="preserve">: α_MAC = α_MULT = α_ELS = 0 using a </w:t>
+            </w:r>
+            <w:r>
+              <w:rPr>
+                <w:rFonts w:ascii="Arial" w:hAnsi="Arial" w:cs="Arial"/>
+                <w:b/>
+                <w:bCs/>
+                <w:sz w:val="24"/>
+                <w:szCs w:val="24"/>
+                <w:lang/>
+              </w:rPr>
+              <w:t>Wald χ² test</w:t>
+            </w:r>
+            <w:r>
+              <w:rPr>
+                <w:rFonts w:ascii="Arial" w:hAnsi="Arial" w:cs="Arial"/>
+                <w:sz w:val="24"/>
+                <w:szCs w:val="24"/>
+                <w:lang/>
+              </w:rPr>
+              <w:t>.</w:t>
+            </w:r>
+          </w:p>
+          <w:p>
+            <w:pPr>
+              <w:numPr>
+                <w:ilvl w:val="0"/>
+                <w:numId w:val="38"/>
+              </w:numPr>
+              <w:rPr>
+                <w:rFonts w:ascii="Arial" w:hAnsi="Arial" w:cs="Arial"/>
+                <w:sz w:val="24"/>
+                <w:szCs w:val="24"/>
+                <w:lang/>
+              </w:rPr>
+            </w:pPr>
+            <w:r>
+              <w:rPr>
+                <w:rFonts w:ascii="Arial" w:hAnsi="Arial" w:cs="Arial"/>
+                <w:b/>
+                <w:bCs/>
+                <w:sz w:val="24"/>
+                <w:szCs w:val="24"/>
+                <w:lang/>
+              </w:rPr>
+              <w:t>Test statistic:</w:t>
+            </w:r>
+            <w:r>
+              <w:rPr>
+                <w:rFonts w:ascii="Arial" w:hAnsi="Arial" w:cs="Arial"/>
+                <w:sz w:val="24"/>
+                <w:szCs w:val="24"/>
+                <w:lang/>
+              </w:rPr>
+              <w:t xml:space="preserve"> χ² ≈ 26.88</w:t>
+            </w:r>
+          </w:p>
+          <w:p>
+            <w:pPr>
+              <w:numPr>
+                <w:ilvl w:val="0"/>
+                <w:numId w:val="38"/>
+              </w:numPr>
+              <w:rPr>
+                <w:rFonts w:ascii="Arial" w:hAnsi="Arial" w:cs="Arial"/>
+                <w:sz w:val="24"/>
+                <w:szCs w:val="24"/>
+                <w:lang/>
+              </w:rPr>
+            </w:pPr>
+            <w:r>
+              <w:rPr>
+                <w:rFonts w:ascii="Arial" w:hAnsi="Arial" w:cs="Arial"/>
+                <w:b/>
+                <w:bCs/>
+                <w:sz w:val="24"/>
+                <w:szCs w:val="24"/>
+                <w:lang/>
+              </w:rPr>
+              <w:t>Critical value</w:t>
+            </w:r>
+            <w:r>
+              <w:rPr>
+                <w:rFonts w:ascii="Arial" w:hAnsi="Arial" w:cs="Arial"/>
+                <w:sz w:val="24"/>
+                <w:szCs w:val="24"/>
+                <w:lang/>
+              </w:rPr>
+              <w:t xml:space="preserve"> (χ²</w:t>
+            </w:r>
+            <w:r>
+              <w:rPr>
+                <w:rFonts w:ascii="Cambria Math" w:hAnsi="Cambria Math" w:cs="Cambria Math"/>
+                <w:sz w:val="24"/>
+                <w:szCs w:val="24"/>
+                <w:lang/>
+              </w:rPr>
+              <w:t>₃</w:t>
+            </w:r>
+            <w:r>
+              <w:rPr>
+                <w:rFonts w:ascii="Arial" w:hAnsi="Arial" w:cs="Arial"/>
+                <w:sz w:val="24"/>
+                <w:szCs w:val="24"/>
+                <w:lang/>
+              </w:rPr>
+              <w:t xml:space="preserve"> at 5%): 7.81</w:t>
+            </w:r>
+          </w:p>
+          <w:p>
+            <w:pPr>
+              <w:numPr>
+                <w:ilvl w:val="0"/>
+                <w:numId w:val="38"/>
+              </w:numPr>
+              <w:rPr>
+                <w:rFonts w:ascii="Arial" w:hAnsi="Arial" w:cs="Arial"/>
+                <w:sz w:val="24"/>
+                <w:szCs w:val="24"/>
+                <w:lang/>
+              </w:rPr>
+            </w:pPr>
+            <w:r>
+              <w:rPr>
+                <w:rFonts w:ascii="Arial" w:hAnsi="Arial" w:cs="Arial"/>
+                <w:b/>
+                <w:bCs/>
+                <w:sz w:val="24"/>
+                <w:szCs w:val="24"/>
+                <w:lang/>
+              </w:rPr>
+              <w:t>Conclusion:</w:t>
+            </w:r>
+            <w:r>
+              <w:rPr>
+                <w:rFonts w:ascii="Arial" w:hAnsi="Arial" w:cs="Arial"/>
+                <w:sz w:val="24"/>
+                <w:szCs w:val="24"/>
+                <w:lang/>
+              </w:rPr>
+              <w:t xml:space="preserve"> Since 26.88 &gt; 7.81, we </w:t>
+            </w:r>
+            <w:r>
+              <w:rPr>
+                <w:rFonts w:ascii="Arial" w:hAnsi="Arial" w:cs="Arial"/>
+                <w:b/>
+                <w:bCs/>
+                <w:sz w:val="24"/>
+                <w:szCs w:val="24"/>
+                <w:lang/>
+              </w:rPr>
+              <w:t>reject</w:t>
+            </w:r>
+            <w:r>
+              <w:rPr>
+                <w:rFonts w:ascii="Arial" w:hAnsi="Arial" w:cs="Arial"/>
+                <w:sz w:val="24"/>
+                <w:szCs w:val="24"/>
+                <w:lang/>
+              </w:rPr>
+              <w:t xml:space="preserve"> H</w:t>
+            </w:r>
+            <w:r>
+              <w:rPr>
+                <w:rFonts w:ascii="Cambria Math" w:hAnsi="Cambria Math" w:cs="Cambria Math"/>
+                <w:sz w:val="24"/>
+                <w:szCs w:val="24"/>
+                <w:lang/>
+              </w:rPr>
+              <w:t>₀</w:t>
+            </w:r>
+            <w:r>
+              <w:rPr>
+                <w:rFonts w:ascii="Arial" w:hAnsi="Arial" w:cs="Arial"/>
+                <w:sz w:val="24"/>
+                <w:szCs w:val="24"/>
+                <w:lang/>
+              </w:rPr>
+              <w:t>. The three alphas are jointly significant at the 5% level, meaning at least one of the hedge fund strategies generates a statistically significant abnormal return relative to the CAPM.</w:t>
+            </w:r>
+          </w:p>
+          <w:p>
+            <w:pPr>
+              <w:rPr>
+                <w:rFonts w:ascii="Arial" w:hAnsi="Arial" w:cs="Arial"/>
+                <w:sz w:val="24"/>
+                <w:szCs w:val="24"/>
+                <w:lang/>
               </w:rPr>
             </w:pPr>
           </w:p>
@@ -1200,7 +2942,7 @@
           </w:tcPr>
           <w:p>
             <w:pPr>
-              <w:pStyle w:val="NormalWeb"/>
+              <w:pStyle w:val="StandardWeb"/>
               <w:rPr>
                 <w:rFonts w:ascii="Arial" w:hAnsi="Arial" w:cs="Arial"/>
                 <w:b/>
@@ -1215,6 +2957,7 @@
                 <w:sz w:val="20"/>
                 <w:szCs w:val="20"/>
               </w:rPr>
+              <w:lastRenderedPageBreak/>
               <w:t xml:space="preserve">8. Create a new time series object </w:t>
             </w:r>
             <w:proofErr w:type="gramStart"/>
@@ -1264,7 +3007,7 @@
           </w:p>
           <w:p>
             <w:pPr>
-              <w:pStyle w:val="NormalWeb"/>
+              <w:pStyle w:val="StandardWeb"/>
               <w:rPr>
                 <w:rFonts w:ascii="Arial" w:hAnsi="Arial" w:cs="Arial"/>
                 <w:sz w:val="20"/>
@@ -1283,6 +3026,7 @@
                 <w:rFonts w:ascii="Arial" w:hAnsi="Arial" w:cs="Arial"/>
                 <w:sz w:val="20"/>
                 <w:szCs w:val="20"/>
+                <w:lang/>
               </w:rPr>
             </w:pPr>
             <w:r>
@@ -1293,6 +3037,350 @@
               </w:rPr>
               <w:t xml:space="preserve"> </w:t>
             </w:r>
+            <w:r>
+              <w:rPr>
+                <w:rFonts w:ascii="Arial" w:hAnsi="Arial" w:cs="Arial"/>
+                <w:sz w:val="20"/>
+                <w:szCs w:val="20"/>
+                <w:lang/>
+              </w:rPr>
+              <w:t xml:space="preserve">We subsample the data from </w:t>
+            </w:r>
+            <w:r>
+              <w:rPr>
+                <w:rFonts w:ascii="Arial" w:hAnsi="Arial" w:cs="Arial"/>
+                <w:b/>
+                <w:bCs/>
+                <w:sz w:val="20"/>
+                <w:szCs w:val="20"/>
+                <w:lang/>
+              </w:rPr>
+              <w:t>2009-07</w:t>
+            </w:r>
+            <w:r>
+              <w:rPr>
+                <w:rFonts w:ascii="Arial" w:hAnsi="Arial" w:cs="Arial"/>
+                <w:sz w:val="20"/>
+                <w:szCs w:val="20"/>
+                <w:lang/>
+              </w:rPr>
+              <w:t xml:space="preserve"> onward (post-recession, 175 observations) and re-estimate the CAPM on MULT with </w:t>
+            </w:r>
+            <w:r>
+              <w:rPr>
+                <w:rFonts w:ascii="Arial" w:hAnsi="Arial" w:cs="Arial"/>
+                <w:b/>
+                <w:bCs/>
+                <w:sz w:val="20"/>
+                <w:szCs w:val="20"/>
+                <w:lang/>
+              </w:rPr>
+              <w:t>HAC standard errors</w:t>
+            </w:r>
+            <w:r>
+              <w:rPr>
+                <w:rFonts w:ascii="Arial" w:hAnsi="Arial" w:cs="Arial"/>
+                <w:sz w:val="20"/>
+                <w:szCs w:val="20"/>
+                <w:lang/>
+              </w:rPr>
+              <w:t>.</w:t>
+            </w:r>
+          </w:p>
+          <w:p>
+            <w:pPr>
+              <w:rPr>
+                <w:rFonts w:ascii="Arial" w:hAnsi="Arial" w:cs="Arial"/>
+                <w:sz w:val="20"/>
+                <w:szCs w:val="20"/>
+                <w:lang/>
+              </w:rPr>
+            </w:pPr>
+            <w:r>
+              <w:rPr>
+                <w:rFonts w:ascii="Arial" w:hAnsi="Arial" w:cs="Arial"/>
+                <w:sz w:val="20"/>
+                <w:szCs w:val="20"/>
+                <w:lang/>
+              </w:rPr>
+              <w:t>We then test H</w:t>
+            </w:r>
+            <w:r>
+              <w:rPr>
+                <w:rFonts w:ascii="Cambria Math" w:hAnsi="Cambria Math" w:cs="Cambria Math"/>
+                <w:sz w:val="20"/>
+                <w:szCs w:val="20"/>
+                <w:lang/>
+              </w:rPr>
+              <w:t>₀</w:t>
+            </w:r>
+            <w:r>
+              <w:rPr>
+                <w:rFonts w:ascii="Arial" w:hAnsi="Arial" w:cs="Arial"/>
+                <w:sz w:val="20"/>
+                <w:szCs w:val="20"/>
+                <w:lang/>
+              </w:rPr>
+              <w:t>: β = 0.21 against H</w:t>
+            </w:r>
+            <w:r>
+              <w:rPr>
+                <w:rFonts w:ascii="Cambria Math" w:hAnsi="Cambria Math" w:cs="Cambria Math"/>
+                <w:sz w:val="20"/>
+                <w:szCs w:val="20"/>
+                <w:lang/>
+              </w:rPr>
+              <w:t>₁</w:t>
+            </w:r>
+            <w:r>
+              <w:rPr>
+                <w:rFonts w:ascii="Arial" w:hAnsi="Arial" w:cs="Arial"/>
+                <w:sz w:val="20"/>
+                <w:szCs w:val="20"/>
+                <w:lang/>
+              </w:rPr>
+              <w:t>: β ≠ 0.21 (two-sided).</w:t>
+            </w:r>
+          </w:p>
+          <w:p>
+            <w:pPr>
+              <w:numPr>
+                <w:ilvl w:val="0"/>
+                <w:numId w:val="39"/>
+              </w:numPr>
+              <w:rPr>
+                <w:rFonts w:ascii="Arial" w:hAnsi="Arial" w:cs="Arial"/>
+                <w:sz w:val="20"/>
+                <w:szCs w:val="20"/>
+                <w:lang/>
+              </w:rPr>
+            </w:pPr>
+            <w:r>
+              <w:rPr>
+                <w:rFonts w:ascii="Arial" w:hAnsi="Arial" w:cs="Arial"/>
+                <w:b/>
+                <w:bCs/>
+                <w:sz w:val="20"/>
+                <w:szCs w:val="20"/>
+                <w:lang/>
+              </w:rPr>
+              <w:t>Post-crisis β̂:</w:t>
+            </w:r>
+            <w:r>
+              <w:rPr>
+                <w:rFonts w:ascii="Arial" w:hAnsi="Arial" w:cs="Arial"/>
+                <w:sz w:val="20"/>
+                <w:szCs w:val="20"/>
+                <w:lang/>
+              </w:rPr>
+              <w:t xml:space="preserve"> 0.1636</w:t>
+            </w:r>
+          </w:p>
+          <w:p>
+            <w:pPr>
+              <w:numPr>
+                <w:ilvl w:val="0"/>
+                <w:numId w:val="39"/>
+              </w:numPr>
+              <w:rPr>
+                <w:rFonts w:ascii="Arial" w:hAnsi="Arial" w:cs="Arial"/>
+                <w:sz w:val="20"/>
+                <w:szCs w:val="20"/>
+                <w:lang/>
+              </w:rPr>
+            </w:pPr>
+            <w:r>
+              <w:rPr>
+                <w:rFonts w:ascii="Arial" w:hAnsi="Arial" w:cs="Arial"/>
+                <w:b/>
+                <w:bCs/>
+                <w:sz w:val="20"/>
+                <w:szCs w:val="20"/>
+                <w:lang/>
+              </w:rPr>
+              <w:t>HAC SE(β̂):</w:t>
+            </w:r>
+            <w:r>
+              <w:rPr>
+                <w:rFonts w:ascii="Arial" w:hAnsi="Arial" w:cs="Arial"/>
+                <w:sz w:val="20"/>
+                <w:szCs w:val="20"/>
+                <w:lang/>
+              </w:rPr>
+              <w:t xml:space="preserve"> 0.0244</w:t>
+            </w:r>
+          </w:p>
+          <w:p>
+            <w:pPr>
+              <w:numPr>
+                <w:ilvl w:val="0"/>
+                <w:numId w:val="39"/>
+              </w:numPr>
+              <w:rPr>
+                <w:rFonts w:ascii="Arial" w:hAnsi="Arial" w:cs="Arial"/>
+                <w:sz w:val="20"/>
+                <w:szCs w:val="20"/>
+                <w:lang/>
+              </w:rPr>
+            </w:pPr>
+            <w:r>
+              <w:rPr>
+                <w:rFonts w:ascii="Arial" w:hAnsi="Arial" w:cs="Arial"/>
+                <w:b/>
+                <w:bCs/>
+                <w:sz w:val="20"/>
+                <w:szCs w:val="20"/>
+                <w:lang/>
+              </w:rPr>
+              <w:t>t-statistic:</w:t>
+            </w:r>
+            <w:r>
+              <w:rPr>
+                <w:rFonts w:ascii="Arial" w:hAnsi="Arial" w:cs="Arial"/>
+                <w:sz w:val="20"/>
+                <w:szCs w:val="20"/>
+                <w:lang/>
+              </w:rPr>
+              <w:t xml:space="preserve"> (0.1636 - 0.21) / 0.0244 ≈ -1.90</w:t>
+            </w:r>
+          </w:p>
+          <w:p>
+            <w:pPr>
+              <w:numPr>
+                <w:ilvl w:val="0"/>
+                <w:numId w:val="39"/>
+              </w:numPr>
+              <w:rPr>
+                <w:rFonts w:ascii="Arial" w:hAnsi="Arial" w:cs="Arial"/>
+                <w:sz w:val="20"/>
+                <w:szCs w:val="20"/>
+                <w:lang/>
+              </w:rPr>
+            </w:pPr>
+            <w:r>
+              <w:rPr>
+                <w:rFonts w:ascii="Arial" w:hAnsi="Arial" w:cs="Arial"/>
+                <w:b/>
+                <w:bCs/>
+                <w:sz w:val="20"/>
+                <w:szCs w:val="20"/>
+                <w:lang/>
+              </w:rPr>
+              <w:t>Critical value</w:t>
+            </w:r>
+            <w:r>
+              <w:rPr>
+                <w:rFonts w:ascii="Arial" w:hAnsi="Arial" w:cs="Arial"/>
+                <w:sz w:val="20"/>
+                <w:szCs w:val="20"/>
+                <w:lang/>
+              </w:rPr>
+              <w:t xml:space="preserve"> (t</w:t>
+            </w:r>
+            <w:r>
+              <w:rPr>
+                <w:rFonts w:ascii="Cambria Math" w:hAnsi="Cambria Math" w:cs="Cambria Math"/>
+                <w:sz w:val="20"/>
+                <w:szCs w:val="20"/>
+                <w:lang/>
+              </w:rPr>
+              <w:t>₁₇₃</w:t>
+            </w:r>
+            <w:r>
+              <w:rPr>
+                <w:rFonts w:ascii="Arial" w:hAnsi="Arial" w:cs="Arial"/>
+                <w:sz w:val="20"/>
+                <w:szCs w:val="20"/>
+                <w:lang/>
+              </w:rPr>
+              <w:t>, two-sided, 5%): 1.97</w:t>
+            </w:r>
+          </w:p>
+          <w:p>
+            <w:pPr>
+              <w:rPr>
+                <w:rFonts w:ascii="Arial" w:hAnsi="Arial" w:cs="Arial"/>
+                <w:sz w:val="20"/>
+                <w:szCs w:val="20"/>
+                <w:lang/>
+              </w:rPr>
+            </w:pPr>
+            <w:r>
+              <w:rPr>
+                <w:rFonts w:ascii="Arial" w:hAnsi="Arial" w:cs="Arial"/>
+                <w:sz w:val="20"/>
+                <w:szCs w:val="20"/>
+                <w:lang/>
+              </w:rPr>
+              <w:t xml:space="preserve">Since |t| = 1.90 &lt; 1.97, we </w:t>
+            </w:r>
+            <w:r>
+              <w:rPr>
+                <w:rFonts w:ascii="Arial" w:hAnsi="Arial" w:cs="Arial"/>
+                <w:b/>
+                <w:bCs/>
+                <w:sz w:val="20"/>
+                <w:szCs w:val="20"/>
+                <w:lang/>
+              </w:rPr>
+              <w:t>do not reject</w:t>
+            </w:r>
+            <w:r>
+              <w:rPr>
+                <w:rFonts w:ascii="Arial" w:hAnsi="Arial" w:cs="Arial"/>
+                <w:sz w:val="20"/>
+                <w:szCs w:val="20"/>
+                <w:lang/>
+              </w:rPr>
+              <w:t xml:space="preserve"> H</w:t>
+            </w:r>
+            <w:r>
+              <w:rPr>
+                <w:rFonts w:ascii="Cambria Math" w:hAnsi="Cambria Math" w:cs="Cambria Math"/>
+                <w:sz w:val="20"/>
+                <w:szCs w:val="20"/>
+                <w:lang/>
+              </w:rPr>
+              <w:t>₀</w:t>
+            </w:r>
+            <w:r>
+              <w:rPr>
+                <w:rFonts w:ascii="Arial" w:hAnsi="Arial" w:cs="Arial"/>
+                <w:sz w:val="20"/>
+                <w:szCs w:val="20"/>
+                <w:lang/>
+              </w:rPr>
+              <w:t xml:space="preserve">. The post-crisis beta is </w:t>
+            </w:r>
+            <w:r>
+              <w:rPr>
+                <w:rFonts w:ascii="Arial" w:hAnsi="Arial" w:cs="Arial"/>
+                <w:b/>
+                <w:bCs/>
+                <w:sz w:val="20"/>
+                <w:szCs w:val="20"/>
+                <w:lang/>
+              </w:rPr>
+              <w:t>not</w:t>
+            </w:r>
+            <w:r>
+              <w:rPr>
+                <w:rFonts w:ascii="Arial" w:hAnsi="Arial" w:cs="Arial"/>
+                <w:sz w:val="20"/>
+                <w:szCs w:val="20"/>
+                <w:lang/>
+              </w:rPr>
+              <w:t xml:space="preserve"> statistically different from 0.21 at the 5% level.</w:t>
+            </w:r>
+          </w:p>
+          <w:p>
+            <w:pPr>
+              <w:rPr>
+                <w:rFonts w:ascii="Arial" w:hAnsi="Arial" w:cs="Arial"/>
+                <w:sz w:val="20"/>
+                <w:szCs w:val="20"/>
+              </w:rPr>
+            </w:pPr>
           </w:p>
         </w:tc>
         <w:tc>
@@ -1320,7 +3408,7 @@
           </w:tcPr>
           <w:p>
             <w:pPr>
-              <w:pStyle w:val="NormalWeb"/>
+              <w:pStyle w:val="StandardWeb"/>
               <w:rPr>
                 <w:rFonts w:ascii="Arial" w:hAnsi="Arial" w:cs="Arial"/>
                 <w:b/>
@@ -1335,7 +3423,6 @@
                 <w:sz w:val="20"/>
                 <w:szCs w:val="20"/>
               </w:rPr>
-              <w:lastRenderedPageBreak/>
               <w:t xml:space="preserve">9. Consider again the full range. Looking at Fixed Income funds (FI), compare the significance of alpha under CAPM and Fama-French five-factor model. Use HAC standard errors in both models. Report the two alphas and your conclusion. </w:t>
             </w:r>
             <w:r>
@@ -1363,6 +3450,667 @@
           <w:tcPr>
             <w:tcW w:w="6238" w:type="dxa"/>
           </w:tcPr>
+          <w:p>
+            <w:pPr>
+              <w:rPr>
+                <w:rFonts w:ascii="Arial" w:hAnsi="Arial" w:cs="Arial"/>
+                <w:sz w:val="20"/>
+                <w:szCs w:val="20"/>
+              </w:rPr>
+            </w:pPr>
+            <w:proofErr w:type="spellStart"/>
+            <w:r>
+              <w:rPr>
+                <w:rFonts w:ascii="Arial" w:hAnsi="Arial" w:cs="Arial"/>
+                <w:sz w:val="20"/>
+                <w:szCs w:val="20"/>
+              </w:rPr>
+              <w:t>alpha_capm</w:t>
+            </w:r>
+            <w:proofErr w:type="spellEnd"/>
+            <w:r>
+              <w:rPr>
+                <w:rFonts w:ascii="Arial" w:hAnsi="Arial" w:cs="Arial"/>
+                <w:sz w:val="20"/>
+                <w:szCs w:val="20"/>
+              </w:rPr>
+              <w:t>: 0.16348336250605172</w:t>
+            </w:r>
+          </w:p>
+          <w:p>
+            <w:pPr>
+              <w:rPr>
+                <w:rFonts w:ascii="Arial" w:hAnsi="Arial" w:cs="Arial"/>
+                <w:sz w:val="20"/>
+                <w:szCs w:val="20"/>
+              </w:rPr>
+            </w:pPr>
+            <w:proofErr w:type="spellStart"/>
+            <w:r>
+              <w:rPr>
+                <w:rFonts w:ascii="Arial" w:hAnsi="Arial" w:cs="Arial"/>
+                <w:sz w:val="20"/>
+                <w:szCs w:val="20"/>
+              </w:rPr>
+              <w:t>t_capm</w:t>
+            </w:r>
+            <w:proofErr w:type="spellEnd"/>
+            <w:r>
+              <w:rPr>
+                <w:rFonts w:ascii="Arial" w:hAnsi="Arial" w:cs="Arial"/>
+                <w:sz w:val="20"/>
+                <w:szCs w:val="20"/>
+              </w:rPr>
+              <w:t>: 1.3811698222288675</w:t>
+            </w:r>
+          </w:p>
+          <w:p>
+            <w:pPr>
+              <w:rPr>
+                <w:rFonts w:ascii="Arial" w:hAnsi="Arial" w:cs="Arial"/>
+                <w:sz w:val="20"/>
+                <w:szCs w:val="20"/>
+              </w:rPr>
+            </w:pPr>
+            <w:proofErr w:type="spellStart"/>
+            <w:r>
+              <w:rPr>
+                <w:rFonts w:ascii="Arial" w:hAnsi="Arial" w:cs="Arial"/>
+                <w:sz w:val="20"/>
+                <w:szCs w:val="20"/>
+              </w:rPr>
+              <w:t>p_capm</w:t>
+            </w:r>
+            <w:proofErr w:type="spellEnd"/>
+            <w:r>
+              <w:rPr>
+                <w:rFonts w:ascii="Arial" w:hAnsi="Arial" w:cs="Arial"/>
+                <w:sz w:val="20"/>
+                <w:szCs w:val="20"/>
+              </w:rPr>
+              <w:t>: 0.16834801412216277</w:t>
+            </w:r>
+          </w:p>
+          <w:p>
+            <w:pPr>
+              <w:rPr>
+                <w:rFonts w:ascii="Arial" w:hAnsi="Arial" w:cs="Arial"/>
+                <w:sz w:val="20"/>
+                <w:szCs w:val="20"/>
+              </w:rPr>
+            </w:pPr>
+            <w:r>
+              <w:rPr>
+                <w:rFonts w:ascii="Arial" w:hAnsi="Arial" w:cs="Arial"/>
+                <w:sz w:val="20"/>
+                <w:szCs w:val="20"/>
+              </w:rPr>
+              <w:t>alpha_ff5: 0.16795522920581246</w:t>
+            </w:r>
+          </w:p>
+          <w:p>
+            <w:pPr>
+              <w:rPr>
+                <w:rFonts w:ascii="Arial" w:hAnsi="Arial" w:cs="Arial"/>
+                <w:sz w:val="20"/>
+                <w:szCs w:val="20"/>
+              </w:rPr>
+            </w:pPr>
+            <w:r>
+              <w:rPr>
+                <w:rFonts w:ascii="Arial" w:hAnsi="Arial" w:cs="Arial"/>
+                <w:sz w:val="20"/>
+                <w:szCs w:val="20"/>
+              </w:rPr>
+              <w:t>t_ff5: 1.4840896182774168</w:t>
+            </w:r>
+          </w:p>
+          <w:p>
+            <w:pPr>
+              <w:rPr>
+                <w:rFonts w:ascii="Arial" w:hAnsi="Arial" w:cs="Arial"/>
+                <w:sz w:val="20"/>
+                <w:szCs w:val="20"/>
+              </w:rPr>
+            </w:pPr>
+            <w:r>
+              <w:rPr>
+                <w:rFonts w:ascii="Arial" w:hAnsi="Arial" w:cs="Arial"/>
+                <w:sz w:val="20"/>
+                <w:szCs w:val="20"/>
+              </w:rPr>
+              <w:t>p_ff5: 0.13894728720694</w:t>
+            </w:r>
+          </w:p>
+          <w:p>
+            <w:pPr>
+              <w:rPr>
+                <w:rFonts w:ascii="Arial" w:hAnsi="Arial" w:cs="Arial"/>
+                <w:sz w:val="20"/>
+                <w:szCs w:val="20"/>
+              </w:rPr>
+            </w:pPr>
+          </w:p>
+          <w:p>
+            <w:pPr>
+              <w:rPr>
+                <w:rFonts w:ascii="Arial" w:hAnsi="Arial" w:cs="Arial"/>
+                <w:sz w:val="20"/>
+                <w:szCs w:val="20"/>
+                <w:lang/>
+              </w:rPr>
+            </w:pPr>
+            <w:r>
+              <w:rPr>
+                <w:rFonts w:ascii="Arial" w:hAnsi="Arial" w:cs="Arial"/>
+                <w:sz w:val="20"/>
+                <w:szCs w:val="20"/>
+                <w:lang/>
+              </w:rPr>
+              <w:t xml:space="preserve">We estimate two models for </w:t>
+            </w:r>
+            <w:r>
+              <w:rPr>
+                <w:rFonts w:ascii="Arial" w:hAnsi="Arial" w:cs="Arial"/>
+                <w:b/>
+                <w:bCs/>
+                <w:sz w:val="20"/>
+                <w:szCs w:val="20"/>
+                <w:lang/>
+              </w:rPr>
+              <w:t>FI</w:t>
+            </w:r>
+            <w:r>
+              <w:rPr>
+                <w:rFonts w:ascii="Arial" w:hAnsi="Arial" w:cs="Arial"/>
+                <w:sz w:val="20"/>
+                <w:szCs w:val="20"/>
+                <w:lang/>
+              </w:rPr>
+              <w:t xml:space="preserve"> (Fixed Income) excess returns using HAC standard errors:</w:t>
+            </w:r>
+          </w:p>
+          <w:tbl>
+            <w:tblPr>
+              <w:tblW w:w="0" w:type="auto"/>
+              <w:tblCellSpacing w:w="15" w:type="dxa"/>
+              <w:tblCellMar>
+                <w:top w:w="15" w:type="dxa"/>
+                <w:left w:w="15" w:type="dxa"/>
+                <w:bottom w:w="15" w:type="dxa"/>
+                <w:right w:w="15" w:type="dxa"/>
+              </w:tblCellMar>
+              <w:tblLook w:val="04A0" w:firstRow="1" w:lastRow="0" w:firstColumn="1" w:lastColumn="0" w:noHBand="0" w:noVBand="1"/>
+            </w:tblPr>
+            <w:tblGrid>
+              <w:gridCol w:w="694"/>
+              <w:gridCol w:w="702"/>
+              <w:gridCol w:w="579"/>
+              <w:gridCol w:w="806"/>
+            </w:tblGrid>
+            <w:tr>
+              <w:trPr>
+                <w:tblHeader/>
+                <w:tblCellSpacing w:w="15" w:type="dxa"/>
+              </w:trPr>
+              <w:tc>
+                <w:tcPr>
+                  <w:tcW w:w="0" w:type="auto"/>
+                  <w:tcBorders>
+                    <w:top w:val="single" w:sz="6" w:space="0" w:color="auto"/>
+                    <w:left w:val="single" w:sz="6" w:space="0" w:color="auto"/>
+                    <w:bottom w:val="single" w:sz="6" w:space="0" w:color="auto"/>
+                    <w:right w:val="single" w:sz="6" w:space="0" w:color="auto"/>
+                  </w:tcBorders>
+                  <w:vAlign w:val="center"/>
+                  <w:hideMark/>
+                </w:tcPr>
+                <w:p>
+                  <w:pPr>
+                    <w:spacing w:after="0" w:line="240" w:lineRule="auto"/>
+                    <w:rPr>
+                      <w:rFonts w:ascii="Arial" w:hAnsi="Arial" w:cs="Arial"/>
+                      <w:sz w:val="20"/>
+                      <w:szCs w:val="20"/>
+                      <w:lang/>
+                    </w:rPr>
+                  </w:pPr>
+                </w:p>
+              </w:tc>
+              <w:tc>
+                <w:tcPr>
+                  <w:tcW w:w="0" w:type="auto"/>
+                  <w:tcBorders>
+                    <w:top w:val="single" w:sz="6" w:space="0" w:color="auto"/>
+                    <w:left w:val="single" w:sz="6" w:space="0" w:color="auto"/>
+                    <w:bottom w:val="single" w:sz="6" w:space="0" w:color="auto"/>
+                    <w:right w:val="single" w:sz="6" w:space="0" w:color="auto"/>
+                  </w:tcBorders>
+                  <w:vAlign w:val="center"/>
+                  <w:hideMark/>
+                </w:tcPr>
+                <w:p>
+                  <w:pPr>
+                    <w:spacing w:after="0" w:line="240" w:lineRule="auto"/>
+                    <w:rPr>
+                      <w:rFonts w:ascii="Arial" w:hAnsi="Arial" w:cs="Arial"/>
+                      <w:sz w:val="20"/>
+                      <w:szCs w:val="20"/>
+                      <w:lang/>
+                    </w:rPr>
+                  </w:pPr>
+                  <w:r>
+                    <w:rPr>
+                      <w:rFonts w:ascii="Arial" w:hAnsi="Arial" w:cs="Arial"/>
+                      <w:b/>
+                      <w:bCs/>
+                      <w:sz w:val="20"/>
+                      <w:szCs w:val="20"/>
+                      <w:lang/>
+                    </w:rPr>
+                    <w:t>α̂</w:t>
+                  </w:r>
+                </w:p>
+              </w:tc>
+              <w:tc>
+                <w:tcPr>
+                  <w:tcW w:w="0" w:type="auto"/>
+                  <w:tcBorders>
+                    <w:top w:val="single" w:sz="6" w:space="0" w:color="auto"/>
+                    <w:left w:val="single" w:sz="6" w:space="0" w:color="auto"/>
+                    <w:bottom w:val="single" w:sz="6" w:space="0" w:color="auto"/>
+                    <w:right w:val="single" w:sz="6" w:space="0" w:color="auto"/>
+                  </w:tcBorders>
+                  <w:vAlign w:val="center"/>
+                  <w:hideMark/>
+                </w:tcPr>
+                <w:p>
+                  <w:pPr>
+                    <w:spacing w:after="0" w:line="240" w:lineRule="auto"/>
+                    <w:rPr>
+                      <w:rFonts w:ascii="Arial" w:hAnsi="Arial" w:cs="Arial"/>
+                      <w:sz w:val="20"/>
+                      <w:szCs w:val="20"/>
+                      <w:lang/>
+                    </w:rPr>
+                  </w:pPr>
+                  <w:r>
+                    <w:rPr>
+                      <w:rFonts w:ascii="Arial" w:hAnsi="Arial" w:cs="Arial"/>
+                      <w:b/>
+                      <w:bCs/>
+                      <w:sz w:val="20"/>
+                      <w:szCs w:val="20"/>
+                      <w:lang/>
+                    </w:rPr>
+                    <w:t>t-stat</w:t>
+                  </w:r>
+                </w:p>
+              </w:tc>
+              <w:tc>
+                <w:tcPr>
+                  <w:tcW w:w="0" w:type="auto"/>
+                  <w:tcBorders>
+                    <w:top w:val="single" w:sz="6" w:space="0" w:color="auto"/>
+                    <w:left w:val="single" w:sz="6" w:space="0" w:color="auto"/>
+                    <w:bottom w:val="single" w:sz="6" w:space="0" w:color="auto"/>
+                    <w:right w:val="single" w:sz="6" w:space="0" w:color="auto"/>
+                  </w:tcBorders>
+                  <w:vAlign w:val="center"/>
+                  <w:hideMark/>
+                </w:tcPr>
+                <w:p>
+                  <w:pPr>
+                    <w:spacing w:after="0" w:line="240" w:lineRule="auto"/>
+                    <w:rPr>
+                      <w:rFonts w:ascii="Arial" w:hAnsi="Arial" w:cs="Arial"/>
+                      <w:sz w:val="20"/>
+                      <w:szCs w:val="20"/>
+                      <w:lang/>
+                    </w:rPr>
+                  </w:pPr>
+                  <w:r>
+                    <w:rPr>
+                      <w:rFonts w:ascii="Arial" w:hAnsi="Arial" w:cs="Arial"/>
+                      <w:b/>
+                      <w:bCs/>
+                      <w:sz w:val="20"/>
+                      <w:szCs w:val="20"/>
+                      <w:lang/>
+                    </w:rPr>
+                    <w:t>p-value</w:t>
+                  </w:r>
+                </w:p>
+              </w:tc>
+            </w:tr>
+            <w:tr>
+              <w:trPr>
+                <w:tblCellSpacing w:w="15" w:type="dxa"/>
+              </w:trPr>
+              <w:tc>
+                <w:tcPr>
+                  <w:tcW w:w="0" w:type="auto"/>
+                  <w:tcBorders>
+                    <w:top w:val="single" w:sz="6" w:space="0" w:color="auto"/>
+                    <w:left w:val="single" w:sz="6" w:space="0" w:color="auto"/>
+                    <w:bottom w:val="single" w:sz="6" w:space="0" w:color="auto"/>
+                    <w:right w:val="single" w:sz="6" w:space="0" w:color="auto"/>
+                  </w:tcBorders>
+                  <w:vAlign w:val="center"/>
+                  <w:hideMark/>
+                </w:tcPr>
+                <w:p>
+                  <w:pPr>
+                    <w:spacing w:after="0" w:line="240" w:lineRule="auto"/>
+                    <w:rPr>
+                      <w:rFonts w:ascii="Arial" w:hAnsi="Arial" w:cs="Arial"/>
+                      <w:sz w:val="20"/>
+                      <w:szCs w:val="20"/>
+                      <w:lang/>
+                    </w:rPr>
+                  </w:pPr>
+                  <w:r>
+                    <w:rPr>
+                      <w:rFonts w:ascii="Arial" w:hAnsi="Arial" w:cs="Arial"/>
+                      <w:b/>
+                      <w:bCs/>
+                      <w:sz w:val="20"/>
+                      <w:szCs w:val="20"/>
+                      <w:lang/>
+                    </w:rPr>
+                    <w:t>CAPM</w:t>
+                  </w:r>
+                </w:p>
+              </w:tc>
+              <w:tc>
+                <w:tcPr>
+                  <w:tcW w:w="0" w:type="auto"/>
+                  <w:tcBorders>
+                    <w:top w:val="single" w:sz="6" w:space="0" w:color="auto"/>
+                    <w:left w:val="single" w:sz="6" w:space="0" w:color="auto"/>
+                    <w:bottom w:val="single" w:sz="6" w:space="0" w:color="auto"/>
+                    <w:right w:val="single" w:sz="6" w:space="0" w:color="auto"/>
+                  </w:tcBorders>
+                  <w:vAlign w:val="center"/>
+                  <w:hideMark/>
+                </w:tcPr>
+                <w:p>
+                  <w:pPr>
+                    <w:spacing w:after="0" w:line="240" w:lineRule="auto"/>
+                    <w:rPr>
+                      <w:rFonts w:ascii="Arial" w:hAnsi="Arial" w:cs="Arial"/>
+                      <w:sz w:val="20"/>
+                      <w:szCs w:val="20"/>
+                      <w:lang/>
+                    </w:rPr>
+                  </w:pPr>
+                  <w:r>
+                    <w:rPr>
+                      <w:rFonts w:ascii="Arial" w:hAnsi="Arial" w:cs="Arial"/>
+                      <w:sz w:val="20"/>
+                      <w:szCs w:val="20"/>
+                      <w:lang/>
+                    </w:rPr>
+                    <w:t>0.1635</w:t>
+                  </w:r>
+                </w:p>
+              </w:tc>
+              <w:tc>
+                <w:tcPr>
+                  <w:tcW w:w="0" w:type="auto"/>
+                  <w:tcBorders>
+                    <w:top w:val="single" w:sz="6" w:space="0" w:color="auto"/>
+                    <w:left w:val="single" w:sz="6" w:space="0" w:color="auto"/>
+                    <w:bottom w:val="single" w:sz="6" w:space="0" w:color="auto"/>
+                    <w:right w:val="single" w:sz="6" w:space="0" w:color="auto"/>
+                  </w:tcBorders>
+                  <w:vAlign w:val="center"/>
+                  <w:hideMark/>
+                </w:tcPr>
+                <w:p>
+                  <w:pPr>
+                    <w:spacing w:after="0" w:line="240" w:lineRule="auto"/>
+                    <w:rPr>
+                      <w:rFonts w:ascii="Arial" w:hAnsi="Arial" w:cs="Arial"/>
+                      <w:sz w:val="20"/>
+                      <w:szCs w:val="20"/>
+                      <w:lang/>
+                    </w:rPr>
+                  </w:pPr>
+                  <w:r>
+                    <w:rPr>
+                      <w:rFonts w:ascii="Arial" w:hAnsi="Arial" w:cs="Arial"/>
+                      <w:sz w:val="20"/>
+                      <w:szCs w:val="20"/>
+                      <w:lang/>
+                    </w:rPr>
+                    <w:t>1.38</w:t>
+                  </w:r>
+                </w:p>
+              </w:tc>
+              <w:tc>
+                <w:tcPr>
+                  <w:tcW w:w="0" w:type="auto"/>
+                  <w:tcBorders>
+                    <w:top w:val="single" w:sz="6" w:space="0" w:color="auto"/>
+                    <w:left w:val="single" w:sz="6" w:space="0" w:color="auto"/>
+                    <w:bottom w:val="single" w:sz="6" w:space="0" w:color="auto"/>
+                    <w:right w:val="single" w:sz="6" w:space="0" w:color="auto"/>
+                  </w:tcBorders>
+                  <w:vAlign w:val="center"/>
+                  <w:hideMark/>
+                </w:tcPr>
+                <w:p>
+                  <w:pPr>
+                    <w:spacing w:after="0" w:line="240" w:lineRule="auto"/>
+                    <w:rPr>
+                      <w:rFonts w:ascii="Arial" w:hAnsi="Arial" w:cs="Arial"/>
+                      <w:sz w:val="20"/>
+                      <w:szCs w:val="20"/>
+                      <w:lang/>
+                    </w:rPr>
+                  </w:pPr>
+                  <w:r>
+                    <w:rPr>
+                      <w:rFonts w:ascii="Arial" w:hAnsi="Arial" w:cs="Arial"/>
+                      <w:sz w:val="20"/>
+                      <w:szCs w:val="20"/>
+                      <w:lang/>
+                    </w:rPr>
+                    <w:t>0.168</w:t>
+                  </w:r>
+                </w:p>
+              </w:tc>
+            </w:tr>
+            <w:tr>
+              <w:trPr>
+                <w:tblCellSpacing w:w="15" w:type="dxa"/>
+              </w:trPr>
+              <w:tc>
+                <w:tcPr>
+                  <w:tcW w:w="0" w:type="auto"/>
+                  <w:tcBorders>
+                    <w:top w:val="single" w:sz="6" w:space="0" w:color="auto"/>
+                    <w:left w:val="single" w:sz="6" w:space="0" w:color="auto"/>
+                    <w:bottom w:val="single" w:sz="6" w:space="0" w:color="auto"/>
+                    <w:right w:val="single" w:sz="6" w:space="0" w:color="auto"/>
+                  </w:tcBorders>
+                  <w:vAlign w:val="center"/>
+                  <w:hideMark/>
+                </w:tcPr>
+                <w:p>
+                  <w:pPr>
+                    <w:spacing w:after="0" w:line="240" w:lineRule="auto"/>
+                    <w:rPr>
+                      <w:rFonts w:ascii="Arial" w:hAnsi="Arial" w:cs="Arial"/>
+                      <w:sz w:val="20"/>
+                      <w:szCs w:val="20"/>
+                      <w:lang/>
+                    </w:rPr>
+                  </w:pPr>
+                  <w:r>
+                    <w:rPr>
+                      <w:rFonts w:ascii="Arial" w:hAnsi="Arial" w:cs="Arial"/>
+                      <w:b/>
+                      <w:bCs/>
+                      <w:sz w:val="20"/>
+                      <w:szCs w:val="20"/>
+                      <w:lang/>
+                    </w:rPr>
+                    <w:t>FF5</w:t>
+                  </w:r>
+                </w:p>
+              </w:tc>
+              <w:tc>
+                <w:tcPr>
+                  <w:tcW w:w="0" w:type="auto"/>
+                  <w:tcBorders>
+                    <w:top w:val="single" w:sz="6" w:space="0" w:color="auto"/>
+                    <w:left w:val="single" w:sz="6" w:space="0" w:color="auto"/>
+                    <w:bottom w:val="single" w:sz="6" w:space="0" w:color="auto"/>
+                    <w:right w:val="single" w:sz="6" w:space="0" w:color="auto"/>
+                  </w:tcBorders>
+                  <w:vAlign w:val="center"/>
+                  <w:hideMark/>
+                </w:tcPr>
+                <w:p>
+                  <w:pPr>
+                    <w:spacing w:after="0" w:line="240" w:lineRule="auto"/>
+                    <w:rPr>
+                      <w:rFonts w:ascii="Arial" w:hAnsi="Arial" w:cs="Arial"/>
+                      <w:sz w:val="20"/>
+                      <w:szCs w:val="20"/>
+                      <w:lang/>
+                    </w:rPr>
+                  </w:pPr>
+                  <w:r>
+                    <w:rPr>
+                      <w:rFonts w:ascii="Arial" w:hAnsi="Arial" w:cs="Arial"/>
+                      <w:sz w:val="20"/>
+                      <w:szCs w:val="20"/>
+                      <w:lang/>
+                    </w:rPr>
+                    <w:t>0.1680</w:t>
+                  </w:r>
+                </w:p>
+              </w:tc>
+              <w:tc>
+                <w:tcPr>
+                  <w:tcW w:w="0" w:type="auto"/>
+                  <w:tcBorders>
+                    <w:top w:val="single" w:sz="6" w:space="0" w:color="auto"/>
+                    <w:left w:val="single" w:sz="6" w:space="0" w:color="auto"/>
+                    <w:bottom w:val="single" w:sz="6" w:space="0" w:color="auto"/>
+                    <w:right w:val="single" w:sz="6" w:space="0" w:color="auto"/>
+                  </w:tcBorders>
+                  <w:vAlign w:val="center"/>
+                  <w:hideMark/>
+                </w:tcPr>
+                <w:p>
+                  <w:pPr>
+                    <w:spacing w:after="0" w:line="240" w:lineRule="auto"/>
+                    <w:rPr>
+                      <w:rFonts w:ascii="Arial" w:hAnsi="Arial" w:cs="Arial"/>
+                      <w:sz w:val="20"/>
+                      <w:szCs w:val="20"/>
+                      <w:lang/>
+                    </w:rPr>
+                  </w:pPr>
+                  <w:r>
+                    <w:rPr>
+                      <w:rFonts w:ascii="Arial" w:hAnsi="Arial" w:cs="Arial"/>
+                      <w:sz w:val="20"/>
+                      <w:szCs w:val="20"/>
+                      <w:lang/>
+                    </w:rPr>
+                    <w:t>1.48</w:t>
+                  </w:r>
+                </w:p>
+              </w:tc>
+              <w:tc>
+                <w:tcPr>
+                  <w:tcW w:w="0" w:type="auto"/>
+                  <w:tcBorders>
+                    <w:top w:val="single" w:sz="6" w:space="0" w:color="auto"/>
+                    <w:left w:val="single" w:sz="6" w:space="0" w:color="auto"/>
+                    <w:bottom w:val="single" w:sz="6" w:space="0" w:color="auto"/>
+                    <w:right w:val="single" w:sz="6" w:space="0" w:color="auto"/>
+                  </w:tcBorders>
+                  <w:vAlign w:val="center"/>
+                  <w:hideMark/>
+                </w:tcPr>
+                <w:p>
+                  <w:pPr>
+                    <w:spacing w:after="0" w:line="240" w:lineRule="auto"/>
+                    <w:rPr>
+                      <w:rFonts w:ascii="Arial" w:hAnsi="Arial" w:cs="Arial"/>
+                      <w:sz w:val="20"/>
+                      <w:szCs w:val="20"/>
+                      <w:lang/>
+                    </w:rPr>
+                  </w:pPr>
+                  <w:r>
+                    <w:rPr>
+                      <w:rFonts w:ascii="Arial" w:hAnsi="Arial" w:cs="Arial"/>
+                      <w:sz w:val="20"/>
+                      <w:szCs w:val="20"/>
+                      <w:lang/>
+                    </w:rPr>
+                    <w:t>0.139</w:t>
+                  </w:r>
+                </w:p>
+              </w:tc>
+            </w:tr>
+          </w:tbl>
+          <w:p>
+            <w:pPr>
+              <w:rPr>
+                <w:rFonts w:ascii="Arial" w:hAnsi="Arial" w:cs="Arial"/>
+                <w:sz w:val="20"/>
+                <w:szCs w:val="20"/>
+                <w:lang/>
+              </w:rPr>
+            </w:pPr>
+            <w:r>
+              <w:rPr>
+                <w:rFonts w:ascii="Arial" w:hAnsi="Arial" w:cs="Arial"/>
+                <w:sz w:val="20"/>
+                <w:szCs w:val="20"/>
+                <w:lang/>
+              </w:rPr>
+              <w:t xml:space="preserve">Under both models, the alpha for FI is </w:t>
+            </w:r>
+            <w:r>
+              <w:rPr>
+                <w:rFonts w:ascii="Arial" w:hAnsi="Arial" w:cs="Arial"/>
+                <w:b/>
+                <w:bCs/>
+                <w:sz w:val="20"/>
+                <w:szCs w:val="20"/>
+                <w:lang/>
+              </w:rPr>
+              <w:t>not statistically significant</w:t>
+            </w:r>
+            <w:r>
+              <w:rPr>
+                <w:rFonts w:ascii="Arial" w:hAnsi="Arial" w:cs="Arial"/>
+                <w:sz w:val="20"/>
+                <w:szCs w:val="20"/>
+                <w:lang/>
+              </w:rPr>
+              <w:t xml:space="preserve"> at the 5% level. The alpha estimates are very similar (~0.16–0.17), and neither the CAPM nor the Fama-French five-factor model detects a significant abnormal return for Fixed Income hedge funds. Adding the four extra factors (SMB, HML, RMW, CMA) barely changes the alpha or its significance.</w:t>
+            </w:r>
+          </w:p>
+          <w:p>
+            <w:pPr>
+              <w:rPr>
+                <w:rFonts w:ascii="Arial" w:hAnsi="Arial" w:cs="Arial"/>
+                <w:sz w:val="20"/>
+                <w:szCs w:val="20"/>
+                <w:lang/>
+              </w:rPr>
+            </w:pPr>
+          </w:p>
           <w:p>
             <w:pPr>
               <w:rPr>
@@ -1407,19 +4155,20 @@
           </w:tcPr>
           <w:p>
             <w:pPr>
-              <w:pStyle w:val="NormalWeb"/>
-              <w:rPr>
-                <w:rFonts w:ascii="Arial" w:hAnsi="Arial" w:cs="Arial"/>
-                <w:sz w:val="20"/>
-                <w:szCs w:val="20"/>
-              </w:rPr>
-            </w:pPr>
-            <w:r>
-              <w:rPr>
-                <w:rFonts w:ascii="Arial" w:hAnsi="Arial" w:cs="Arial"/>
-                <w:sz w:val="20"/>
-                <w:szCs w:val="20"/>
-              </w:rPr>
+              <w:pStyle w:val="StandardWeb"/>
+              <w:rPr>
+                <w:rFonts w:ascii="Arial" w:hAnsi="Arial" w:cs="Arial"/>
+                <w:sz w:val="20"/>
+                <w:szCs w:val="20"/>
+              </w:rPr>
+            </w:pPr>
+            <w:r>
+              <w:rPr>
+                <w:rFonts w:ascii="Arial" w:hAnsi="Arial" w:cs="Arial"/>
+                <w:sz w:val="20"/>
+                <w:szCs w:val="20"/>
+              </w:rPr>
+              <w:lastRenderedPageBreak/>
               <w:t xml:space="preserve">10. Estimate the Fama-French five-factor model on the returns of FI, MULT and ELS in a SURE fashion, using a non-HAC covariance estimator. Report the variance of the residuals. </w:t>
             </w:r>
             <w:r>
@@ -1443,7 +4192,7 @@
           </w:p>
           <w:p>
             <w:pPr>
-              <w:pStyle w:val="NormalWeb"/>
+              <w:pStyle w:val="StandardWeb"/>
               <w:rPr>
                 <w:rFonts w:ascii="Arial" w:hAnsi="Arial" w:cs="Arial"/>
                 <w:sz w:val="20"/>
@@ -1462,6 +4211,358 @@
                 <w:rFonts w:ascii="Arial" w:hAnsi="Arial" w:cs="Arial"/>
                 <w:sz w:val="20"/>
                 <w:szCs w:val="20"/>
+                <w:lang/>
+              </w:rPr>
+            </w:pPr>
+            <w:r>
+              <w:rPr>
+                <w:rFonts w:ascii="Arial" w:hAnsi="Arial" w:cs="Arial"/>
+                <w:sz w:val="20"/>
+                <w:szCs w:val="20"/>
+                <w:lang/>
+              </w:rPr>
+              <w:t>Residual covariance matrix:</w:t>
+            </w:r>
+          </w:p>
+          <w:p>
+            <w:pPr>
+              <w:rPr>
+                <w:rFonts w:ascii="Arial" w:hAnsi="Arial" w:cs="Arial"/>
+                <w:sz w:val="20"/>
+                <w:szCs w:val="20"/>
+                <w:lang/>
+              </w:rPr>
+            </w:pPr>
+            <w:r>
+              <w:rPr>
+                <w:rFonts w:ascii="Arial" w:hAnsi="Arial" w:cs="Arial"/>
+                <w:sz w:val="20"/>
+                <w:szCs w:val="20"/>
+                <w:lang/>
+              </w:rPr>
+              <w:t xml:space="preserve">            FI      MULT       ELS</w:t>
+            </w:r>
+          </w:p>
+          <w:p>
+            <w:pPr>
+              <w:rPr>
+                <w:rFonts w:ascii="Arial" w:hAnsi="Arial" w:cs="Arial"/>
+                <w:sz w:val="20"/>
+                <w:szCs w:val="20"/>
+                <w:lang/>
+              </w:rPr>
+            </w:pPr>
+            <w:r>
+              <w:rPr>
+                <w:rFonts w:ascii="Arial" w:hAnsi="Arial" w:cs="Arial"/>
+                <w:sz w:val="20"/>
+                <w:szCs w:val="20"/>
+                <w:lang/>
+              </w:rPr>
+              <w:t>FI    1.679523  0.902823  0.532473</w:t>
+            </w:r>
+          </w:p>
+          <w:p>
+            <w:pPr>
+              <w:rPr>
+                <w:rFonts w:ascii="Arial" w:hAnsi="Arial" w:cs="Arial"/>
+                <w:sz w:val="20"/>
+                <w:szCs w:val="20"/>
+                <w:lang/>
+              </w:rPr>
+            </w:pPr>
+            <w:r>
+              <w:rPr>
+                <w:rFonts w:ascii="Arial" w:hAnsi="Arial" w:cs="Arial"/>
+                <w:sz w:val="20"/>
+                <w:szCs w:val="20"/>
+                <w:lang/>
+              </w:rPr>
+              <w:t>MULT  0.902823  1.344626  0.933650</w:t>
+            </w:r>
+          </w:p>
+          <w:p>
+            <w:pPr>
+              <w:rPr>
+                <w:rFonts w:ascii="Arial" w:hAnsi="Arial" w:cs="Arial"/>
+                <w:sz w:val="20"/>
+                <w:szCs w:val="20"/>
+                <w:lang/>
+              </w:rPr>
+            </w:pPr>
+            <w:r>
+              <w:rPr>
+                <w:rFonts w:ascii="Arial" w:hAnsi="Arial" w:cs="Arial"/>
+                <w:sz w:val="20"/>
+                <w:szCs w:val="20"/>
+                <w:lang/>
+              </w:rPr>
+              <w:t>ELS   0.532473  0.933650  1.504841</w:t>
+            </w:r>
+          </w:p>
+          <w:p>
+            <w:pPr>
+              <w:rPr>
+                <w:rFonts w:ascii="Arial" w:hAnsi="Arial" w:cs="Arial"/>
+                <w:sz w:val="20"/>
+                <w:szCs w:val="20"/>
+                <w:lang/>
+              </w:rPr>
+            </w:pPr>
+          </w:p>
+          <w:p>
+            <w:pPr>
+              <w:rPr>
+                <w:rFonts w:ascii="Arial" w:hAnsi="Arial" w:cs="Arial"/>
+                <w:sz w:val="20"/>
+                <w:szCs w:val="20"/>
+                <w:lang/>
+              </w:rPr>
+            </w:pPr>
+            <w:r>
+              <w:rPr>
+                <w:rFonts w:ascii="Arial" w:hAnsi="Arial" w:cs="Arial"/>
+                <w:sz w:val="20"/>
+                <w:szCs w:val="20"/>
+                <w:lang/>
+              </w:rPr>
+              <w:t>Residual variances (diagonal):</w:t>
+            </w:r>
+          </w:p>
+          <w:p>
+            <w:pPr>
+              <w:rPr>
+                <w:rFonts w:ascii="Arial" w:hAnsi="Arial" w:cs="Arial"/>
+                <w:sz w:val="20"/>
+                <w:szCs w:val="20"/>
+              </w:rPr>
+            </w:pPr>
+            <w:r>
+              <w:rPr>
+                <w:rFonts w:ascii="Arial" w:hAnsi="Arial" w:cs="Arial"/>
+                <w:sz w:val="20"/>
+                <w:szCs w:val="20"/>
+                <w:lang/>
+              </w:rPr>
+              <w:t>[1.679523 1.344626 1.504841]</w:t>
+            </w:r>
+          </w:p>
+          <w:p>
+            <w:pPr>
+              <w:rPr>
+                <w:rFonts w:ascii="Arial" w:hAnsi="Arial" w:cs="Arial"/>
+                <w:sz w:val="20"/>
+                <w:szCs w:val="20"/>
+                <w:lang w:val="de-CH"/>
+              </w:rPr>
+            </w:pPr>
+          </w:p>
+          <w:p>
+            <w:pPr>
+              <w:rPr>
+                <w:rFonts w:ascii="Arial" w:hAnsi="Arial" w:cs="Arial"/>
+                <w:sz w:val="20"/>
+                <w:szCs w:val="20"/>
+                <w:lang/>
+              </w:rPr>
+            </w:pPr>
+            <w:r>
+              <w:rPr>
+                <w:rFonts w:ascii="Arial" w:hAnsi="Arial" w:cs="Arial"/>
+                <w:sz w:val="20"/>
+                <w:szCs w:val="20"/>
+                <w:lang/>
+              </w:rPr>
+              <w:t xml:space="preserve">We estimate the </w:t>
+            </w:r>
+            <w:r>
+              <w:rPr>
+                <w:rFonts w:ascii="Arial" w:hAnsi="Arial" w:cs="Arial"/>
+                <w:b/>
+                <w:bCs/>
+                <w:sz w:val="20"/>
+                <w:szCs w:val="20"/>
+                <w:lang/>
+              </w:rPr>
+              <w:t>Fama-French five-factor model</w:t>
+            </w:r>
+            <w:r>
+              <w:rPr>
+                <w:rFonts w:ascii="Arial" w:hAnsi="Arial" w:cs="Arial"/>
+                <w:sz w:val="20"/>
+                <w:szCs w:val="20"/>
+                <w:lang/>
+              </w:rPr>
+              <w:t xml:space="preserve"> on FI, MULT and ELS jointly using </w:t>
+            </w:r>
+            <w:r>
+              <w:rPr>
+                <w:rFonts w:ascii="Arial" w:hAnsi="Arial" w:cs="Arial"/>
+                <w:b/>
+                <w:bCs/>
+                <w:sz w:val="20"/>
+                <w:szCs w:val="20"/>
+                <w:lang/>
+              </w:rPr>
+              <w:t>SUR</w:t>
+            </w:r>
+            <w:r>
+              <w:rPr>
+                <w:rFonts w:ascii="Arial" w:hAnsi="Arial" w:cs="Arial"/>
+                <w:sz w:val="20"/>
+                <w:szCs w:val="20"/>
+                <w:lang/>
+              </w:rPr>
+              <w:t xml:space="preserve"> with a non-HAC covariance estimator.</w:t>
+            </w:r>
+          </w:p>
+          <w:p>
+            <w:pPr>
+              <w:rPr>
+                <w:rFonts w:ascii="Arial" w:hAnsi="Arial" w:cs="Arial"/>
+                <w:sz w:val="20"/>
+                <w:szCs w:val="20"/>
+                <w:lang/>
+              </w:rPr>
+            </w:pPr>
+            <w:r>
+              <w:rPr>
+                <w:rFonts w:ascii="Arial" w:hAnsi="Arial" w:cs="Arial"/>
+                <w:sz w:val="20"/>
+                <w:szCs w:val="20"/>
+                <w:lang/>
+              </w:rPr>
+              <w:t>The residual variances are:</w:t>
+            </w:r>
+          </w:p>
+          <w:p>
+            <w:pPr>
+              <w:numPr>
+                <w:ilvl w:val="0"/>
+                <w:numId w:val="40"/>
+              </w:numPr>
+              <w:rPr>
+                <w:rFonts w:ascii="Arial" w:hAnsi="Arial" w:cs="Arial"/>
+                <w:sz w:val="20"/>
+                <w:szCs w:val="20"/>
+                <w:lang/>
+              </w:rPr>
+            </w:pPr>
+            <w:r>
+              <w:rPr>
+                <w:rFonts w:ascii="Arial" w:hAnsi="Arial" w:cs="Arial"/>
+                <w:b/>
+                <w:bCs/>
+                <w:sz w:val="20"/>
+                <w:szCs w:val="20"/>
+                <w:lang/>
+              </w:rPr>
+              <w:t>FI:</w:t>
+            </w:r>
+            <w:r>
+              <w:rPr>
+                <w:rFonts w:ascii="Arial" w:hAnsi="Arial" w:cs="Arial"/>
+                <w:sz w:val="20"/>
+                <w:szCs w:val="20"/>
+                <w:lang/>
+              </w:rPr>
+              <w:t xml:space="preserve"> 1.6795</w:t>
+            </w:r>
+          </w:p>
+          <w:p>
+            <w:pPr>
+              <w:numPr>
+                <w:ilvl w:val="0"/>
+                <w:numId w:val="40"/>
+              </w:numPr>
+              <w:rPr>
+                <w:rFonts w:ascii="Arial" w:hAnsi="Arial" w:cs="Arial"/>
+                <w:sz w:val="20"/>
+                <w:szCs w:val="20"/>
+                <w:lang/>
+              </w:rPr>
+            </w:pPr>
+            <w:r>
+              <w:rPr>
+                <w:rFonts w:ascii="Arial" w:hAnsi="Arial" w:cs="Arial"/>
+                <w:b/>
+                <w:bCs/>
+                <w:sz w:val="20"/>
+                <w:szCs w:val="20"/>
+                <w:lang/>
+              </w:rPr>
+              <w:t>MULT:</w:t>
+            </w:r>
+            <w:r>
+              <w:rPr>
+                <w:rFonts w:ascii="Arial" w:hAnsi="Arial" w:cs="Arial"/>
+                <w:sz w:val="20"/>
+                <w:szCs w:val="20"/>
+                <w:lang/>
+              </w:rPr>
+              <w:t xml:space="preserve"> 1.3446</w:t>
+            </w:r>
+          </w:p>
+          <w:p>
+            <w:pPr>
+              <w:numPr>
+                <w:ilvl w:val="0"/>
+                <w:numId w:val="40"/>
+              </w:numPr>
+              <w:rPr>
+                <w:rFonts w:ascii="Arial" w:hAnsi="Arial" w:cs="Arial"/>
+                <w:sz w:val="20"/>
+                <w:szCs w:val="20"/>
+                <w:lang/>
+              </w:rPr>
+            </w:pPr>
+            <w:r>
+              <w:rPr>
+                <w:rFonts w:ascii="Arial" w:hAnsi="Arial" w:cs="Arial"/>
+                <w:b/>
+                <w:bCs/>
+                <w:sz w:val="20"/>
+                <w:szCs w:val="20"/>
+                <w:lang/>
+              </w:rPr>
+              <w:t>ELS:</w:t>
+            </w:r>
+            <w:r>
+              <w:rPr>
+                <w:rFonts w:ascii="Arial" w:hAnsi="Arial" w:cs="Arial"/>
+                <w:sz w:val="20"/>
+                <w:szCs w:val="20"/>
+                <w:lang/>
+              </w:rPr>
+              <w:t xml:space="preserve"> 1.5048</w:t>
+            </w:r>
+          </w:p>
+          <w:p>
+            <w:pPr>
+              <w:rPr>
+                <w:rFonts w:ascii="Arial" w:hAnsi="Arial" w:cs="Arial"/>
+                <w:sz w:val="20"/>
+                <w:szCs w:val="20"/>
+                <w:lang/>
+              </w:rPr>
+            </w:pPr>
+            <w:r>
+              <w:rPr>
+                <w:rFonts w:ascii="Arial" w:hAnsi="Arial" w:cs="Arial"/>
+                <w:sz w:val="20"/>
+                <w:szCs w:val="20"/>
+                <w:lang/>
+              </w:rPr>
+              <w:t>These are slightly lower than the CAPM residual variances, indicating that the additional factors explain some of the variation left unexplained by the market factor alone.</w:t>
+            </w:r>
+          </w:p>
+          <w:p>
+            <w:pPr>
+              <w:rPr>
+                <w:rFonts w:ascii="Arial" w:hAnsi="Arial" w:cs="Arial"/>
+                <w:sz w:val="20"/>
+                <w:szCs w:val="20"/>
+                <w:lang/>
               </w:rPr>
             </w:pPr>
           </w:p>
@@ -1501,17 +4602,17 @@
           </w:tcPr>
           <w:p>
             <w:pPr>
-              <w:pStyle w:val="NormalWeb"/>
-              <w:rPr>
-                <w:rFonts w:ascii="Arial" w:hAnsi="Arial" w:cs="Arial"/>
-                <w:sz w:val="20"/>
-                <w:szCs w:val="20"/>
-              </w:rPr>
-            </w:pPr>
-          </w:p>
-          <w:p>
-            <w:pPr>
-              <w:pStyle w:val="NormalWeb"/>
+              <w:pStyle w:val="StandardWeb"/>
+              <w:rPr>
+                <w:rFonts w:ascii="Arial" w:hAnsi="Arial" w:cs="Arial"/>
+                <w:sz w:val="20"/>
+                <w:szCs w:val="20"/>
+              </w:rPr>
+            </w:pPr>
+          </w:p>
+          <w:p>
+            <w:pPr>
+              <w:pStyle w:val="StandardWeb"/>
               <w:rPr>
                 <w:rFonts w:ascii="Arial" w:hAnsi="Arial" w:cs="Arial"/>
                 <w:sz w:val="20"/>
@@ -1605,6 +4706,386 @@
                 <w:rFonts w:ascii="Arial" w:hAnsi="Arial" w:cs="Arial"/>
                 <w:sz w:val="18"/>
                 <w:szCs w:val="20"/>
+                <w:lang/>
+              </w:rPr>
+            </w:pPr>
+            <w:r>
+              <w:rPr>
+                <w:rFonts w:ascii="Arial" w:hAnsi="Arial" w:cs="Arial"/>
+                <w:sz w:val="18"/>
+                <w:szCs w:val="20"/>
+                <w:lang/>
+              </w:rPr>
+              <w:t>wald_stat: 17.190047012479827</w:t>
+            </w:r>
+          </w:p>
+          <w:p>
+            <w:pPr>
+              <w:rPr>
+                <w:rFonts w:ascii="Arial" w:hAnsi="Arial" w:cs="Arial"/>
+                <w:sz w:val="18"/>
+                <w:szCs w:val="20"/>
+                <w:lang/>
+              </w:rPr>
+            </w:pPr>
+            <w:r>
+              <w:rPr>
+                <w:rFonts w:ascii="Arial" w:hAnsi="Arial" w:cs="Arial"/>
+                <w:sz w:val="18"/>
+                <w:szCs w:val="20"/>
+                <w:lang/>
+              </w:rPr>
+              <w:t>crit_value: 7.814727903251179</w:t>
+            </w:r>
+          </w:p>
+          <w:p>
+            <w:pPr>
+              <w:rPr>
+                <w:rFonts w:ascii="Arial" w:hAnsi="Arial" w:cs="Arial"/>
+                <w:sz w:val="18"/>
+                <w:szCs w:val="20"/>
+                <w:lang/>
+              </w:rPr>
+            </w:pPr>
+            <w:r>
+              <w:rPr>
+                <w:rFonts w:ascii="Arial" w:hAnsi="Arial" w:cs="Arial"/>
+                <w:sz w:val="18"/>
+                <w:szCs w:val="20"/>
+                <w:lang/>
+              </w:rPr>
+              <w:t>p_value: 0.0006458991311580897</w:t>
+            </w:r>
+          </w:p>
+          <w:p>
+            <w:pPr>
+              <w:rPr>
+                <w:rFonts w:ascii="Arial" w:hAnsi="Arial" w:cs="Arial"/>
+                <w:sz w:val="18"/>
+                <w:szCs w:val="20"/>
+                <w:lang/>
+              </w:rPr>
+            </w:pPr>
+            <w:r>
+              <w:rPr>
+                <w:rFonts w:ascii="Arial" w:hAnsi="Arial" w:cs="Arial"/>
+                <w:sz w:val="18"/>
+                <w:szCs w:val="20"/>
+                <w:lang/>
+              </w:rPr>
+              <w:t>df: 3</w:t>
+            </w:r>
+          </w:p>
+          <w:p>
+            <w:pPr>
+              <w:rPr>
+                <w:rFonts w:ascii="Arial" w:hAnsi="Arial" w:cs="Arial"/>
+                <w:sz w:val="18"/>
+                <w:szCs w:val="20"/>
+                <w:lang w:val="de-CH"/>
+              </w:rPr>
+            </w:pPr>
+            <w:r>
+              <w:rPr>
+                <w:rFonts w:ascii="Arial" w:hAnsi="Arial" w:cs="Arial"/>
+                <w:sz w:val="18"/>
+                <w:szCs w:val="20"/>
+                <w:lang/>
+              </w:rPr>
+              <w:t>reject: True</w:t>
+            </w:r>
+          </w:p>
+          <w:p>
+            <w:pPr>
+              <w:rPr>
+                <w:rFonts w:ascii="Arial" w:hAnsi="Arial" w:cs="Arial"/>
+                <w:sz w:val="18"/>
+                <w:szCs w:val="20"/>
+                <w:lang w:val="de-CH"/>
+              </w:rPr>
+            </w:pPr>
+          </w:p>
+          <w:p>
+            <w:pPr>
+              <w:rPr>
+                <w:rFonts w:ascii="Arial" w:hAnsi="Arial" w:cs="Arial"/>
+                <w:sz w:val="18"/>
+                <w:szCs w:val="20"/>
+                <w:lang w:val="de-CH"/>
+              </w:rPr>
+            </w:pPr>
+          </w:p>
+          <w:p>
+            <w:pPr>
+              <w:rPr>
+                <w:rFonts w:ascii="Arial" w:hAnsi="Arial" w:cs="Arial"/>
+                <w:sz w:val="18"/>
+                <w:szCs w:val="20"/>
+                <w:lang w:val="de-CH"/>
+              </w:rPr>
+            </w:pPr>
+          </w:p>
+          <w:p>
+            <w:pPr>
+              <w:rPr>
+                <w:rFonts w:ascii="Arial" w:hAnsi="Arial" w:cs="Arial"/>
+                <w:sz w:val="18"/>
+                <w:szCs w:val="20"/>
+                <w:lang/>
+              </w:rPr>
+            </w:pPr>
+            <w:r>
+              <w:rPr>
+                <w:rFonts w:ascii="Arial" w:hAnsi="Arial" w:cs="Arial"/>
+                <w:sz w:val="18"/>
+                <w:szCs w:val="20"/>
+                <w:lang/>
+              </w:rPr>
+              <w:t>We test H</w:t>
+            </w:r>
+            <w:r>
+              <w:rPr>
+                <w:rFonts w:ascii="Cambria Math" w:hAnsi="Cambria Math" w:cs="Cambria Math"/>
+                <w:sz w:val="18"/>
+                <w:szCs w:val="20"/>
+                <w:lang/>
+              </w:rPr>
+              <w:t>₀</w:t>
+            </w:r>
+            <w:r>
+              <w:rPr>
+                <w:rFonts w:ascii="Arial" w:hAnsi="Arial" w:cs="Arial"/>
+                <w:sz w:val="18"/>
+                <w:szCs w:val="20"/>
+                <w:lang/>
+              </w:rPr>
+              <w:t xml:space="preserve">: α_FI = α_MULT = α_ELS = 0 using a </w:t>
+            </w:r>
+            <w:r>
+              <w:rPr>
+                <w:rFonts w:ascii="Arial" w:hAnsi="Arial" w:cs="Arial"/>
+                <w:b/>
+                <w:bCs/>
+                <w:sz w:val="18"/>
+                <w:szCs w:val="20"/>
+                <w:lang/>
+              </w:rPr>
+              <w:t>Wald χ² test</w:t>
+            </w:r>
+            <w:r>
+              <w:rPr>
+                <w:rFonts w:ascii="Arial" w:hAnsi="Arial" w:cs="Arial"/>
+                <w:sz w:val="18"/>
+                <w:szCs w:val="20"/>
+                <w:lang/>
+              </w:rPr>
+              <w:t xml:space="preserve"> on the FF5 SUR estimates.</w:t>
+            </w:r>
+          </w:p>
+          <w:p>
+            <w:pPr>
+              <w:rPr>
+                <w:rFonts w:ascii="Arial" w:hAnsi="Arial" w:cs="Arial"/>
+                <w:sz w:val="18"/>
+                <w:szCs w:val="20"/>
+                <w:lang/>
+              </w:rPr>
+            </w:pPr>
+            <w:r>
+              <w:rPr>
+                <w:rFonts w:ascii="Arial" w:hAnsi="Arial" w:cs="Arial"/>
+                <w:sz w:val="18"/>
+                <w:szCs w:val="20"/>
+                <w:lang/>
+              </w:rPr>
+              <w:t>The individual alphas are: FI (t = 2.05, borderline significant), MULT (t = 3.78, significant), ELS (t = 1.24, insignificant). So it is not obvious whether the joint test will reject.</w:t>
+            </w:r>
+          </w:p>
+          <w:p>
+            <w:pPr>
+              <w:numPr>
+                <w:ilvl w:val="0"/>
+                <w:numId w:val="41"/>
+              </w:numPr>
+              <w:rPr>
+                <w:rFonts w:ascii="Arial" w:hAnsi="Arial" w:cs="Arial"/>
+                <w:sz w:val="18"/>
+                <w:szCs w:val="20"/>
+                <w:lang/>
+              </w:rPr>
+            </w:pPr>
+            <w:r>
+              <w:rPr>
+                <w:rFonts w:ascii="Arial" w:hAnsi="Arial" w:cs="Arial"/>
+                <w:b/>
+                <w:bCs/>
+                <w:sz w:val="18"/>
+                <w:szCs w:val="20"/>
+                <w:lang/>
+              </w:rPr>
+              <w:t>Test statistic:</w:t>
+            </w:r>
+            <w:r>
+              <w:rPr>
+                <w:rFonts w:ascii="Arial" w:hAnsi="Arial" w:cs="Arial"/>
+                <w:sz w:val="18"/>
+                <w:szCs w:val="20"/>
+                <w:lang/>
+              </w:rPr>
+              <w:t xml:space="preserve"> χ² ≈ 17.19</w:t>
+            </w:r>
+          </w:p>
+          <w:p>
+            <w:pPr>
+              <w:numPr>
+                <w:ilvl w:val="0"/>
+                <w:numId w:val="41"/>
+              </w:numPr>
+              <w:rPr>
+                <w:rFonts w:ascii="Arial" w:hAnsi="Arial" w:cs="Arial"/>
+                <w:sz w:val="18"/>
+                <w:szCs w:val="20"/>
+                <w:lang/>
+              </w:rPr>
+            </w:pPr>
+            <w:r>
+              <w:rPr>
+                <w:rFonts w:ascii="Arial" w:hAnsi="Arial" w:cs="Arial"/>
+                <w:b/>
+                <w:bCs/>
+                <w:sz w:val="18"/>
+                <w:szCs w:val="20"/>
+                <w:lang/>
+              </w:rPr>
+              <w:t>Critical value</w:t>
+            </w:r>
+            <w:r>
+              <w:rPr>
+                <w:rFonts w:ascii="Arial" w:hAnsi="Arial" w:cs="Arial"/>
+                <w:sz w:val="18"/>
+                <w:szCs w:val="20"/>
+                <w:lang/>
+              </w:rPr>
+              <w:t xml:space="preserve"> (χ²</w:t>
+            </w:r>
+            <w:r>
+              <w:rPr>
+                <w:rFonts w:ascii="Cambria Math" w:hAnsi="Cambria Math" w:cs="Cambria Math"/>
+                <w:sz w:val="18"/>
+                <w:szCs w:val="20"/>
+                <w:lang/>
+              </w:rPr>
+              <w:t>₃</w:t>
+            </w:r>
+            <w:r>
+              <w:rPr>
+                <w:rFonts w:ascii="Arial" w:hAnsi="Arial" w:cs="Arial"/>
+                <w:sz w:val="18"/>
+                <w:szCs w:val="20"/>
+                <w:lang/>
+              </w:rPr>
+              <w:t xml:space="preserve"> at 5%): 7.81</w:t>
+            </w:r>
+          </w:p>
+          <w:p>
+            <w:pPr>
+              <w:numPr>
+                <w:ilvl w:val="0"/>
+                <w:numId w:val="41"/>
+              </w:numPr>
+              <w:rPr>
+                <w:rFonts w:ascii="Arial" w:hAnsi="Arial" w:cs="Arial"/>
+                <w:sz w:val="18"/>
+                <w:szCs w:val="20"/>
+                <w:lang/>
+              </w:rPr>
+            </w:pPr>
+            <w:r>
+              <w:rPr>
+                <w:rFonts w:ascii="Arial" w:hAnsi="Arial" w:cs="Arial"/>
+                <w:b/>
+                <w:bCs/>
+                <w:sz w:val="18"/>
+                <w:szCs w:val="20"/>
+                <w:lang/>
+              </w:rPr>
+              <w:t>Conclusion:</w:t>
+            </w:r>
+            <w:r>
+              <w:rPr>
+                <w:rFonts w:ascii="Arial" w:hAnsi="Arial" w:cs="Arial"/>
+                <w:sz w:val="18"/>
+                <w:szCs w:val="20"/>
+                <w:lang/>
+              </w:rPr>
+              <w:t xml:space="preserve"> Since 17.19 &gt; 7.81, we </w:t>
+            </w:r>
+            <w:r>
+              <w:rPr>
+                <w:rFonts w:ascii="Arial" w:hAnsi="Arial" w:cs="Arial"/>
+                <w:b/>
+                <w:bCs/>
+                <w:sz w:val="18"/>
+                <w:szCs w:val="20"/>
+                <w:lang/>
+              </w:rPr>
+              <w:t>reject</w:t>
+            </w:r>
+            <w:r>
+              <w:rPr>
+                <w:rFonts w:ascii="Arial" w:hAnsi="Arial" w:cs="Arial"/>
+                <w:sz w:val="18"/>
+                <w:szCs w:val="20"/>
+                <w:lang/>
+              </w:rPr>
+              <w:t xml:space="preserve"> H</w:t>
+            </w:r>
+            <w:r>
+              <w:rPr>
+                <w:rFonts w:ascii="Cambria Math" w:hAnsi="Cambria Math" w:cs="Cambria Math"/>
+                <w:sz w:val="18"/>
+                <w:szCs w:val="20"/>
+                <w:lang/>
+              </w:rPr>
+              <w:t>₀</w:t>
+            </w:r>
+            <w:r>
+              <w:rPr>
+                <w:rFonts w:ascii="Arial" w:hAnsi="Arial" w:cs="Arial"/>
+                <w:sz w:val="18"/>
+                <w:szCs w:val="20"/>
+                <w:lang/>
+              </w:rPr>
+              <w:t xml:space="preserve">. Despite only one individually significant alpha (MULT), the three alphas are </w:t>
+            </w:r>
+            <w:r>
+              <w:rPr>
+                <w:rFonts w:ascii="Arial" w:hAnsi="Arial" w:cs="Arial"/>
+                <w:b/>
+                <w:bCs/>
+                <w:sz w:val="18"/>
+                <w:szCs w:val="20"/>
+                <w:lang/>
+              </w:rPr>
+              <w:t>jointly significant</w:t>
+            </w:r>
+            <w:r>
+              <w:rPr>
+                <w:rFonts w:ascii="Arial" w:hAnsi="Arial" w:cs="Arial"/>
+                <w:sz w:val="18"/>
+                <w:szCs w:val="20"/>
+                <w:lang/>
+              </w:rPr>
+              <w:t xml:space="preserve"> at the 5% level. The joint test has more power because it accounts for the cross-equation correlation structure estimated by SUR.</w:t>
+            </w:r>
+          </w:p>
+          <w:p>
+            <w:pPr>
+              <w:rPr>
+                <w:rFonts w:ascii="Arial" w:hAnsi="Arial" w:cs="Arial"/>
+                <w:sz w:val="18"/>
+                <w:szCs w:val="20"/>
+                <w:lang/>
               </w:rPr>
             </w:pPr>
           </w:p>
@@ -2126,6 +5607,155 @@
     </w:lvl>
   </w:abstractNum>
   <w:abstractNum w:abstractNumId="4" w15:restartNumberingAfterBreak="0">
+    <w:nsid w:val="0B060C1E"/>
+    <w:multiLevelType w:val="multilevel"/>
+    <w:tmpl w:val="1F5C7C2A"/>
+    <w:lvl w:ilvl="0">
+      <w:start w:val="1"/>
+      <w:numFmt w:val="bullet"/>
+      <w:lvlText w:val=""/>
+      <w:lvlJc w:val="left"/>
+      <w:pPr>
+        <w:tabs>
+          <w:tab w:val="num" w:pos="720"/>
+        </w:tabs>
+        <w:ind w:left="720" w:hanging="360"/>
+      </w:pPr>
+      <w:rPr>
+        <w:rFonts w:ascii="Symbol" w:hAnsi="Symbol" w:hint="default"/>
+        <w:sz w:val="20"/>
+      </w:rPr>
+    </w:lvl>
+    <w:lvl w:ilvl="1" w:tentative="1">
+      <w:start w:val="1"/>
+      <w:numFmt w:val="bullet"/>
+      <w:lvlText w:val="o"/>
+      <w:lvlJc w:val="left"/>
+      <w:pPr>
+        <w:tabs>
+          <w:tab w:val="num" w:pos="1440"/>
+        </w:tabs>
+        <w:ind w:left="1440" w:hanging="360"/>
+      </w:pPr>
+      <w:rPr>
+        <w:rFonts w:ascii="Courier New" w:hAnsi="Courier New" w:hint="default"/>
+        <w:sz w:val="20"/>
+      </w:rPr>
+    </w:lvl>
+    <w:lvl w:ilvl="2" w:tentative="1">
+      <w:start w:val="1"/>
+      <w:numFmt w:val="bullet"/>
+      <w:lvlText w:val=""/>
+      <w:lvlJc w:val="left"/>
+      <w:pPr>
+        <w:tabs>
+          <w:tab w:val="num" w:pos="2160"/>
+        </w:tabs>
+        <w:ind w:left="2160" w:hanging="360"/>
+      </w:pPr>
+      <w:rPr>
+        <w:rFonts w:ascii="Wingdings" w:hAnsi="Wingdings" w:hint="default"/>
+        <w:sz w:val="20"/>
+      </w:rPr>
+    </w:lvl>
+    <w:lvl w:ilvl="3" w:tentative="1">
+      <w:start w:val="1"/>
+      <w:numFmt w:val="bullet"/>
+      <w:lvlText w:val=""/>
+      <w:lvlJc w:val="left"/>
+      <w:pPr>
+        <w:tabs>
+          <w:tab w:val="num" w:pos="2880"/>
+        </w:tabs>
+        <w:ind w:left="2880" w:hanging="360"/>
+      </w:pPr>
+      <w:rPr>
+        <w:rFonts w:ascii="Wingdings" w:hAnsi="Wingdings" w:hint="default"/>
+        <w:sz w:val="20"/>
+      </w:rPr>
+    </w:lvl>
+    <w:lvl w:ilvl="4" w:tentative="1">
+      <w:start w:val="1"/>
+      <w:numFmt w:val="bullet"/>
+      <w:lvlText w:val=""/>
+      <w:lvlJc w:val="left"/>
+      <w:pPr>
+        <w:tabs>
+          <w:tab w:val="num" w:pos="3600"/>
+        </w:tabs>
+        <w:ind w:left="3600" w:hanging="360"/>
+      </w:pPr>
+      <w:rPr>
+        <w:rFonts w:ascii="Wingdings" w:hAnsi="Wingdings" w:hint="default"/>
+        <w:sz w:val="20"/>
+      </w:rPr>
+    </w:lvl>
+    <w:lvl w:ilvl="5" w:tentative="1">
+      <w:start w:val="1"/>
+      <w:numFmt w:val="bullet"/>
+      <w:lvlText w:val=""/>
+      <w:lvlJc w:val="left"/>
+      <w:pPr>
+        <w:tabs>
+          <w:tab w:val="num" w:pos="4320"/>
+        </w:tabs>
+        <w:ind w:left="4320" w:hanging="360"/>
+      </w:pPr>
+      <w:rPr>
+        <w:rFonts w:ascii="Wingdings" w:hAnsi="Wingdings" w:hint="default"/>
+        <w:sz w:val="20"/>
+      </w:rPr>
+    </w:lvl>
+    <w:lvl w:ilvl="6" w:tentative="1">
+      <w:start w:val="1"/>
+      <w:numFmt w:val="bullet"/>
+      <w:lvlText w:val=""/>
+      <w:lvlJc w:val="left"/>
+      <w:pPr>
+        <w:tabs>
+          <w:tab w:val="num" w:pos="5040"/>
+        </w:tabs>
+        <w:ind w:left="5040" w:hanging="360"/>
+      </w:pPr>
+      <w:rPr>
+        <w:rFonts w:ascii="Wingdings" w:hAnsi="Wingdings" w:hint="default"/>
+        <w:sz w:val="20"/>
+      </w:rPr>
+    </w:lvl>
+    <w:lvl w:ilvl="7" w:tentative="1">
+      <w:start w:val="1"/>
+      <w:numFmt w:val="bullet"/>
+      <w:lvlText w:val=""/>
+      <w:lvlJc w:val="left"/>
+      <w:pPr>
+        <w:tabs>
+          <w:tab w:val="num" w:pos="5760"/>
+        </w:tabs>
+        <w:ind w:left="5760" w:hanging="360"/>
+      </w:pPr>
+      <w:rPr>
+        <w:rFonts w:ascii="Wingdings" w:hAnsi="Wingdings" w:hint="default"/>
+        <w:sz w:val="20"/>
+      </w:rPr>
+    </w:lvl>
+    <w:lvl w:ilvl="8" w:tentative="1">
+      <w:start w:val="1"/>
+      <w:numFmt w:val="bullet"/>
+      <w:lvlText w:val=""/>
+      <w:lvlJc w:val="left"/>
+      <w:pPr>
+        <w:tabs>
+          <w:tab w:val="num" w:pos="6480"/>
+        </w:tabs>
+        <w:ind w:left="6480" w:hanging="360"/>
+      </w:pPr>
+      <w:rPr>
+        <w:rFonts w:ascii="Wingdings" w:hAnsi="Wingdings" w:hint="default"/>
+        <w:sz w:val="20"/>
+      </w:rPr>
+    </w:lvl>
+  </w:abstractNum>
+  <w:abstractNum w:abstractNumId="5" w15:restartNumberingAfterBreak="0">
     <w:nsid w:val="0B2A057C"/>
     <w:multiLevelType w:val="multilevel"/>
     <w:tmpl w:val="3A647A26"/>
@@ -2238,7 +5868,7 @@
       </w:pPr>
     </w:lvl>
   </w:abstractNum>
-  <w:abstractNum w:abstractNumId="5" w15:restartNumberingAfterBreak="0">
+  <w:abstractNum w:abstractNumId="6" w15:restartNumberingAfterBreak="0">
     <w:nsid w:val="0E2C6E16"/>
     <w:multiLevelType w:val="hybridMultilevel"/>
     <w:tmpl w:val="FDC2A28E"/>
@@ -2327,7 +5957,7 @@
       </w:pPr>
     </w:lvl>
   </w:abstractNum>
-  <w:abstractNum w:abstractNumId="6" w15:restartNumberingAfterBreak="0">
+  <w:abstractNum w:abstractNumId="7" w15:restartNumberingAfterBreak="0">
     <w:nsid w:val="163F18C6"/>
     <w:multiLevelType w:val="multilevel"/>
     <w:tmpl w:val="2D546636"/>
@@ -2440,7 +6070,7 @@
       </w:pPr>
     </w:lvl>
   </w:abstractNum>
-  <w:abstractNum w:abstractNumId="7" w15:restartNumberingAfterBreak="0">
+  <w:abstractNum w:abstractNumId="8" w15:restartNumberingAfterBreak="0">
     <w:nsid w:val="1FFC3B1F"/>
     <w:multiLevelType w:val="multilevel"/>
     <w:tmpl w:val="CAC450DC"/>
@@ -2553,7 +6183,156 @@
       </w:pPr>
     </w:lvl>
   </w:abstractNum>
-  <w:abstractNum w:abstractNumId="8" w15:restartNumberingAfterBreak="0">
+  <w:abstractNum w:abstractNumId="9" w15:restartNumberingAfterBreak="0">
+    <w:nsid w:val="263867A6"/>
+    <w:multiLevelType w:val="multilevel"/>
+    <w:tmpl w:val="100633F0"/>
+    <w:lvl w:ilvl="0">
+      <w:start w:val="1"/>
+      <w:numFmt w:val="bullet"/>
+      <w:lvlText w:val=""/>
+      <w:lvlJc w:val="left"/>
+      <w:pPr>
+        <w:tabs>
+          <w:tab w:val="num" w:pos="720"/>
+        </w:tabs>
+        <w:ind w:left="720" w:hanging="360"/>
+      </w:pPr>
+      <w:rPr>
+        <w:rFonts w:ascii="Symbol" w:hAnsi="Symbol" w:hint="default"/>
+        <w:sz w:val="20"/>
+      </w:rPr>
+    </w:lvl>
+    <w:lvl w:ilvl="1" w:tentative="1">
+      <w:start w:val="1"/>
+      <w:numFmt w:val="bullet"/>
+      <w:lvlText w:val="o"/>
+      <w:lvlJc w:val="left"/>
+      <w:pPr>
+        <w:tabs>
+          <w:tab w:val="num" w:pos="1440"/>
+        </w:tabs>
+        <w:ind w:left="1440" w:hanging="360"/>
+      </w:pPr>
+      <w:rPr>
+        <w:rFonts w:ascii="Courier New" w:hAnsi="Courier New" w:hint="default"/>
+        <w:sz w:val="20"/>
+      </w:rPr>
+    </w:lvl>
+    <w:lvl w:ilvl="2" w:tentative="1">
+      <w:start w:val="1"/>
+      <w:numFmt w:val="bullet"/>
+      <w:lvlText w:val=""/>
+      <w:lvlJc w:val="left"/>
+      <w:pPr>
+        <w:tabs>
+          <w:tab w:val="num" w:pos="2160"/>
+        </w:tabs>
+        <w:ind w:left="2160" w:hanging="360"/>
+      </w:pPr>
+      <w:rPr>
+        <w:rFonts w:ascii="Wingdings" w:hAnsi="Wingdings" w:hint="default"/>
+        <w:sz w:val="20"/>
+      </w:rPr>
+    </w:lvl>
+    <w:lvl w:ilvl="3" w:tentative="1">
+      <w:start w:val="1"/>
+      <w:numFmt w:val="bullet"/>
+      <w:lvlText w:val=""/>
+      <w:lvlJc w:val="left"/>
+      <w:pPr>
+        <w:tabs>
+          <w:tab w:val="num" w:pos="2880"/>
+        </w:tabs>
+        <w:ind w:left="2880" w:hanging="360"/>
+      </w:pPr>
+      <w:rPr>
+        <w:rFonts w:ascii="Wingdings" w:hAnsi="Wingdings" w:hint="default"/>
+        <w:sz w:val="20"/>
+      </w:rPr>
+    </w:lvl>
+    <w:lvl w:ilvl="4" w:tentative="1">
+      <w:start w:val="1"/>
+      <w:numFmt w:val="bullet"/>
+      <w:lvlText w:val=""/>
+      <w:lvlJc w:val="left"/>
+      <w:pPr>
+        <w:tabs>
+          <w:tab w:val="num" w:pos="3600"/>
+        </w:tabs>
+        <w:ind w:left="3600" w:hanging="360"/>
+      </w:pPr>
+      <w:rPr>
+        <w:rFonts w:ascii="Wingdings" w:hAnsi="Wingdings" w:hint="default"/>
+        <w:sz w:val="20"/>
+      </w:rPr>
+    </w:lvl>
+    <w:lvl w:ilvl="5" w:tentative="1">
+      <w:start w:val="1"/>
+      <w:numFmt w:val="bullet"/>
+      <w:lvlText w:val=""/>
+      <w:lvlJc w:val="left"/>
+      <w:pPr>
+        <w:tabs>
+          <w:tab w:val="num" w:pos="4320"/>
+        </w:tabs>
+        <w:ind w:left="4320" w:hanging="360"/>
+      </w:pPr>
+      <w:rPr>
+        <w:rFonts w:ascii="Wingdings" w:hAnsi="Wingdings" w:hint="default"/>
+        <w:sz w:val="20"/>
+      </w:rPr>
+    </w:lvl>
+    <w:lvl w:ilvl="6" w:tentative="1">
+      <w:start w:val="1"/>
+      <w:numFmt w:val="bullet"/>
+      <w:lvlText w:val=""/>
+      <w:lvlJc w:val="left"/>
+      <w:pPr>
+        <w:tabs>
+          <w:tab w:val="num" w:pos="5040"/>
+        </w:tabs>
+        <w:ind w:left="5040" w:hanging="360"/>
+      </w:pPr>
+      <w:rPr>
+        <w:rFonts w:ascii="Wingdings" w:hAnsi="Wingdings" w:hint="default"/>
+        <w:sz w:val="20"/>
+      </w:rPr>
+    </w:lvl>
+    <w:lvl w:ilvl="7" w:tentative="1">
+      <w:start w:val="1"/>
+      <w:numFmt w:val="bullet"/>
+      <w:lvlText w:val=""/>
+      <w:lvlJc w:val="left"/>
+      <w:pPr>
+        <w:tabs>
+          <w:tab w:val="num" w:pos="5760"/>
+        </w:tabs>
+        <w:ind w:left="5760" w:hanging="360"/>
+      </w:pPr>
+      <w:rPr>
+        <w:rFonts w:ascii="Wingdings" w:hAnsi="Wingdings" w:hint="default"/>
+        <w:sz w:val="20"/>
+      </w:rPr>
+    </w:lvl>
+    <w:lvl w:ilvl="8" w:tentative="1">
+      <w:start w:val="1"/>
+      <w:numFmt w:val="bullet"/>
+      <w:lvlText w:val=""/>
+      <w:lvlJc w:val="left"/>
+      <w:pPr>
+        <w:tabs>
+          <w:tab w:val="num" w:pos="6480"/>
+        </w:tabs>
+        <w:ind w:left="6480" w:hanging="360"/>
+      </w:pPr>
+      <w:rPr>
+        <w:rFonts w:ascii="Wingdings" w:hAnsi="Wingdings" w:hint="default"/>
+        <w:sz w:val="20"/>
+      </w:rPr>
+    </w:lvl>
+  </w:abstractNum>
+  <w:abstractNum w:abstractNumId="10" w15:restartNumberingAfterBreak="0">
     <w:nsid w:val="2FE6472A"/>
     <w:multiLevelType w:val="multilevel"/>
     <w:tmpl w:val="B4EA09E8"/>
@@ -2666,7 +6445,7 @@
       </w:pPr>
     </w:lvl>
   </w:abstractNum>
-  <w:abstractNum w:abstractNumId="9" w15:restartNumberingAfterBreak="0">
+  <w:abstractNum w:abstractNumId="11" w15:restartNumberingAfterBreak="0">
     <w:nsid w:val="300039EC"/>
     <w:multiLevelType w:val="hybridMultilevel"/>
     <w:tmpl w:val="D2020D2C"/>
@@ -2755,7 +6534,7 @@
       </w:pPr>
     </w:lvl>
   </w:abstractNum>
-  <w:abstractNum w:abstractNumId="10" w15:restartNumberingAfterBreak="0">
+  <w:abstractNum w:abstractNumId="12" w15:restartNumberingAfterBreak="0">
     <w:nsid w:val="31DD2DF8"/>
     <w:multiLevelType w:val="hybridMultilevel"/>
     <w:tmpl w:val="F2ECE9D0"/>
@@ -2845,7 +6624,7 @@
       </w:pPr>
     </w:lvl>
   </w:abstractNum>
-  <w:abstractNum w:abstractNumId="11" w15:restartNumberingAfterBreak="0">
+  <w:abstractNum w:abstractNumId="13" w15:restartNumberingAfterBreak="0">
     <w:nsid w:val="32D25F77"/>
     <w:multiLevelType w:val="multilevel"/>
     <w:tmpl w:val="4F30348E"/>
@@ -2958,7 +6737,7 @@
       </w:pPr>
     </w:lvl>
   </w:abstractNum>
-  <w:abstractNum w:abstractNumId="12" w15:restartNumberingAfterBreak="0">
+  <w:abstractNum w:abstractNumId="14" w15:restartNumberingAfterBreak="0">
     <w:nsid w:val="35165DB8"/>
     <w:multiLevelType w:val="multilevel"/>
     <w:tmpl w:val="4C1C3B14"/>
@@ -3071,7 +6850,7 @@
       </w:pPr>
     </w:lvl>
   </w:abstractNum>
-  <w:abstractNum w:abstractNumId="13" w15:restartNumberingAfterBreak="0">
+  <w:abstractNum w:abstractNumId="15" w15:restartNumberingAfterBreak="0">
     <w:nsid w:val="3F851FB2"/>
     <w:multiLevelType w:val="multilevel"/>
     <w:tmpl w:val="5D782D9E"/>
@@ -3184,7 +6963,7 @@
       </w:pPr>
     </w:lvl>
   </w:abstractNum>
-  <w:abstractNum w:abstractNumId="14" w15:restartNumberingAfterBreak="0">
+  <w:abstractNum w:abstractNumId="16" w15:restartNumberingAfterBreak="0">
     <w:nsid w:val="4A0908B8"/>
     <w:multiLevelType w:val="hybridMultilevel"/>
     <w:tmpl w:val="D4AA27BA"/>
@@ -3273,7 +7052,305 @@
       </w:pPr>
     </w:lvl>
   </w:abstractNum>
-  <w:abstractNum w:abstractNumId="15" w15:restartNumberingAfterBreak="0">
+  <w:abstractNum w:abstractNumId="17" w15:restartNumberingAfterBreak="0">
+    <w:nsid w:val="4A8222C6"/>
+    <w:multiLevelType w:val="multilevel"/>
+    <w:tmpl w:val="A2E470F6"/>
+    <w:lvl w:ilvl="0">
+      <w:start w:val="1"/>
+      <w:numFmt w:val="bullet"/>
+      <w:lvlText w:val=""/>
+      <w:lvlJc w:val="left"/>
+      <w:pPr>
+        <w:tabs>
+          <w:tab w:val="num" w:pos="720"/>
+        </w:tabs>
+        <w:ind w:left="720" w:hanging="360"/>
+      </w:pPr>
+      <w:rPr>
+        <w:rFonts w:ascii="Symbol" w:hAnsi="Symbol" w:hint="default"/>
+        <w:sz w:val="20"/>
+      </w:rPr>
+    </w:lvl>
+    <w:lvl w:ilvl="1" w:tentative="1">
+      <w:start w:val="1"/>
+      <w:numFmt w:val="bullet"/>
+      <w:lvlText w:val="o"/>
+      <w:lvlJc w:val="left"/>
+      <w:pPr>
+        <w:tabs>
+          <w:tab w:val="num" w:pos="1440"/>
+        </w:tabs>
+        <w:ind w:left="1440" w:hanging="360"/>
+      </w:pPr>
+      <w:rPr>
+        <w:rFonts w:ascii="Courier New" w:hAnsi="Courier New" w:hint="default"/>
+        <w:sz w:val="20"/>
+      </w:rPr>
+    </w:lvl>
+    <w:lvl w:ilvl="2" w:tentative="1">
+      <w:start w:val="1"/>
+      <w:numFmt w:val="bullet"/>
+      <w:lvlText w:val=""/>
+      <w:lvlJc w:val="left"/>
+      <w:pPr>
+        <w:tabs>
+          <w:tab w:val="num" w:pos="2160"/>
+        </w:tabs>
+        <w:ind w:left="2160" w:hanging="360"/>
+      </w:pPr>
+      <w:rPr>
+        <w:rFonts w:ascii="Wingdings" w:hAnsi="Wingdings" w:hint="default"/>
+        <w:sz w:val="20"/>
+      </w:rPr>
+    </w:lvl>
+    <w:lvl w:ilvl="3" w:tentative="1">
+      <w:start w:val="1"/>
+      <w:numFmt w:val="bullet"/>
+      <w:lvlText w:val=""/>
+      <w:lvlJc w:val="left"/>
+      <w:pPr>
+        <w:tabs>
+          <w:tab w:val="num" w:pos="2880"/>
+        </w:tabs>
+        <w:ind w:left="2880" w:hanging="360"/>
+      </w:pPr>
+      <w:rPr>
+        <w:rFonts w:ascii="Wingdings" w:hAnsi="Wingdings" w:hint="default"/>
+        <w:sz w:val="20"/>
+      </w:rPr>
+    </w:lvl>
+    <w:lvl w:ilvl="4" w:tentative="1">
+      <w:start w:val="1"/>
+      <w:numFmt w:val="bullet"/>
+      <w:lvlText w:val=""/>
+      <w:lvlJc w:val="left"/>
+      <w:pPr>
+        <w:tabs>
+          <w:tab w:val="num" w:pos="3600"/>
+        </w:tabs>
+        <w:ind w:left="3600" w:hanging="360"/>
+      </w:pPr>
+      <w:rPr>
+        <w:rFonts w:ascii="Wingdings" w:hAnsi="Wingdings" w:hint="default"/>
+        <w:sz w:val="20"/>
+      </w:rPr>
+    </w:lvl>
+    <w:lvl w:ilvl="5" w:tentative="1">
+      <w:start w:val="1"/>
+      <w:numFmt w:val="bullet"/>
+      <w:lvlText w:val=""/>
+      <w:lvlJc w:val="left"/>
+      <w:pPr>
+        <w:tabs>
+          <w:tab w:val="num" w:pos="4320"/>
+        </w:tabs>
+        <w:ind w:left="4320" w:hanging="360"/>
+      </w:pPr>
+      <w:rPr>
+        <w:rFonts w:ascii="Wingdings" w:hAnsi="Wingdings" w:hint="default"/>
+        <w:sz w:val="20"/>
+      </w:rPr>
+    </w:lvl>
+    <w:lvl w:ilvl="6" w:tentative="1">
+      <w:start w:val="1"/>
+      <w:numFmt w:val="bullet"/>
+      <w:lvlText w:val=""/>
+      <w:lvlJc w:val="left"/>
+      <w:pPr>
+        <w:tabs>
+          <w:tab w:val="num" w:pos="5040"/>
+        </w:tabs>
+        <w:ind w:left="5040" w:hanging="360"/>
+      </w:pPr>
+      <w:rPr>
+        <w:rFonts w:ascii="Wingdings" w:hAnsi="Wingdings" w:hint="default"/>
+        <w:sz w:val="20"/>
+      </w:rPr>
+    </w:lvl>
+    <w:lvl w:ilvl="7" w:tentative="1">
+      <w:start w:val="1"/>
+      <w:numFmt w:val="bullet"/>
+      <w:lvlText w:val=""/>
+      <w:lvlJc w:val="left"/>
+      <w:pPr>
+        <w:tabs>
+          <w:tab w:val="num" w:pos="5760"/>
+        </w:tabs>
+        <w:ind w:left="5760" w:hanging="360"/>
+      </w:pPr>
+      <w:rPr>
+        <w:rFonts w:ascii="Wingdings" w:hAnsi="Wingdings" w:hint="default"/>
+        <w:sz w:val="20"/>
+      </w:rPr>
+    </w:lvl>
+    <w:lvl w:ilvl="8" w:tentative="1">
+      <w:start w:val="1"/>
+      <w:numFmt w:val="bullet"/>
+      <w:lvlText w:val=""/>
+      <w:lvlJc w:val="left"/>
+      <w:pPr>
+        <w:tabs>
+          <w:tab w:val="num" w:pos="6480"/>
+        </w:tabs>
+        <w:ind w:left="6480" w:hanging="360"/>
+      </w:pPr>
+      <w:rPr>
+        <w:rFonts w:ascii="Wingdings" w:hAnsi="Wingdings" w:hint="default"/>
+        <w:sz w:val="20"/>
+      </w:rPr>
+    </w:lvl>
+  </w:abstractNum>
+  <w:abstractNum w:abstractNumId="18" w15:restartNumberingAfterBreak="0">
+    <w:nsid w:val="4C6A3AE1"/>
+    <w:multiLevelType w:val="multilevel"/>
+    <w:tmpl w:val="16AAC216"/>
+    <w:lvl w:ilvl="0">
+      <w:start w:val="1"/>
+      <w:numFmt w:val="bullet"/>
+      <w:lvlText w:val=""/>
+      <w:lvlJc w:val="left"/>
+      <w:pPr>
+        <w:tabs>
+          <w:tab w:val="num" w:pos="720"/>
+        </w:tabs>
+        <w:ind w:left="720" w:hanging="360"/>
+      </w:pPr>
+      <w:rPr>
+        <w:rFonts w:ascii="Symbol" w:hAnsi="Symbol" w:hint="default"/>
+        <w:sz w:val="20"/>
+      </w:rPr>
+    </w:lvl>
+    <w:lvl w:ilvl="1" w:tentative="1">
+      <w:start w:val="1"/>
+      <w:numFmt w:val="bullet"/>
+      <w:lvlText w:val="o"/>
+      <w:lvlJc w:val="left"/>
+      <w:pPr>
+        <w:tabs>
+          <w:tab w:val="num" w:pos="1440"/>
+        </w:tabs>
+        <w:ind w:left="1440" w:hanging="360"/>
+      </w:pPr>
+      <w:rPr>
+        <w:rFonts w:ascii="Courier New" w:hAnsi="Courier New" w:hint="default"/>
+        <w:sz w:val="20"/>
+      </w:rPr>
+    </w:lvl>
+    <w:lvl w:ilvl="2" w:tentative="1">
+      <w:start w:val="1"/>
+      <w:numFmt w:val="bullet"/>
+      <w:lvlText w:val=""/>
+      <w:lvlJc w:val="left"/>
+      <w:pPr>
+        <w:tabs>
+          <w:tab w:val="num" w:pos="2160"/>
+        </w:tabs>
+        <w:ind w:left="2160" w:hanging="360"/>
+      </w:pPr>
+      <w:rPr>
+        <w:rFonts w:ascii="Wingdings" w:hAnsi="Wingdings" w:hint="default"/>
+        <w:sz w:val="20"/>
+      </w:rPr>
+    </w:lvl>
+    <w:lvl w:ilvl="3" w:tentative="1">
+      <w:start w:val="1"/>
+      <w:numFmt w:val="bullet"/>
+      <w:lvlText w:val=""/>
+      <w:lvlJc w:val="left"/>
+      <w:pPr>
+        <w:tabs>
+          <w:tab w:val="num" w:pos="2880"/>
+        </w:tabs>
+        <w:ind w:left="2880" w:hanging="360"/>
+      </w:pPr>
+      <w:rPr>
+        <w:rFonts w:ascii="Wingdings" w:hAnsi="Wingdings" w:hint="default"/>
+        <w:sz w:val="20"/>
+      </w:rPr>
+    </w:lvl>
+    <w:lvl w:ilvl="4" w:tentative="1">
+      <w:start w:val="1"/>
+      <w:numFmt w:val="bullet"/>
+      <w:lvlText w:val=""/>
+      <w:lvlJc w:val="left"/>
+      <w:pPr>
+        <w:tabs>
+          <w:tab w:val="num" w:pos="3600"/>
+        </w:tabs>
+        <w:ind w:left="3600" w:hanging="360"/>
+      </w:pPr>
+      <w:rPr>
+        <w:rFonts w:ascii="Wingdings" w:hAnsi="Wingdings" w:hint="default"/>
+        <w:sz w:val="20"/>
+      </w:rPr>
+    </w:lvl>
+    <w:lvl w:ilvl="5" w:tentative="1">
+      <w:start w:val="1"/>
+      <w:numFmt w:val="bullet"/>
+      <w:lvlText w:val=""/>
+      <w:lvlJc w:val="left"/>
+      <w:pPr>
+        <w:tabs>
+          <w:tab w:val="num" w:pos="4320"/>
+        </w:tabs>
+        <w:ind w:left="4320" w:hanging="360"/>
+      </w:pPr>
+      <w:rPr>
+        <w:rFonts w:ascii="Wingdings" w:hAnsi="Wingdings" w:hint="default"/>
+        <w:sz w:val="20"/>
+      </w:rPr>
+    </w:lvl>
+    <w:lvl w:ilvl="6" w:tentative="1">
+      <w:start w:val="1"/>
+      <w:numFmt w:val="bullet"/>
+      <w:lvlText w:val=""/>
+      <w:lvlJc w:val="left"/>
+      <w:pPr>
+        <w:tabs>
+          <w:tab w:val="num" w:pos="5040"/>
+        </w:tabs>
+        <w:ind w:left="5040" w:hanging="360"/>
+      </w:pPr>
+      <w:rPr>
+        <w:rFonts w:ascii="Wingdings" w:hAnsi="Wingdings" w:hint="default"/>
+        <w:sz w:val="20"/>
+      </w:rPr>
+    </w:lvl>
+    <w:lvl w:ilvl="7" w:tentative="1">
+      <w:start w:val="1"/>
+      <w:numFmt w:val="bullet"/>
+      <w:lvlText w:val=""/>
+      <w:lvlJc w:val="left"/>
+      <w:pPr>
+        <w:tabs>
+          <w:tab w:val="num" w:pos="5760"/>
+        </w:tabs>
+        <w:ind w:left="5760" w:hanging="360"/>
+      </w:pPr>
+      <w:rPr>
+        <w:rFonts w:ascii="Wingdings" w:hAnsi="Wingdings" w:hint="default"/>
+        <w:sz w:val="20"/>
+      </w:rPr>
+    </w:lvl>
+    <w:lvl w:ilvl="8" w:tentative="1">
+      <w:start w:val="1"/>
+      <w:numFmt w:val="bullet"/>
+      <w:lvlText w:val=""/>
+      <w:lvlJc w:val="left"/>
+      <w:pPr>
+        <w:tabs>
+          <w:tab w:val="num" w:pos="6480"/>
+        </w:tabs>
+        <w:ind w:left="6480" w:hanging="360"/>
+      </w:pPr>
+      <w:rPr>
+        <w:rFonts w:ascii="Wingdings" w:hAnsi="Wingdings" w:hint="default"/>
+        <w:sz w:val="20"/>
+      </w:rPr>
+    </w:lvl>
+  </w:abstractNum>
+  <w:abstractNum w:abstractNumId="19" w15:restartNumberingAfterBreak="0">
     <w:nsid w:val="4E170249"/>
     <w:multiLevelType w:val="multilevel"/>
     <w:tmpl w:val="C966080E"/>
@@ -3386,7 +7463,7 @@
       </w:pPr>
     </w:lvl>
   </w:abstractNum>
-  <w:abstractNum w:abstractNumId="16" w15:restartNumberingAfterBreak="0">
+  <w:abstractNum w:abstractNumId="20" w15:restartNumberingAfterBreak="0">
     <w:nsid w:val="509A64CC"/>
     <w:multiLevelType w:val="multilevel"/>
     <w:tmpl w:val="5F94380C"/>
@@ -3499,7 +7576,7 @@
       </w:pPr>
     </w:lvl>
   </w:abstractNum>
-  <w:abstractNum w:abstractNumId="17" w15:restartNumberingAfterBreak="0">
+  <w:abstractNum w:abstractNumId="21" w15:restartNumberingAfterBreak="0">
     <w:nsid w:val="524C0552"/>
     <w:multiLevelType w:val="hybridMultilevel"/>
     <w:tmpl w:val="38C2DFC2"/>
@@ -3588,7 +7665,7 @@
       </w:pPr>
     </w:lvl>
   </w:abstractNum>
-  <w:abstractNum w:abstractNumId="18" w15:restartNumberingAfterBreak="0">
+  <w:abstractNum w:abstractNumId="22" w15:restartNumberingAfterBreak="0">
     <w:nsid w:val="52E85267"/>
     <w:multiLevelType w:val="multilevel"/>
     <w:tmpl w:val="1428A598"/>
@@ -3701,7 +7778,7 @@
       </w:pPr>
     </w:lvl>
   </w:abstractNum>
-  <w:abstractNum w:abstractNumId="19" w15:restartNumberingAfterBreak="0">
+  <w:abstractNum w:abstractNumId="23" w15:restartNumberingAfterBreak="0">
     <w:nsid w:val="5F230631"/>
     <w:multiLevelType w:val="multilevel"/>
     <w:tmpl w:val="4CEC8A5E"/>
@@ -3814,7 +7891,7 @@
       </w:pPr>
     </w:lvl>
   </w:abstractNum>
-  <w:abstractNum w:abstractNumId="20" w15:restartNumberingAfterBreak="0">
+  <w:abstractNum w:abstractNumId="24" w15:restartNumberingAfterBreak="0">
     <w:nsid w:val="66B2079A"/>
     <w:multiLevelType w:val="multilevel"/>
     <w:tmpl w:val="7E945EAE"/>
@@ -3927,7 +8004,7 @@
       </w:pPr>
     </w:lvl>
   </w:abstractNum>
-  <w:abstractNum w:abstractNumId="21" w15:restartNumberingAfterBreak="0">
+  <w:abstractNum w:abstractNumId="25" w15:restartNumberingAfterBreak="0">
     <w:nsid w:val="67FF69A3"/>
     <w:multiLevelType w:val="hybridMultilevel"/>
     <w:tmpl w:val="88767E36"/>
@@ -4016,7 +8093,7 @@
       </w:pPr>
     </w:lvl>
   </w:abstractNum>
-  <w:abstractNum w:abstractNumId="22" w15:restartNumberingAfterBreak="0">
+  <w:abstractNum w:abstractNumId="26" w15:restartNumberingAfterBreak="0">
     <w:nsid w:val="683F0AFA"/>
     <w:multiLevelType w:val="hybridMultilevel"/>
     <w:tmpl w:val="7DC0AAA2"/>
@@ -4105,7 +8182,7 @@
       </w:pPr>
     </w:lvl>
   </w:abstractNum>
-  <w:abstractNum w:abstractNumId="23" w15:restartNumberingAfterBreak="0">
+  <w:abstractNum w:abstractNumId="27" w15:restartNumberingAfterBreak="0">
     <w:nsid w:val="6A2C75EA"/>
     <w:multiLevelType w:val="multilevel"/>
     <w:tmpl w:val="AB4860E8"/>
@@ -4218,7 +8295,7 @@
       </w:pPr>
     </w:lvl>
   </w:abstractNum>
-  <w:abstractNum w:abstractNumId="24" w15:restartNumberingAfterBreak="0">
+  <w:abstractNum w:abstractNumId="28" w15:restartNumberingAfterBreak="0">
     <w:nsid w:val="6AF75575"/>
     <w:multiLevelType w:val="hybridMultilevel"/>
     <w:tmpl w:val="76A87024"/>
@@ -4307,7 +8384,7 @@
       </w:pPr>
     </w:lvl>
   </w:abstractNum>
-  <w:abstractNum w:abstractNumId="25" w15:restartNumberingAfterBreak="0">
+  <w:abstractNum w:abstractNumId="29" w15:restartNumberingAfterBreak="0">
     <w:nsid w:val="6B480553"/>
     <w:multiLevelType w:val="multilevel"/>
     <w:tmpl w:val="01B48FB8"/>
@@ -4420,7 +8497,7 @@
       </w:rPr>
     </w:lvl>
   </w:abstractNum>
-  <w:abstractNum w:abstractNumId="26" w15:restartNumberingAfterBreak="0">
+  <w:abstractNum w:abstractNumId="30" w15:restartNumberingAfterBreak="0">
     <w:nsid w:val="6B5E38E0"/>
     <w:multiLevelType w:val="multilevel"/>
     <w:tmpl w:val="4262384E"/>
@@ -4533,7 +8610,7 @@
       </w:pPr>
     </w:lvl>
   </w:abstractNum>
-  <w:abstractNum w:abstractNumId="27" w15:restartNumberingAfterBreak="0">
+  <w:abstractNum w:abstractNumId="31" w15:restartNumberingAfterBreak="0">
     <w:nsid w:val="6C025D04"/>
     <w:multiLevelType w:val="multilevel"/>
     <w:tmpl w:val="422AAB8E"/>
@@ -4646,7 +8723,7 @@
       </w:rPr>
     </w:lvl>
   </w:abstractNum>
-  <w:abstractNum w:abstractNumId="28" w15:restartNumberingAfterBreak="0">
+  <w:abstractNum w:abstractNumId="32" w15:restartNumberingAfterBreak="0">
     <w:nsid w:val="6F0A18AC"/>
     <w:multiLevelType w:val="multilevel"/>
     <w:tmpl w:val="76A29F30"/>
@@ -4759,7 +8836,7 @@
       </w:pPr>
     </w:lvl>
   </w:abstractNum>
-  <w:abstractNum w:abstractNumId="29" w15:restartNumberingAfterBreak="0">
+  <w:abstractNum w:abstractNumId="33" w15:restartNumberingAfterBreak="0">
     <w:nsid w:val="70500CAE"/>
     <w:multiLevelType w:val="multilevel"/>
     <w:tmpl w:val="1D0CBD64"/>
@@ -4872,7 +8949,7 @@
       </w:pPr>
     </w:lvl>
   </w:abstractNum>
-  <w:abstractNum w:abstractNumId="30" w15:restartNumberingAfterBreak="0">
+  <w:abstractNum w:abstractNumId="34" w15:restartNumberingAfterBreak="0">
     <w:nsid w:val="76822CC8"/>
     <w:multiLevelType w:val="hybridMultilevel"/>
     <w:tmpl w:val="CF2A0DD0"/>
@@ -4961,7 +9038,7 @@
       </w:pPr>
     </w:lvl>
   </w:abstractNum>
-  <w:abstractNum w:abstractNumId="31" w15:restartNumberingAfterBreak="0">
+  <w:abstractNum w:abstractNumId="35" w15:restartNumberingAfterBreak="0">
     <w:nsid w:val="779F69A3"/>
     <w:multiLevelType w:val="multilevel"/>
     <w:tmpl w:val="BC6274C8"/>
@@ -5074,7 +9151,7 @@
       </w:pPr>
     </w:lvl>
   </w:abstractNum>
-  <w:abstractNum w:abstractNumId="32" w15:restartNumberingAfterBreak="0">
+  <w:abstractNum w:abstractNumId="36" w15:restartNumberingAfterBreak="0">
     <w:nsid w:val="77BA71B2"/>
     <w:multiLevelType w:val="multilevel"/>
     <w:tmpl w:val="2DCEB520"/>
@@ -5187,7 +9264,7 @@
       </w:pPr>
     </w:lvl>
   </w:abstractNum>
-  <w:abstractNum w:abstractNumId="33" w15:restartNumberingAfterBreak="0">
+  <w:abstractNum w:abstractNumId="37" w15:restartNumberingAfterBreak="0">
     <w:nsid w:val="78761645"/>
     <w:multiLevelType w:val="hybridMultilevel"/>
     <w:tmpl w:val="0536524A"/>
@@ -5276,7 +9353,7 @@
       </w:pPr>
     </w:lvl>
   </w:abstractNum>
-  <w:abstractNum w:abstractNumId="34" w15:restartNumberingAfterBreak="0">
+  <w:abstractNum w:abstractNumId="38" w15:restartNumberingAfterBreak="0">
     <w:nsid w:val="7B7877ED"/>
     <w:multiLevelType w:val="multilevel"/>
     <w:tmpl w:val="211EEDBC"/>
@@ -5389,7 +9466,7 @@
       </w:pPr>
     </w:lvl>
   </w:abstractNum>
-  <w:abstractNum w:abstractNumId="35" w15:restartNumberingAfterBreak="0">
+  <w:abstractNum w:abstractNumId="39" w15:restartNumberingAfterBreak="0">
     <w:nsid w:val="7E94442B"/>
     <w:multiLevelType w:val="multilevel"/>
     <w:tmpl w:val="B25635D2"/>
@@ -5502,44 +9579,193 @@
       </w:pPr>
     </w:lvl>
   </w:abstractNum>
+  <w:abstractNum w:abstractNumId="40" w15:restartNumberingAfterBreak="0">
+    <w:nsid w:val="7F0F28CB"/>
+    <w:multiLevelType w:val="multilevel"/>
+    <w:tmpl w:val="7CA65D60"/>
+    <w:lvl w:ilvl="0">
+      <w:start w:val="1"/>
+      <w:numFmt w:val="bullet"/>
+      <w:lvlText w:val=""/>
+      <w:lvlJc w:val="left"/>
+      <w:pPr>
+        <w:tabs>
+          <w:tab w:val="num" w:pos="720"/>
+        </w:tabs>
+        <w:ind w:left="720" w:hanging="360"/>
+      </w:pPr>
+      <w:rPr>
+        <w:rFonts w:ascii="Symbol" w:hAnsi="Symbol" w:hint="default"/>
+        <w:sz w:val="20"/>
+      </w:rPr>
+    </w:lvl>
+    <w:lvl w:ilvl="1" w:tentative="1">
+      <w:start w:val="1"/>
+      <w:numFmt w:val="bullet"/>
+      <w:lvlText w:val="o"/>
+      <w:lvlJc w:val="left"/>
+      <w:pPr>
+        <w:tabs>
+          <w:tab w:val="num" w:pos="1440"/>
+        </w:tabs>
+        <w:ind w:left="1440" w:hanging="360"/>
+      </w:pPr>
+      <w:rPr>
+        <w:rFonts w:ascii="Courier New" w:hAnsi="Courier New" w:hint="default"/>
+        <w:sz w:val="20"/>
+      </w:rPr>
+    </w:lvl>
+    <w:lvl w:ilvl="2" w:tentative="1">
+      <w:start w:val="1"/>
+      <w:numFmt w:val="bullet"/>
+      <w:lvlText w:val=""/>
+      <w:lvlJc w:val="left"/>
+      <w:pPr>
+        <w:tabs>
+          <w:tab w:val="num" w:pos="2160"/>
+        </w:tabs>
+        <w:ind w:left="2160" w:hanging="360"/>
+      </w:pPr>
+      <w:rPr>
+        <w:rFonts w:ascii="Wingdings" w:hAnsi="Wingdings" w:hint="default"/>
+        <w:sz w:val="20"/>
+      </w:rPr>
+    </w:lvl>
+    <w:lvl w:ilvl="3" w:tentative="1">
+      <w:start w:val="1"/>
+      <w:numFmt w:val="bullet"/>
+      <w:lvlText w:val=""/>
+      <w:lvlJc w:val="left"/>
+      <w:pPr>
+        <w:tabs>
+          <w:tab w:val="num" w:pos="2880"/>
+        </w:tabs>
+        <w:ind w:left="2880" w:hanging="360"/>
+      </w:pPr>
+      <w:rPr>
+        <w:rFonts w:ascii="Wingdings" w:hAnsi="Wingdings" w:hint="default"/>
+        <w:sz w:val="20"/>
+      </w:rPr>
+    </w:lvl>
+    <w:lvl w:ilvl="4" w:tentative="1">
+      <w:start w:val="1"/>
+      <w:numFmt w:val="bullet"/>
+      <w:lvlText w:val=""/>
+      <w:lvlJc w:val="left"/>
+      <w:pPr>
+        <w:tabs>
+          <w:tab w:val="num" w:pos="3600"/>
+        </w:tabs>
+        <w:ind w:left="3600" w:hanging="360"/>
+      </w:pPr>
+      <w:rPr>
+        <w:rFonts w:ascii="Wingdings" w:hAnsi="Wingdings" w:hint="default"/>
+        <w:sz w:val="20"/>
+      </w:rPr>
+    </w:lvl>
+    <w:lvl w:ilvl="5" w:tentative="1">
+      <w:start w:val="1"/>
+      <w:numFmt w:val="bullet"/>
+      <w:lvlText w:val=""/>
+      <w:lvlJc w:val="left"/>
+      <w:pPr>
+        <w:tabs>
+          <w:tab w:val="num" w:pos="4320"/>
+        </w:tabs>
+        <w:ind w:left="4320" w:hanging="360"/>
+      </w:pPr>
+      <w:rPr>
+        <w:rFonts w:ascii="Wingdings" w:hAnsi="Wingdings" w:hint="default"/>
+        <w:sz w:val="20"/>
+      </w:rPr>
+    </w:lvl>
+    <w:lvl w:ilvl="6" w:tentative="1">
+      <w:start w:val="1"/>
+      <w:numFmt w:val="bullet"/>
+      <w:lvlText w:val=""/>
+      <w:lvlJc w:val="left"/>
+      <w:pPr>
+        <w:tabs>
+          <w:tab w:val="num" w:pos="5040"/>
+        </w:tabs>
+        <w:ind w:left="5040" w:hanging="360"/>
+      </w:pPr>
+      <w:rPr>
+        <w:rFonts w:ascii="Wingdings" w:hAnsi="Wingdings" w:hint="default"/>
+        <w:sz w:val="20"/>
+      </w:rPr>
+    </w:lvl>
+    <w:lvl w:ilvl="7" w:tentative="1">
+      <w:start w:val="1"/>
+      <w:numFmt w:val="bullet"/>
+      <w:lvlText w:val=""/>
+      <w:lvlJc w:val="left"/>
+      <w:pPr>
+        <w:tabs>
+          <w:tab w:val="num" w:pos="5760"/>
+        </w:tabs>
+        <w:ind w:left="5760" w:hanging="360"/>
+      </w:pPr>
+      <w:rPr>
+        <w:rFonts w:ascii="Wingdings" w:hAnsi="Wingdings" w:hint="default"/>
+        <w:sz w:val="20"/>
+      </w:rPr>
+    </w:lvl>
+    <w:lvl w:ilvl="8" w:tentative="1">
+      <w:start w:val="1"/>
+      <w:numFmt w:val="bullet"/>
+      <w:lvlText w:val=""/>
+      <w:lvlJc w:val="left"/>
+      <w:pPr>
+        <w:tabs>
+          <w:tab w:val="num" w:pos="6480"/>
+        </w:tabs>
+        <w:ind w:left="6480" w:hanging="360"/>
+      </w:pPr>
+      <w:rPr>
+        <w:rFonts w:ascii="Wingdings" w:hAnsi="Wingdings" w:hint="default"/>
+        <w:sz w:val="20"/>
+      </w:rPr>
+    </w:lvl>
+  </w:abstractNum>
   <w:num w:numId="1" w16cid:durableId="459884783">
-    <w:abstractNumId w:val="27"/>
+    <w:abstractNumId w:val="31"/>
   </w:num>
   <w:num w:numId="2" w16cid:durableId="1994410271">
-    <w:abstractNumId w:val="25"/>
+    <w:abstractNumId w:val="29"/>
   </w:num>
   <w:num w:numId="3" w16cid:durableId="1506436789">
-    <w:abstractNumId w:val="22"/>
+    <w:abstractNumId w:val="26"/>
   </w:num>
   <w:num w:numId="4" w16cid:durableId="113059773">
+    <w:abstractNumId w:val="12"/>
+  </w:num>
+  <w:num w:numId="5" w16cid:durableId="854417787">
+    <w:abstractNumId w:val="6"/>
+  </w:num>
+  <w:num w:numId="6" w16cid:durableId="771584976">
+    <w:abstractNumId w:val="28"/>
+  </w:num>
+  <w:num w:numId="7" w16cid:durableId="1157652130">
+    <w:abstractNumId w:val="32"/>
+  </w:num>
+  <w:num w:numId="8" w16cid:durableId="1367413413">
     <w:abstractNumId w:val="10"/>
   </w:num>
-  <w:num w:numId="5" w16cid:durableId="854417787">
-    <w:abstractNumId w:val="5"/>
-  </w:num>
-  <w:num w:numId="6" w16cid:durableId="771584976">
-    <w:abstractNumId w:val="24"/>
-  </w:num>
-  <w:num w:numId="7" w16cid:durableId="1157652130">
-    <w:abstractNumId w:val="28"/>
-  </w:num>
-  <w:num w:numId="8" w16cid:durableId="1367413413">
-    <w:abstractNumId w:val="8"/>
-  </w:num>
   <w:num w:numId="9" w16cid:durableId="1349790178">
-    <w:abstractNumId w:val="17"/>
+    <w:abstractNumId w:val="21"/>
   </w:num>
   <w:num w:numId="10" w16cid:durableId="1397629700">
     <w:abstractNumId w:val="0"/>
   </w:num>
   <w:num w:numId="11" w16cid:durableId="748817557">
-    <w:abstractNumId w:val="30"/>
+    <w:abstractNumId w:val="34"/>
   </w:num>
   <w:num w:numId="12" w16cid:durableId="1956325028">
-    <w:abstractNumId w:val="23"/>
+    <w:abstractNumId w:val="27"/>
   </w:num>
   <w:num w:numId="13" w16cid:durableId="1256666326">
-    <w:abstractNumId w:val="14"/>
+    <w:abstractNumId w:val="16"/>
   </w:num>
   <w:num w:numId="14" w16cid:durableId="1923833626">
     <w:abstractNumId w:val="1"/>
@@ -5548,67 +9774,82 @@
     <w:abstractNumId w:val="2"/>
   </w:num>
   <w:num w:numId="16" w16cid:durableId="172889302">
+    <w:abstractNumId w:val="8"/>
+  </w:num>
+  <w:num w:numId="17" w16cid:durableId="538051516">
+    <w:abstractNumId w:val="24"/>
+  </w:num>
+  <w:num w:numId="18" w16cid:durableId="1152261237">
+    <w:abstractNumId w:val="15"/>
+  </w:num>
+  <w:num w:numId="19" w16cid:durableId="1026523124">
+    <w:abstractNumId w:val="33"/>
+  </w:num>
+  <w:num w:numId="20" w16cid:durableId="1220289856">
     <w:abstractNumId w:val="7"/>
   </w:num>
-  <w:num w:numId="17" w16cid:durableId="538051516">
-    <w:abstractNumId w:val="20"/>
-  </w:num>
-  <w:num w:numId="18" w16cid:durableId="1152261237">
-    <w:abstractNumId w:val="13"/>
-  </w:num>
-  <w:num w:numId="19" w16cid:durableId="1026523124">
-    <w:abstractNumId w:val="29"/>
-  </w:num>
-  <w:num w:numId="20" w16cid:durableId="1220289856">
-    <w:abstractNumId w:val="6"/>
-  </w:num>
   <w:num w:numId="21" w16cid:durableId="955407817">
-    <w:abstractNumId w:val="31"/>
+    <w:abstractNumId w:val="35"/>
   </w:num>
   <w:num w:numId="22" w16cid:durableId="2106489079">
     <w:abstractNumId w:val="3"/>
   </w:num>
   <w:num w:numId="23" w16cid:durableId="506134551">
+    <w:abstractNumId w:val="22"/>
+  </w:num>
+  <w:num w:numId="24" w16cid:durableId="1177309562">
+    <w:abstractNumId w:val="20"/>
+  </w:num>
+  <w:num w:numId="25" w16cid:durableId="1898130921">
+    <w:abstractNumId w:val="11"/>
+  </w:num>
+  <w:num w:numId="26" w16cid:durableId="825130709">
+    <w:abstractNumId w:val="37"/>
+  </w:num>
+  <w:num w:numId="27" w16cid:durableId="1686708588">
+    <w:abstractNumId w:val="30"/>
+  </w:num>
+  <w:num w:numId="28" w16cid:durableId="801850981">
+    <w:abstractNumId w:val="14"/>
+  </w:num>
+  <w:num w:numId="29" w16cid:durableId="809130103">
+    <w:abstractNumId w:val="13"/>
+  </w:num>
+  <w:num w:numId="30" w16cid:durableId="1594315807">
+    <w:abstractNumId w:val="25"/>
+  </w:num>
+  <w:num w:numId="31" w16cid:durableId="1954433676">
+    <w:abstractNumId w:val="38"/>
+  </w:num>
+  <w:num w:numId="32" w16cid:durableId="1102412342">
+    <w:abstractNumId w:val="19"/>
+  </w:num>
+  <w:num w:numId="33" w16cid:durableId="1582712075">
+    <w:abstractNumId w:val="39"/>
+  </w:num>
+  <w:num w:numId="34" w16cid:durableId="89855366">
+    <w:abstractNumId w:val="23"/>
+  </w:num>
+  <w:num w:numId="35" w16cid:durableId="2123064129">
+    <w:abstractNumId w:val="36"/>
+  </w:num>
+  <w:num w:numId="36" w16cid:durableId="1495341668">
+    <w:abstractNumId w:val="5"/>
+  </w:num>
+  <w:num w:numId="37" w16cid:durableId="2028823939">
+    <w:abstractNumId w:val="4"/>
+  </w:num>
+  <w:num w:numId="38" w16cid:durableId="618494219">
     <w:abstractNumId w:val="18"/>
   </w:num>
-  <w:num w:numId="24" w16cid:durableId="1177309562">
-    <w:abstractNumId w:val="16"/>
+  <w:num w:numId="39" w16cid:durableId="1944409904">
+    <w:abstractNumId w:val="17"/>
   </w:num>
-  <w:num w:numId="25" w16cid:durableId="1898130921">
+  <w:num w:numId="40" w16cid:durableId="1962956923">
     <w:abstractNumId w:val="9"/>
   </w:num>
-  <w:num w:numId="26" w16cid:durableId="825130709">
-    <w:abstractNumId w:val="33"/>
-  </w:num>
-  <w:num w:numId="27" w16cid:durableId="1686708588">
-    <w:abstractNumId w:val="26"/>
-  </w:num>
-  <w:num w:numId="28" w16cid:durableId="801850981">
-    <w:abstractNumId w:val="12"/>
-  </w:num>
-  <w:num w:numId="29" w16cid:durableId="809130103">
-    <w:abstractNumId w:val="11"/>
-  </w:num>
-  <w:num w:numId="30" w16cid:durableId="1594315807">
-    <w:abstractNumId w:val="21"/>
-  </w:num>
-  <w:num w:numId="31" w16cid:durableId="1954433676">
-    <w:abstractNumId w:val="34"/>
-  </w:num>
-  <w:num w:numId="32" w16cid:durableId="1102412342">
-    <w:abstractNumId w:val="15"/>
-  </w:num>
-  <w:num w:numId="33" w16cid:durableId="1582712075">
-    <w:abstractNumId w:val="35"/>
-  </w:num>
-  <w:num w:numId="34" w16cid:durableId="89855366">
-    <w:abstractNumId w:val="19"/>
-  </w:num>
-  <w:num w:numId="35" w16cid:durableId="2123064129">
-    <w:abstractNumId w:val="32"/>
-  </w:num>
-  <w:num w:numId="36" w16cid:durableId="1495341668">
-    <w:abstractNumId w:val="4"/>
+  <w:num w:numId="41" w16cid:durableId="1530533276">
+    <w:abstractNumId w:val="40"/>
   </w:num>
 </w:numbering>
 </file>
@@ -6008,17 +10249,16 @@
     <w:lsdException w:name="Unresolved Mention" w:semiHidden="1" w:unhideWhenUsed="1"/>
     <w:lsdException w:name="Smart Link" w:semiHidden="1" w:unhideWhenUsed="1"/>
   </w:latentStyles>
-  <w:style w:type="paragraph" w:default="1" w:styleId="Normal">
+  <w:style w:type="paragraph" w:default="1" w:styleId="Standard">
     <w:name w:val="Normal"/>
     <w:qFormat/>
   </w:style>
-  <w:style w:type="character" w:default="1" w:styleId="DefaultParagraphFont">
+  <w:style w:type="character" w:default="1" w:styleId="Absatz-Standardschriftart">
     <w:name w:val="Default Paragraph Font"/>
     <w:uiPriority w:val="1"/>
-    <w:semiHidden/>
     <w:unhideWhenUsed/>
   </w:style>
-  <w:style w:type="table" w:default="1" w:styleId="TableNormal">
+  <w:style w:type="table" w:default="1" w:styleId="NormaleTabelle">
     <w:name w:val="Normal Table"/>
     <w:uiPriority w:val="99"/>
     <w:semiHidden/>
@@ -6033,16 +10273,16 @@
       </w:tblCellMar>
     </w:tblPr>
   </w:style>
-  <w:style w:type="numbering" w:default="1" w:styleId="NoList">
+  <w:style w:type="numbering" w:default="1" w:styleId="KeineListe">
     <w:name w:val="No List"/>
     <w:uiPriority w:val="99"/>
     <w:semiHidden/>
     <w:unhideWhenUsed/>
   </w:style>
-  <w:style w:type="paragraph" w:styleId="HTMLPreformatted">
+  <w:style w:type="paragraph" w:styleId="HTMLVorformatiert">
     <w:name w:val="HTML Preformatted"/>
-    <w:basedOn w:val="Normal"/>
-    <w:link w:val="HTMLPreformattedChar"/>
+    <w:basedOn w:val="Standard"/>
+    <w:link w:val="HTMLVorformatiertZchn"/>
     <w:uiPriority w:val="99"/>
     <w:semiHidden/>
     <w:unhideWhenUsed/>
@@ -6074,10 +10314,10 @@
       <w:szCs w:val="20"/>
     </w:rPr>
   </w:style>
-  <w:style w:type="character" w:customStyle="1" w:styleId="HTMLPreformattedChar">
-    <w:name w:val="HTML Preformatted Char"/>
-    <w:basedOn w:val="DefaultParagraphFont"/>
-    <w:link w:val="HTMLPreformatted"/>
+  <w:style w:type="character" w:customStyle="1" w:styleId="HTMLVorformatiertZchn">
+    <w:name w:val="HTML Vorformatiert Zchn"/>
+    <w:basedOn w:val="Absatz-Standardschriftart"/>
+    <w:link w:val="HTMLVorformatiert"/>
     <w:uiPriority w:val="99"/>
     <w:semiHidden/>
     <w:rsid w:val="008B4588"/>
@@ -6087,10 +10327,10 @@
       <w:szCs w:val="20"/>
     </w:rPr>
   </w:style>
-  <w:style w:type="paragraph" w:styleId="BalloonText">
+  <w:style w:type="paragraph" w:styleId="Sprechblasentext">
     <w:name w:val="Balloon Text"/>
-    <w:basedOn w:val="Normal"/>
-    <w:link w:val="BalloonTextChar"/>
+    <w:basedOn w:val="Standard"/>
+    <w:link w:val="SprechblasentextZchn"/>
     <w:uiPriority w:val="99"/>
     <w:semiHidden/>
     <w:unhideWhenUsed/>
@@ -6104,10 +10344,10 @@
       <w:szCs w:val="16"/>
     </w:rPr>
   </w:style>
-  <w:style w:type="character" w:customStyle="1" w:styleId="BalloonTextChar">
-    <w:name w:val="Balloon Text Char"/>
-    <w:basedOn w:val="DefaultParagraphFont"/>
-    <w:link w:val="BalloonText"/>
+  <w:style w:type="character" w:customStyle="1" w:styleId="SprechblasentextZchn">
+    <w:name w:val="Sprechblasentext Zchn"/>
+    <w:basedOn w:val="Absatz-Standardschriftart"/>
+    <w:link w:val="Sprechblasentext"/>
     <w:uiPriority w:val="99"/>
     <w:semiHidden/>
     <w:rsid w:val="00B3111E"/>
@@ -6117,9 +10357,9 @@
       <w:szCs w:val="16"/>
     </w:rPr>
   </w:style>
-  <w:style w:type="table" w:styleId="TableGrid">
+  <w:style w:type="table" w:styleId="Tabellenraster">
     <w:name w:val="Table Grid"/>
-    <w:basedOn w:val="TableNormal"/>
+    <w:basedOn w:val="NormaleTabelle"/>
     <w:uiPriority w:val="59"/>
     <w:rsid w:val="00B3111E"/>
     <w:pPr>
@@ -6136,9 +10376,9 @@
       </w:tblBorders>
     </w:tblPr>
   </w:style>
-  <w:style w:type="paragraph" w:styleId="ListParagraph">
+  <w:style w:type="paragraph" w:styleId="Listenabsatz">
     <w:name w:val="List Paragraph"/>
-    <w:basedOn w:val="Normal"/>
+    <w:basedOn w:val="Standard"/>
     <w:uiPriority w:val="34"/>
     <w:qFormat/>
     <w:rsid w:val="00670E15"/>
@@ -6149,22 +10389,22 @@
   </w:style>
   <w:style w:type="character" w:customStyle="1" w:styleId="gd15mcfceub">
     <w:name w:val="gd15mcfceub"/>
-    <w:basedOn w:val="DefaultParagraphFont"/>
+    <w:basedOn w:val="Absatz-Standardschriftart"/>
     <w:rsid w:val="00AF5D25"/>
   </w:style>
   <w:style w:type="character" w:customStyle="1" w:styleId="gd15mcfckub">
     <w:name w:val="gd15mcfckub"/>
-    <w:basedOn w:val="DefaultParagraphFont"/>
+    <w:basedOn w:val="Absatz-Standardschriftart"/>
     <w:rsid w:val="007262B7"/>
   </w:style>
   <w:style w:type="character" w:customStyle="1" w:styleId="gd15mcfcktb">
     <w:name w:val="gd15mcfcktb"/>
-    <w:basedOn w:val="DefaultParagraphFont"/>
+    <w:basedOn w:val="Absatz-Standardschriftart"/>
     <w:rsid w:val="007262B7"/>
   </w:style>
-  <w:style w:type="paragraph" w:styleId="NormalWeb">
+  <w:style w:type="paragraph" w:styleId="StandardWeb">
     <w:name w:val="Normal (Web)"/>
-    <w:basedOn w:val="Normal"/>
+    <w:basedOn w:val="Standard"/>
     <w:uiPriority w:val="99"/>
     <w:unhideWhenUsed/>
     <w:rsid w:val="00645B83"/>

--- a/homeworks/homework02/PS2 answer sheet.docx
+++ b/homeworks/homework02/PS2 answer sheet.docx
@@ -1,6 +1,6 @@
 
 <file path=word/document.xml><?xml version="1.0" encoding="utf-8"?>
-<w:document xmlns:wpc="http://schemas.microsoft.com/office/word/2010/wordprocessingCanvas" xmlns:cx="http://schemas.microsoft.com/office/drawing/2014/chartex" xmlns:cx1="http://schemas.microsoft.com/office/drawing/2015/9/8/chartex" xmlns:cx2="http://schemas.microsoft.com/office/drawing/2015/10/21/chartex" xmlns:cx3="http://schemas.microsoft.com/office/drawing/2016/5/9/chartex" xmlns:cx4="http://schemas.microsoft.com/office/drawing/2016/5/10/chartex" xmlns:cx5="http://schemas.microsoft.com/office/drawing/2016/5/11/chartex" xmlns:cx6="http://schemas.microsoft.com/office/drawing/2016/5/12/chartex" xmlns:cx7="http://schemas.microsoft.com/office/drawing/2016/5/13/chartex" xmlns:cx8="http://schemas.microsoft.com/office/drawing/2016/5/14/chartex" xmlns:mc="http://schemas.openxmlformats.org/markup-compatibility/2006" xmlns:aink="http://schemas.microsoft.com/office/drawing/2016/ink" xmlns:am3d="http://schemas.microsoft.com/office/drawing/2017/model3d" xmlns:o="urn:schemas-microsoft-com:office:office" xmlns:oel="http://schemas.microsoft.com/office/2019/extlst" xmlns:r="http://schemas.openxmlformats.org/officeDocument/2006/relationships" xmlns:m="http://schemas.openxmlformats.org/officeDocument/2006/math" xmlns:v="urn:schemas-microsoft-com:vml" xmlns:wp14="http://schemas.microsoft.com/office/word/2010/wordprocessingDrawing" xmlns:wp="http://schemas.openxmlformats.org/drawingml/2006/wordprocessingDrawing" xmlns:w10="urn:schemas-microsoft-com:office:word" xmlns:w="http://schemas.openxmlformats.org/wordprocessingml/2006/main" xmlns:w14="http://schemas.microsoft.com/office/word/2010/wordml" xmlns:w15="http://schemas.microsoft.com/office/word/2012/wordml" xmlns:w16cex="http://schemas.microsoft.com/office/word/2018/wordml/cex" xmlns:w16cid="http://schemas.microsoft.com/office/word/2016/wordml/cid" xmlns:w16="http://schemas.microsoft.com/office/word/2018/wordml" xmlns:w16du="http://schemas.microsoft.com/office/word/2023/wordml/word16du" xmlns:w16sdtdh="http://schemas.microsoft.com/office/word/2020/wordml/sdtdatahash" xmlns:w16sdtfl="http://schemas.microsoft.com/office/word/2024/wordml/sdtformatlock" xmlns:w16se="http://schemas.microsoft.com/office/word/2015/wordml/symex" xmlns:wpg="http://schemas.microsoft.com/office/word/2010/wordprocessingGroup" xmlns:wpi="http://schemas.microsoft.com/office/word/2010/wordprocessingInk" xmlns:wne="http://schemas.microsoft.com/office/word/2006/wordml" xmlns:wps="http://schemas.microsoft.com/office/word/2010/wordprocessingShape" mc:Ignorable="w14 w15 w16se w16cid w16 w16cex w16sdtdh w16sdtfl w16du wp14">
+<w:document xmlns:wpc="http://schemas.microsoft.com/office/word/2010/wordprocessingCanvas" xmlns:cx="http://schemas.microsoft.com/office/drawing/2014/chartex" xmlns:cx1="http://schemas.microsoft.com/office/drawing/2015/9/8/chartex" xmlns:cx2="http://schemas.microsoft.com/office/drawing/2015/10/21/chartex" xmlns:cx3="http://schemas.microsoft.com/office/drawing/2016/5/9/chartex" xmlns:cx4="http://schemas.microsoft.com/office/drawing/2016/5/10/chartex" xmlns:cx5="http://schemas.microsoft.com/office/drawing/2016/5/11/chartex" xmlns:cx6="http://schemas.microsoft.com/office/drawing/2016/5/12/chartex" xmlns:cx7="http://schemas.microsoft.com/office/drawing/2016/5/13/chartex" xmlns:cx8="http://schemas.microsoft.com/office/drawing/2016/5/14/chartex" xmlns:mc="http://schemas.openxmlformats.org/markup-compatibility/2006" xmlns:aink="http://schemas.microsoft.com/office/drawing/2016/ink" xmlns:am3d="http://schemas.microsoft.com/office/drawing/2017/model3d" xmlns:o="urn:schemas-microsoft-com:office:office" xmlns:oel="http://schemas.microsoft.com/office/2019/extlst" xmlns:r="http://schemas.openxmlformats.org/officeDocument/2006/relationships" xmlns:m="http://schemas.openxmlformats.org/officeDocument/2006/math" xmlns:v="urn:schemas-microsoft-com:vml" xmlns:wp14="http://schemas.microsoft.com/office/word/2010/wordprocessingDrawing" xmlns:wp="http://schemas.openxmlformats.org/drawingml/2006/wordprocessingDrawing" xmlns:w10="urn:schemas-microsoft-com:office:word" xmlns:w="http://schemas.openxmlformats.org/wordprocessingml/2006/main" xmlns:w14="http://schemas.microsoft.com/office/word/2010/wordml" xmlns:w15="http://schemas.microsoft.com/office/word/2012/wordml" xmlns:w16cex="http://schemas.microsoft.com/office/word/2018/wordml/cex" xmlns:w16cid="http://schemas.microsoft.com/office/word/2016/wordml/cid" xmlns:w16="http://schemas.microsoft.com/office/word/2018/wordml" xmlns:w16sdtdh="http://schemas.microsoft.com/office/word/2020/wordml/sdtdatahash" xmlns:w16se="http://schemas.microsoft.com/office/word/2015/wordml/symex" xmlns:wpg="http://schemas.microsoft.com/office/word/2010/wordprocessingGroup" xmlns:wpi="http://schemas.microsoft.com/office/word/2010/wordprocessingInk" xmlns:wne="http://schemas.microsoft.com/office/word/2006/wordml" xmlns:wps="http://schemas.microsoft.com/office/word/2010/wordprocessingShape" mc:Ignorable="w14 w15 w16se w16cid w16 w16cex w16sdtdh wp14">
   <w:body>
     <w:p>
       <w:pPr>
@@ -309,7 +309,7 @@
     </w:p>
     <w:tbl>
       <w:tblPr>
-        <w:tblStyle w:val="Tabellenraster"/>
+        <w:tblStyle w:val="TableGrid"/>
         <w:tblW w:w="9396" w:type="dxa"/>
         <w:tblLook w:val="04A0" w:firstRow="1" w:lastRow="0" w:firstColumn="1" w:lastColumn="0" w:noHBand="0" w:noVBand="1"/>
       </w:tblPr>
@@ -405,7 +405,7 @@
           </w:tcPr>
           <w:p>
             <w:pPr>
-              <w:pStyle w:val="StandardWeb"/>
+              <w:pStyle w:val="NormalWeb"/>
               <w:rPr>
                 <w:rFonts w:ascii="Arial" w:hAnsi="Arial" w:cs="Arial"/>
                 <w:sz w:val="20"/>
@@ -716,7 +716,7 @@
           </w:tcPr>
           <w:p>
             <w:pPr>
-              <w:pStyle w:val="StandardWeb"/>
+              <w:pStyle w:val="NormalWeb"/>
               <w:rPr>
                 <w:rFonts w:ascii="Arial" w:hAnsi="Arial" w:cs="Arial"/>
                 <w:b/>
@@ -905,7 +905,26 @@
                 <w:sz w:val="20"/>
                 <w:szCs w:val="20"/>
               </w:rPr>
-              <w:t xml:space="preserve">- We used the White test to </w:t>
+              <w:t>- We used the White test to test for heteroskedasticity.</w:t>
+            </w:r>
+          </w:p>
+          <w:p>
+            <w:pPr>
+              <w:rPr>
+                <w:rFonts w:ascii="Arial" w:hAnsi="Arial" w:cs="Arial"/>
+                <w:bCs/>
+                <w:sz w:val="20"/>
+                <w:szCs w:val="20"/>
+              </w:rPr>
+            </w:pPr>
+            <w:r>
+              <w:rPr>
+                <w:rFonts w:ascii="Arial" w:hAnsi="Arial" w:cs="Arial"/>
+                <w:bCs/>
+                <w:sz w:val="20"/>
+                <w:szCs w:val="20"/>
+              </w:rPr>
+              <w:t>- the p-value (of the White test) is seen above (~3.401</w:t>
             </w:r>
             <w:proofErr w:type="gramStart"/>
             <w:r>
@@ -915,7 +934,7 @@
                 <w:sz w:val="20"/>
                 <w:szCs w:val="20"/>
               </w:rPr>
-              <w:t>test for</w:t>
+              <w:t>^{</w:t>
             </w:r>
             <w:proofErr w:type="gramEnd"/>
             <w:r>
@@ -925,58 +944,8 @@
                 <w:sz w:val="20"/>
                 <w:szCs w:val="20"/>
               </w:rPr>
-              <w:t xml:space="preserve"> heteroskedasticity.</w:t>
-            </w:r>
-          </w:p>
-          <w:p>
-            <w:pPr>
-              <w:rPr>
-                <w:rFonts w:ascii="Arial" w:hAnsi="Arial" w:cs="Arial"/>
-                <w:bCs/>
-                <w:sz w:val="20"/>
-                <w:szCs w:val="20"/>
-              </w:rPr>
-            </w:pPr>
-            <w:r>
-              <w:rPr>
-                <w:rFonts w:ascii="Arial" w:hAnsi="Arial" w:cs="Arial"/>
-                <w:bCs/>
-                <w:sz w:val="20"/>
-                <w:szCs w:val="20"/>
-              </w:rPr>
-              <w:t>- the p-value (of the White test) is seen above (~3.401</w:t>
-            </w:r>
-            <w:proofErr w:type="gramStart"/>
-            <w:r>
-              <w:rPr>
-                <w:rFonts w:ascii="Arial" w:hAnsi="Arial" w:cs="Arial"/>
-                <w:bCs/>
-                <w:sz w:val="20"/>
-                <w:szCs w:val="20"/>
-              </w:rPr>
-              <w:t>^{</w:t>
-            </w:r>
-            <w:proofErr w:type="gramEnd"/>
-            <w:r>
-              <w:rPr>
-                <w:rFonts w:ascii="Arial" w:hAnsi="Arial" w:cs="Arial"/>
-                <w:bCs/>
-                <w:sz w:val="20"/>
-                <w:szCs w:val="20"/>
-              </w:rPr>
-              <w:t>-</w:t>
-            </w:r>
-            <w:proofErr w:type="gramStart"/>
-            <w:r>
-              <w:rPr>
-                <w:rFonts w:ascii="Arial" w:hAnsi="Arial" w:cs="Arial"/>
-                <w:bCs/>
-                <w:sz w:val="20"/>
-                <w:szCs w:val="20"/>
-              </w:rPr>
-              <w:t>12})</w:t>
-            </w:r>
-            <w:proofErr w:type="gramEnd"/>
+              <w:t>-12})</w:t>
+            </w:r>
           </w:p>
           <w:p>
             <w:pPr>
@@ -1004,27 +973,7 @@
                 <w:sz w:val="20"/>
                 <w:szCs w:val="20"/>
               </w:rPr>
-              <w:t>The residuals show clear time-varying volatility. The most pronounced high-</w:t>
-            </w:r>
-            <w:proofErr w:type="gramStart"/>
-            <w:r>
-              <w:rPr>
-                <w:rFonts w:ascii="Arial" w:hAnsi="Arial" w:cs="Arial"/>
-                <w:bCs/>
-                <w:sz w:val="20"/>
-                <w:szCs w:val="20"/>
-              </w:rPr>
-              <w:t>volatility</w:t>
-            </w:r>
-            <w:proofErr w:type="gramEnd"/>
-            <w:r>
-              <w:rPr>
-                <w:rFonts w:ascii="Arial" w:hAnsi="Arial" w:cs="Arial"/>
-                <w:bCs/>
-                <w:sz w:val="20"/>
-                <w:szCs w:val="20"/>
-              </w:rPr>
-              <w:t xml:space="preserve"> episode is during the financial crisis, roughly from September 2008 to mid-2009, where residuals fluctuate much more strongly than in the rest of the sample. A White test rejects homoskedasticity strongly (p-value near zero), so there is evidence of heteroskedasticity supported by the rejection of H_0 by the p-value.</w:t>
+              <w:t>The residuals show clear time-varying volatility. The most pronounced high-volatility episode is during the financial crisis, roughly from September 2008 to mid-2009, where residuals fluctuate much more strongly than in the rest of the sample. A White test rejects homoskedasticity strongly (p-value near zero), so there is evidence of heteroskedasticity supported by the rejection of H_0 by the p-value.</w:t>
             </w:r>
           </w:p>
         </w:tc>
@@ -1054,7 +1003,7 @@
           </w:tcPr>
           <w:p>
             <w:pPr>
-              <w:pStyle w:val="StandardWeb"/>
+              <w:pStyle w:val="NormalWeb"/>
               <w:rPr>
                 <w:rFonts w:ascii="Arial" w:hAnsi="Arial" w:cs="Arial"/>
                 <w:b/>
@@ -1186,6 +1135,7 @@
           </w:p>
           <w:p>
             <w:pPr>
+              <w:spacing w:after="0" w:line="240" w:lineRule="auto"/>
               <w:rPr>
                 <w:rFonts w:ascii="Arial" w:hAnsi="Arial" w:cs="Arial"/>
                 <w:sz w:val="24"/>
@@ -1203,6 +1153,7 @@
           </w:p>
           <w:p>
             <w:pPr>
+              <w:spacing w:after="0" w:line="240" w:lineRule="auto"/>
               <w:rPr>
                 <w:rFonts w:ascii="Arial" w:hAnsi="Arial" w:cs="Arial"/>
                 <w:sz w:val="24"/>
@@ -1212,6 +1163,7 @@
           </w:p>
           <w:p>
             <w:pPr>
+              <w:spacing w:after="0" w:line="240" w:lineRule="auto"/>
               <w:rPr>
                 <w:rFonts w:ascii="Arial" w:hAnsi="Arial" w:cs="Arial"/>
                 <w:sz w:val="24"/>
@@ -1224,25 +1176,62 @@
                 <w:sz w:val="24"/>
                 <w:szCs w:val="24"/>
               </w:rPr>
-              <w:t xml:space="preserve">- The lecture notes say that we reject if DW_Score &lt; 1.5. Since we obtain a value of ~1.5643 we do </w:t>
-            </w:r>
-            <w:r>
-              <w:rPr>
-                <w:rFonts w:ascii="Arial" w:hAnsi="Arial" w:cs="Arial"/>
-                <w:i/>
-                <w:iCs/>
+              <w:t xml:space="preserve">conclusion: do not reject H_0 of no first-order autocorrelation using the lecture-note DW </w:t>
+            </w:r>
+            <w:proofErr w:type="gramStart"/>
+            <w:r>
+              <w:rPr>
+                <w:rFonts w:ascii="Arial" w:hAnsi="Arial" w:cs="Arial"/>
                 <w:sz w:val="24"/>
                 <w:szCs w:val="24"/>
               </w:rPr>
-              <w:t>*NOT*</w:t>
-            </w:r>
-            <w:r>
+              <w:t>heuristic</w:t>
+            </w:r>
+            <w:proofErr w:type="gramEnd"/>
+          </w:p>
+          <w:p>
+            <w:pPr>
+              <w:spacing w:after="0" w:line="240" w:lineRule="auto"/>
               <w:rPr>
                 <w:rFonts w:ascii="Arial" w:hAnsi="Arial" w:cs="Arial"/>
                 <w:sz w:val="24"/>
                 <w:szCs w:val="24"/>
               </w:rPr>
-              <w:t xml:space="preserve"> reject H_0 =&gt; Therefore, we do not find sufficient evidence of positive first-order autocorrelation. </w:t>
+            </w:pPr>
+          </w:p>
+          <w:p>
+            <w:pPr>
+              <w:rPr>
+                <w:rFonts w:ascii="Arial" w:hAnsi="Arial" w:cs="Arial"/>
+                <w:sz w:val="24"/>
+                <w:szCs w:val="24"/>
+              </w:rPr>
+            </w:pPr>
+            <w:r>
+              <w:rPr>
+                <w:rFonts w:ascii="Arial" w:hAnsi="Arial" w:cs="Arial"/>
+                <w:sz w:val="24"/>
+                <w:szCs w:val="24"/>
+              </w:rPr>
+              <w:t xml:space="preserve">The lecture notes say that we reject in </w:t>
+            </w:r>
+            <w:proofErr w:type="spellStart"/>
+            <w:r>
+              <w:rPr>
+                <w:rFonts w:ascii="Arial" w:hAnsi="Arial" w:cs="Arial"/>
+                <w:sz w:val="24"/>
+                <w:szCs w:val="24"/>
+              </w:rPr>
+              <w:t>favour</w:t>
+            </w:r>
+            <w:proofErr w:type="spellEnd"/>
+            <w:r>
+              <w:rPr>
+                <w:rFonts w:ascii="Arial" w:hAnsi="Arial" w:cs="Arial"/>
+                <w:sz w:val="24"/>
+                <w:szCs w:val="24"/>
+              </w:rPr>
+              <w:t xml:space="preserve"> of positive first-order autocorrelation if DW &lt; 1.5 or so. Since we obtain DW ≈ 1.5643, we do not reject H_0 using this heuristic. Therefore, we do not find sufficient evidence of positive first-order autocorrelation.</w:t>
             </w:r>
           </w:p>
         </w:tc>
@@ -1273,7 +1262,7 @@
           </w:tcPr>
           <w:p>
             <w:pPr>
-              <w:pStyle w:val="StandardWeb"/>
+              <w:pStyle w:val="NormalWeb"/>
               <w:rPr>
                 <w:rFonts w:ascii="Arial" w:hAnsi="Arial" w:cs="Arial"/>
                 <w:b/>
@@ -1288,6 +1277,7 @@
                 <w:sz w:val="20"/>
                 <w:szCs w:val="20"/>
               </w:rPr>
+              <w:lastRenderedPageBreak/>
               <w:t xml:space="preserve">4. Do you expect the regression coefficients to change when errors are corrected for heteroskedasticity and autocorrelation? Why? </w:t>
             </w:r>
             <w:r>
@@ -1552,7 +1542,7 @@
           </w:tcPr>
           <w:p>
             <w:pPr>
-              <w:pStyle w:val="StandardWeb"/>
+              <w:pStyle w:val="NormalWeb"/>
               <w:rPr>
                 <w:rFonts w:ascii="Arial" w:hAnsi="Arial" w:cs="Arial"/>
                 <w:b/>
@@ -1567,16 +1557,7 @@
                 <w:sz w:val="20"/>
                 <w:szCs w:val="20"/>
               </w:rPr>
-              <w:t xml:space="preserve">5. Calculate HAC standard errors of the coefficients. Report the results and compare </w:t>
-            </w:r>
-            <w:r>
-              <w:rPr>
-                <w:rFonts w:ascii="Arial" w:hAnsi="Arial" w:cs="Arial"/>
-                <w:sz w:val="20"/>
-                <w:szCs w:val="20"/>
-              </w:rPr>
-              <w:lastRenderedPageBreak/>
-              <w:t xml:space="preserve">them with the ones you got in question 1. </w:t>
+              <w:t xml:space="preserve">5. Calculate HAC standard errors of the coefficients. Report the results and compare them with the ones you got in question 1. </w:t>
             </w:r>
             <w:r>
               <w:rPr>
@@ -1613,7 +1594,6 @@
               <w:rPr>
                 <w:rFonts w:ascii="Arial" w:hAnsi="Arial" w:cs="Arial"/>
               </w:rPr>
-              <w:lastRenderedPageBreak/>
               <w:t xml:space="preserve">Using </w:t>
             </w:r>
             <w:r>
@@ -1650,7 +1630,6 @@
                 <w:b/>
                 <w:bCs/>
               </w:rPr>
-              <w:lastRenderedPageBreak/>
               <w:t>estimated variance-covariance matrix</w:t>
             </w:r>
             <w:r>
@@ -1797,7 +1776,7 @@
           </w:tcPr>
           <w:p>
             <w:pPr>
-              <w:pStyle w:val="StandardWeb"/>
+              <w:pStyle w:val="NormalWeb"/>
               <w:rPr>
                 <w:rFonts w:ascii="Arial" w:hAnsi="Arial" w:cs="Arial"/>
                 <w:b/>
@@ -2551,7 +2530,7 @@
           </w:tcPr>
           <w:p>
             <w:pPr>
-              <w:pStyle w:val="StandardWeb"/>
+              <w:pStyle w:val="NormalWeb"/>
               <w:rPr>
                 <w:rFonts w:ascii="Arial" w:hAnsi="Arial" w:cs="Arial"/>
                 <w:b/>
@@ -2566,6 +2545,7 @@
                 <w:sz w:val="20"/>
                 <w:szCs w:val="20"/>
               </w:rPr>
+              <w:lastRenderedPageBreak/>
               <w:t xml:space="preserve">7. Test for the joint significance of the three alphas at the </w:t>
             </w:r>
             <w:r>
@@ -2996,7 +2976,7 @@
           </w:tcPr>
           <w:p>
             <w:pPr>
-              <w:pStyle w:val="StandardWeb"/>
+              <w:pStyle w:val="NormalWeb"/>
               <w:rPr>
                 <w:rFonts w:ascii="Arial" w:hAnsi="Arial" w:cs="Arial"/>
                 <w:b/>
@@ -3011,7 +2991,6 @@
                 <w:sz w:val="20"/>
                 <w:szCs w:val="20"/>
               </w:rPr>
-              <w:lastRenderedPageBreak/>
               <w:t xml:space="preserve">8. Create a new time series object </w:t>
             </w:r>
             <w:proofErr w:type="gramStart"/>
@@ -3061,7 +3040,7 @@
           </w:p>
           <w:p>
             <w:pPr>
-              <w:pStyle w:val="StandardWeb"/>
+              <w:pStyle w:val="NormalWeb"/>
               <w:rPr>
                 <w:rFonts w:ascii="Arial" w:hAnsi="Arial" w:cs="Arial"/>
                 <w:sz w:val="20"/>
@@ -3450,7 +3429,7 @@
           </w:tcPr>
           <w:p>
             <w:pPr>
-              <w:pStyle w:val="StandardWeb"/>
+              <w:pStyle w:val="NormalWeb"/>
               <w:rPr>
                 <w:rFonts w:ascii="Arial" w:hAnsi="Arial" w:cs="Arial"/>
                 <w:b/>
@@ -4033,19 +4012,20 @@
           </w:tcPr>
           <w:p>
             <w:pPr>
-              <w:pStyle w:val="StandardWeb"/>
-              <w:rPr>
-                <w:rFonts w:ascii="Arial" w:hAnsi="Arial" w:cs="Arial"/>
-                <w:sz w:val="20"/>
-                <w:szCs w:val="20"/>
-              </w:rPr>
-            </w:pPr>
-            <w:r>
-              <w:rPr>
-                <w:rFonts w:ascii="Arial" w:hAnsi="Arial" w:cs="Arial"/>
-                <w:sz w:val="20"/>
-                <w:szCs w:val="20"/>
-              </w:rPr>
+              <w:pStyle w:val="NormalWeb"/>
+              <w:rPr>
+                <w:rFonts w:ascii="Arial" w:hAnsi="Arial" w:cs="Arial"/>
+                <w:sz w:val="20"/>
+                <w:szCs w:val="20"/>
+              </w:rPr>
+            </w:pPr>
+            <w:r>
+              <w:rPr>
+                <w:rFonts w:ascii="Arial" w:hAnsi="Arial" w:cs="Arial"/>
+                <w:sz w:val="20"/>
+                <w:szCs w:val="20"/>
+              </w:rPr>
+              <w:lastRenderedPageBreak/>
               <w:t xml:space="preserve">10. Estimate the Fama-French five-factor model on the returns of FI, MULT and ELS in a SURE fashion, using a non-HAC covariance estimator. Report the variance of the residuals. </w:t>
             </w:r>
             <w:r>
@@ -4069,7 +4049,7 @@
           </w:p>
           <w:p>
             <w:pPr>
-              <w:pStyle w:val="StandardWeb"/>
+              <w:pStyle w:val="NormalWeb"/>
               <w:rPr>
                 <w:rFonts w:ascii="Arial" w:hAnsi="Arial" w:cs="Arial"/>
                 <w:sz w:val="20"/>
@@ -4445,35 +4425,8 @@
                 <w:sz w:val="20"/>
                 <w:szCs w:val="20"/>
               </w:rPr>
-              <w:t xml:space="preserve">These are slightly lower than the CAPM residual variances, indicating that the additional factors explain some of the </w:t>
-            </w:r>
-            <w:proofErr w:type="gramStart"/>
-            <w:r>
-              <w:rPr>
-                <w:rFonts w:ascii="Arial" w:hAnsi="Arial" w:cs="Arial"/>
-                <w:sz w:val="20"/>
-                <w:szCs w:val="20"/>
-              </w:rPr>
-              <w:t>variation</w:t>
-            </w:r>
-            <w:proofErr w:type="gramEnd"/>
-            <w:r>
-              <w:rPr>
-                <w:rFonts w:ascii="Arial" w:hAnsi="Arial" w:cs="Arial"/>
-                <w:sz w:val="20"/>
-                <w:szCs w:val="20"/>
-              </w:rPr>
-              <w:t xml:space="preserve"> left unexplained by the market factor alone.</w:t>
-            </w:r>
-          </w:p>
-          <w:p>
-            <w:pPr>
-              <w:rPr>
-                <w:rFonts w:ascii="Arial" w:hAnsi="Arial" w:cs="Arial"/>
-                <w:sz w:val="20"/>
-                <w:szCs w:val="20"/>
-              </w:rPr>
-            </w:pPr>
+              <w:t>These numbers measure the variation that remains unexplained by the FF5 model in each equation. For the overlapping strategies, MULT and ELS have slightly lower residual variances than under the CAPM system, which suggests that the extra FF5 factors absorb some additional variation there. For FI, there is no direct comparison to Ex. 6 because Ex. 6 used MAC, MULT and ELS, not FI.</w:t>
+            </w:r>
           </w:p>
           <w:p>
             <w:pPr>
@@ -4511,17 +4464,17 @@
           </w:tcPr>
           <w:p>
             <w:pPr>
-              <w:pStyle w:val="StandardWeb"/>
-              <w:rPr>
-                <w:rFonts w:ascii="Arial" w:hAnsi="Arial" w:cs="Arial"/>
-                <w:sz w:val="20"/>
-                <w:szCs w:val="20"/>
-              </w:rPr>
-            </w:pPr>
-          </w:p>
-          <w:p>
-            <w:pPr>
-              <w:pStyle w:val="StandardWeb"/>
+              <w:pStyle w:val="NormalWeb"/>
+              <w:rPr>
+                <w:rFonts w:ascii="Arial" w:hAnsi="Arial" w:cs="Arial"/>
+                <w:sz w:val="20"/>
+                <w:szCs w:val="20"/>
+              </w:rPr>
+            </w:pPr>
+          </w:p>
+          <w:p>
+            <w:pPr>
+              <w:pStyle w:val="NormalWeb"/>
               <w:rPr>
                 <w:rFonts w:ascii="Arial" w:hAnsi="Arial" w:cs="Arial"/>
                 <w:sz w:val="20"/>
@@ -4816,7 +4769,31 @@
                 <w:sz w:val="18"/>
                 <w:szCs w:val="20"/>
               </w:rPr>
-              <w:t xml:space="preserve">The individual alphas are: MULT is highly significant (t = 3.78, p &lt; 0.001), FI is borderline significant (t = 2.05, p = 0.04), and ELS is insignificant (t = 1.24, p = 0.21). </w:t>
+              <w:t>The individual alphas are: MULT is highly significant (t = 3.78, p &lt; 0.001)</w:t>
+            </w:r>
+            <w:r>
+              <w:rPr>
+                <w:rFonts w:ascii="Arial" w:hAnsi="Arial" w:cs="Arial"/>
+                <w:sz w:val="18"/>
+                <w:szCs w:val="20"/>
+              </w:rPr>
+              <w:t xml:space="preserve"> </w:t>
+            </w:r>
+            <w:r>
+              <w:rPr>
+                <w:rFonts w:ascii="Arial" w:hAnsi="Arial" w:cs="Arial"/>
+                <w:sz w:val="18"/>
+                <w:szCs w:val="20"/>
+              </w:rPr>
+              <w:t>at the 5% level</w:t>
+            </w:r>
+            <w:r>
+              <w:rPr>
+                <w:rFonts w:ascii="Arial" w:hAnsi="Arial" w:cs="Arial"/>
+                <w:sz w:val="18"/>
+                <w:szCs w:val="20"/>
+              </w:rPr>
+              <w:t xml:space="preserve">, FI is borderline significant (t = 2.05, p = 0.04), and ELS is insignificant (t = 1.24, p = 0.21). </w:t>
             </w:r>
             <w:proofErr w:type="gramStart"/>
             <w:r>
@@ -5077,7 +5054,7 @@
 </file>
 
 <file path=word/endnotes.xml><?xml version="1.0" encoding="utf-8"?>
-<w:endnotes xmlns:wpc="http://schemas.microsoft.com/office/word/2010/wordprocessingCanvas" xmlns:cx="http://schemas.microsoft.com/office/drawing/2014/chartex" xmlns:cx1="http://schemas.microsoft.com/office/drawing/2015/9/8/chartex" xmlns:cx2="http://schemas.microsoft.com/office/drawing/2015/10/21/chartex" xmlns:cx3="http://schemas.microsoft.com/office/drawing/2016/5/9/chartex" xmlns:cx4="http://schemas.microsoft.com/office/drawing/2016/5/10/chartex" xmlns:cx5="http://schemas.microsoft.com/office/drawing/2016/5/11/chartex" xmlns:cx6="http://schemas.microsoft.com/office/drawing/2016/5/12/chartex" xmlns:cx7="http://schemas.microsoft.com/office/drawing/2016/5/13/chartex" xmlns:cx8="http://schemas.microsoft.com/office/drawing/2016/5/14/chartex" xmlns:mc="http://schemas.openxmlformats.org/markup-compatibility/2006" xmlns:aink="http://schemas.microsoft.com/office/drawing/2016/ink" xmlns:am3d="http://schemas.microsoft.com/office/drawing/2017/model3d" xmlns:o="urn:schemas-microsoft-com:office:office" xmlns:oel="http://schemas.microsoft.com/office/2019/extlst" xmlns:r="http://schemas.openxmlformats.org/officeDocument/2006/relationships" xmlns:m="http://schemas.openxmlformats.org/officeDocument/2006/math" xmlns:v="urn:schemas-microsoft-com:vml" xmlns:wp14="http://schemas.microsoft.com/office/word/2010/wordprocessingDrawing" xmlns:wp="http://schemas.openxmlformats.org/drawingml/2006/wordprocessingDrawing" xmlns:w10="urn:schemas-microsoft-com:office:word" xmlns:w="http://schemas.openxmlformats.org/wordprocessingml/2006/main" xmlns:w14="http://schemas.microsoft.com/office/word/2010/wordml" xmlns:w15="http://schemas.microsoft.com/office/word/2012/wordml" xmlns:w16cex="http://schemas.microsoft.com/office/word/2018/wordml/cex" xmlns:w16cid="http://schemas.microsoft.com/office/word/2016/wordml/cid" xmlns:w16="http://schemas.microsoft.com/office/word/2018/wordml" xmlns:w16du="http://schemas.microsoft.com/office/word/2023/wordml/word16du" xmlns:w16sdtdh="http://schemas.microsoft.com/office/word/2020/wordml/sdtdatahash" xmlns:w16sdtfl="http://schemas.microsoft.com/office/word/2024/wordml/sdtformatlock" xmlns:w16se="http://schemas.microsoft.com/office/word/2015/wordml/symex" xmlns:wpg="http://schemas.microsoft.com/office/word/2010/wordprocessingGroup" xmlns:wpi="http://schemas.microsoft.com/office/word/2010/wordprocessingInk" xmlns:wne="http://schemas.microsoft.com/office/word/2006/wordml" xmlns:wps="http://schemas.microsoft.com/office/word/2010/wordprocessingShape" mc:Ignorable="w14 w15 w16se w16cid w16 w16cex w16sdtdh w16sdtfl w16du wp14">
+<w:endnotes xmlns:wpc="http://schemas.microsoft.com/office/word/2010/wordprocessingCanvas" xmlns:cx="http://schemas.microsoft.com/office/drawing/2014/chartex" xmlns:cx1="http://schemas.microsoft.com/office/drawing/2015/9/8/chartex" xmlns:cx2="http://schemas.microsoft.com/office/drawing/2015/10/21/chartex" xmlns:cx3="http://schemas.microsoft.com/office/drawing/2016/5/9/chartex" xmlns:cx4="http://schemas.microsoft.com/office/drawing/2016/5/10/chartex" xmlns:cx5="http://schemas.microsoft.com/office/drawing/2016/5/11/chartex" xmlns:cx6="http://schemas.microsoft.com/office/drawing/2016/5/12/chartex" xmlns:cx7="http://schemas.microsoft.com/office/drawing/2016/5/13/chartex" xmlns:cx8="http://schemas.microsoft.com/office/drawing/2016/5/14/chartex" xmlns:mc="http://schemas.openxmlformats.org/markup-compatibility/2006" xmlns:aink="http://schemas.microsoft.com/office/drawing/2016/ink" xmlns:am3d="http://schemas.microsoft.com/office/drawing/2017/model3d" xmlns:o="urn:schemas-microsoft-com:office:office" xmlns:oel="http://schemas.microsoft.com/office/2019/extlst" xmlns:r="http://schemas.openxmlformats.org/officeDocument/2006/relationships" xmlns:m="http://schemas.openxmlformats.org/officeDocument/2006/math" xmlns:v="urn:schemas-microsoft-com:vml" xmlns:wp14="http://schemas.microsoft.com/office/word/2010/wordprocessingDrawing" xmlns:wp="http://schemas.openxmlformats.org/drawingml/2006/wordprocessingDrawing" xmlns:w10="urn:schemas-microsoft-com:office:word" xmlns:w="http://schemas.openxmlformats.org/wordprocessingml/2006/main" xmlns:w14="http://schemas.microsoft.com/office/word/2010/wordml" xmlns:w15="http://schemas.microsoft.com/office/word/2012/wordml" xmlns:w16cex="http://schemas.microsoft.com/office/word/2018/wordml/cex" xmlns:w16cid="http://schemas.microsoft.com/office/word/2016/wordml/cid" xmlns:w16="http://schemas.microsoft.com/office/word/2018/wordml" xmlns:w16sdtdh="http://schemas.microsoft.com/office/word/2020/wordml/sdtdatahash" xmlns:w16se="http://schemas.microsoft.com/office/word/2015/wordml/symex" xmlns:wpg="http://schemas.microsoft.com/office/word/2010/wordprocessingGroup" xmlns:wpi="http://schemas.microsoft.com/office/word/2010/wordprocessingInk" xmlns:wne="http://schemas.microsoft.com/office/word/2006/wordml" xmlns:wps="http://schemas.microsoft.com/office/word/2010/wordprocessingShape" mc:Ignorable="w14 w15 w16se w16cid w16 w16cex w16sdtdh wp14">
   <w:endnote w:type="separator" w:id="-1">
     <w:p>
       <w:pPr>
@@ -5102,7 +5079,7 @@
 </file>
 
 <file path=word/footnotes.xml><?xml version="1.0" encoding="utf-8"?>
-<w:footnotes xmlns:wpc="http://schemas.microsoft.com/office/word/2010/wordprocessingCanvas" xmlns:cx="http://schemas.microsoft.com/office/drawing/2014/chartex" xmlns:cx1="http://schemas.microsoft.com/office/drawing/2015/9/8/chartex" xmlns:cx2="http://schemas.microsoft.com/office/drawing/2015/10/21/chartex" xmlns:cx3="http://schemas.microsoft.com/office/drawing/2016/5/9/chartex" xmlns:cx4="http://schemas.microsoft.com/office/drawing/2016/5/10/chartex" xmlns:cx5="http://schemas.microsoft.com/office/drawing/2016/5/11/chartex" xmlns:cx6="http://schemas.microsoft.com/office/drawing/2016/5/12/chartex" xmlns:cx7="http://schemas.microsoft.com/office/drawing/2016/5/13/chartex" xmlns:cx8="http://schemas.microsoft.com/office/drawing/2016/5/14/chartex" xmlns:mc="http://schemas.openxmlformats.org/markup-compatibility/2006" xmlns:aink="http://schemas.microsoft.com/office/drawing/2016/ink" xmlns:am3d="http://schemas.microsoft.com/office/drawing/2017/model3d" xmlns:o="urn:schemas-microsoft-com:office:office" xmlns:oel="http://schemas.microsoft.com/office/2019/extlst" xmlns:r="http://schemas.openxmlformats.org/officeDocument/2006/relationships" xmlns:m="http://schemas.openxmlformats.org/officeDocument/2006/math" xmlns:v="urn:schemas-microsoft-com:vml" xmlns:wp14="http://schemas.microsoft.com/office/word/2010/wordprocessingDrawing" xmlns:wp="http://schemas.openxmlformats.org/drawingml/2006/wordprocessingDrawing" xmlns:w10="urn:schemas-microsoft-com:office:word" xmlns:w="http://schemas.openxmlformats.org/wordprocessingml/2006/main" xmlns:w14="http://schemas.microsoft.com/office/word/2010/wordml" xmlns:w15="http://schemas.microsoft.com/office/word/2012/wordml" xmlns:w16cex="http://schemas.microsoft.com/office/word/2018/wordml/cex" xmlns:w16cid="http://schemas.microsoft.com/office/word/2016/wordml/cid" xmlns:w16="http://schemas.microsoft.com/office/word/2018/wordml" xmlns:w16du="http://schemas.microsoft.com/office/word/2023/wordml/word16du" xmlns:w16sdtdh="http://schemas.microsoft.com/office/word/2020/wordml/sdtdatahash" xmlns:w16sdtfl="http://schemas.microsoft.com/office/word/2024/wordml/sdtformatlock" xmlns:w16se="http://schemas.microsoft.com/office/word/2015/wordml/symex" xmlns:wpg="http://schemas.microsoft.com/office/word/2010/wordprocessingGroup" xmlns:wpi="http://schemas.microsoft.com/office/word/2010/wordprocessingInk" xmlns:wne="http://schemas.microsoft.com/office/word/2006/wordml" xmlns:wps="http://schemas.microsoft.com/office/word/2010/wordprocessingShape" mc:Ignorable="w14 w15 w16se w16cid w16 w16cex w16sdtdh w16sdtfl w16du wp14">
+<w:footnotes xmlns:wpc="http://schemas.microsoft.com/office/word/2010/wordprocessingCanvas" xmlns:cx="http://schemas.microsoft.com/office/drawing/2014/chartex" xmlns:cx1="http://schemas.microsoft.com/office/drawing/2015/9/8/chartex" xmlns:cx2="http://schemas.microsoft.com/office/drawing/2015/10/21/chartex" xmlns:cx3="http://schemas.microsoft.com/office/drawing/2016/5/9/chartex" xmlns:cx4="http://schemas.microsoft.com/office/drawing/2016/5/10/chartex" xmlns:cx5="http://schemas.microsoft.com/office/drawing/2016/5/11/chartex" xmlns:cx6="http://schemas.microsoft.com/office/drawing/2016/5/12/chartex" xmlns:cx7="http://schemas.microsoft.com/office/drawing/2016/5/13/chartex" xmlns:cx8="http://schemas.microsoft.com/office/drawing/2016/5/14/chartex" xmlns:mc="http://schemas.openxmlformats.org/markup-compatibility/2006" xmlns:aink="http://schemas.microsoft.com/office/drawing/2016/ink" xmlns:am3d="http://schemas.microsoft.com/office/drawing/2017/model3d" xmlns:o="urn:schemas-microsoft-com:office:office" xmlns:oel="http://schemas.microsoft.com/office/2019/extlst" xmlns:r="http://schemas.openxmlformats.org/officeDocument/2006/relationships" xmlns:m="http://schemas.openxmlformats.org/officeDocument/2006/math" xmlns:v="urn:schemas-microsoft-com:vml" xmlns:wp14="http://schemas.microsoft.com/office/word/2010/wordprocessingDrawing" xmlns:wp="http://schemas.openxmlformats.org/drawingml/2006/wordprocessingDrawing" xmlns:w10="urn:schemas-microsoft-com:office:word" xmlns:w="http://schemas.openxmlformats.org/wordprocessingml/2006/main" xmlns:w14="http://schemas.microsoft.com/office/word/2010/wordml" xmlns:w15="http://schemas.microsoft.com/office/word/2012/wordml" xmlns:w16cex="http://schemas.microsoft.com/office/word/2018/wordml/cex" xmlns:w16cid="http://schemas.microsoft.com/office/word/2016/wordml/cid" xmlns:w16="http://schemas.microsoft.com/office/word/2018/wordml" xmlns:w16sdtdh="http://schemas.microsoft.com/office/word/2020/wordml/sdtdatahash" xmlns:w16se="http://schemas.microsoft.com/office/word/2015/wordml/symex" xmlns:wpg="http://schemas.microsoft.com/office/word/2010/wordprocessingGroup" xmlns:wpi="http://schemas.microsoft.com/office/word/2010/wordprocessingInk" xmlns:wne="http://schemas.microsoft.com/office/word/2006/wordml" xmlns:wps="http://schemas.microsoft.com/office/word/2010/wordprocessingShape" mc:Ignorable="w14 w15 w16se w16cid w16 w16cex w16sdtdh wp14">
   <w:footnote w:type="separator" w:id="-1">
     <w:p>
       <w:pPr>
@@ -5127,7 +5104,7 @@
 </file>
 
 <file path=word/numbering.xml><?xml version="1.0" encoding="utf-8"?>
-<w:numbering xmlns:wpc="http://schemas.microsoft.com/office/word/2010/wordprocessingCanvas" xmlns:cx="http://schemas.microsoft.com/office/drawing/2014/chartex" xmlns:cx1="http://schemas.microsoft.com/office/drawing/2015/9/8/chartex" xmlns:cx2="http://schemas.microsoft.com/office/drawing/2015/10/21/chartex" xmlns:cx3="http://schemas.microsoft.com/office/drawing/2016/5/9/chartex" xmlns:cx4="http://schemas.microsoft.com/office/drawing/2016/5/10/chartex" xmlns:cx5="http://schemas.microsoft.com/office/drawing/2016/5/11/chartex" xmlns:cx6="http://schemas.microsoft.com/office/drawing/2016/5/12/chartex" xmlns:cx7="http://schemas.microsoft.com/office/drawing/2016/5/13/chartex" xmlns:cx8="http://schemas.microsoft.com/office/drawing/2016/5/14/chartex" xmlns:mc="http://schemas.openxmlformats.org/markup-compatibility/2006" xmlns:aink="http://schemas.microsoft.com/office/drawing/2016/ink" xmlns:am3d="http://schemas.microsoft.com/office/drawing/2017/model3d" xmlns:o="urn:schemas-microsoft-com:office:office" xmlns:oel="http://schemas.microsoft.com/office/2019/extlst" xmlns:r="http://schemas.openxmlformats.org/officeDocument/2006/relationships" xmlns:m="http://schemas.openxmlformats.org/officeDocument/2006/math" xmlns:v="urn:schemas-microsoft-com:vml" xmlns:wp14="http://schemas.microsoft.com/office/word/2010/wordprocessingDrawing" xmlns:wp="http://schemas.openxmlformats.org/drawingml/2006/wordprocessingDrawing" xmlns:w10="urn:schemas-microsoft-com:office:word" xmlns:w="http://schemas.openxmlformats.org/wordprocessingml/2006/main" xmlns:w14="http://schemas.microsoft.com/office/word/2010/wordml" xmlns:w15="http://schemas.microsoft.com/office/word/2012/wordml" xmlns:w16cex="http://schemas.microsoft.com/office/word/2018/wordml/cex" xmlns:w16cid="http://schemas.microsoft.com/office/word/2016/wordml/cid" xmlns:w16="http://schemas.microsoft.com/office/word/2018/wordml" xmlns:w16du="http://schemas.microsoft.com/office/word/2023/wordml/word16du" xmlns:w16sdtdh="http://schemas.microsoft.com/office/word/2020/wordml/sdtdatahash" xmlns:w16sdtfl="http://schemas.microsoft.com/office/word/2024/wordml/sdtformatlock" xmlns:w16se="http://schemas.microsoft.com/office/word/2015/wordml/symex" xmlns:wpg="http://schemas.microsoft.com/office/word/2010/wordprocessingGroup" xmlns:wpi="http://schemas.microsoft.com/office/word/2010/wordprocessingInk" xmlns:wne="http://schemas.microsoft.com/office/word/2006/wordml" xmlns:wps="http://schemas.microsoft.com/office/word/2010/wordprocessingShape" mc:Ignorable="w14 w15 w16se w16cid w16 w16cex w16sdtdh w16sdtfl w16du wp14">
+<w:numbering xmlns:wpc="http://schemas.microsoft.com/office/word/2010/wordprocessingCanvas" xmlns:cx="http://schemas.microsoft.com/office/drawing/2014/chartex" xmlns:cx1="http://schemas.microsoft.com/office/drawing/2015/9/8/chartex" xmlns:cx2="http://schemas.microsoft.com/office/drawing/2015/10/21/chartex" xmlns:cx3="http://schemas.microsoft.com/office/drawing/2016/5/9/chartex" xmlns:cx4="http://schemas.microsoft.com/office/drawing/2016/5/10/chartex" xmlns:cx5="http://schemas.microsoft.com/office/drawing/2016/5/11/chartex" xmlns:cx6="http://schemas.microsoft.com/office/drawing/2016/5/12/chartex" xmlns:cx7="http://schemas.microsoft.com/office/drawing/2016/5/13/chartex" xmlns:cx8="http://schemas.microsoft.com/office/drawing/2016/5/14/chartex" xmlns:mc="http://schemas.openxmlformats.org/markup-compatibility/2006" xmlns:aink="http://schemas.microsoft.com/office/drawing/2016/ink" xmlns:am3d="http://schemas.microsoft.com/office/drawing/2017/model3d" xmlns:o="urn:schemas-microsoft-com:office:office" xmlns:oel="http://schemas.microsoft.com/office/2019/extlst" xmlns:r="http://schemas.openxmlformats.org/officeDocument/2006/relationships" xmlns:m="http://schemas.openxmlformats.org/officeDocument/2006/math" xmlns:v="urn:schemas-microsoft-com:vml" xmlns:wp14="http://schemas.microsoft.com/office/word/2010/wordprocessingDrawing" xmlns:wp="http://schemas.openxmlformats.org/drawingml/2006/wordprocessingDrawing" xmlns:w10="urn:schemas-microsoft-com:office:word" xmlns:w="http://schemas.openxmlformats.org/wordprocessingml/2006/main" xmlns:w14="http://schemas.microsoft.com/office/word/2010/wordml" xmlns:w15="http://schemas.microsoft.com/office/word/2012/wordml" xmlns:w16cex="http://schemas.microsoft.com/office/word/2018/wordml/cex" xmlns:w16cid="http://schemas.microsoft.com/office/word/2016/wordml/cid" xmlns:w16="http://schemas.microsoft.com/office/word/2018/wordml" xmlns:w16sdtdh="http://schemas.microsoft.com/office/word/2020/wordml/sdtdatahash" xmlns:w16se="http://schemas.microsoft.com/office/word/2015/wordml/symex" xmlns:wpg="http://schemas.microsoft.com/office/word/2010/wordprocessingGroup" xmlns:wpi="http://schemas.microsoft.com/office/word/2010/wordprocessingInk" xmlns:wne="http://schemas.microsoft.com/office/word/2006/wordml" xmlns:wps="http://schemas.microsoft.com/office/word/2010/wordprocessingShape" mc:Ignorable="w14 w15 w16se w16cid w16 w16cex w16sdtdh wp14">
   <w:abstractNum w:abstractNumId="0" w15:restartNumberingAfterBreak="0">
     <w:nsid w:val="013C080A"/>
     <w:multiLevelType w:val="multilevel"/>
@@ -9805,7 +9782,7 @@
 </file>
 
 <file path=word/styles.xml><?xml version="1.0" encoding="utf-8"?>
-<w:styles xmlns:mc="http://schemas.openxmlformats.org/markup-compatibility/2006" xmlns:r="http://schemas.openxmlformats.org/officeDocument/2006/relationships" xmlns:w="http://schemas.openxmlformats.org/wordprocessingml/2006/main" xmlns:w14="http://schemas.microsoft.com/office/word/2010/wordml" xmlns:w15="http://schemas.microsoft.com/office/word/2012/wordml" xmlns:w16cex="http://schemas.microsoft.com/office/word/2018/wordml/cex" xmlns:w16cid="http://schemas.microsoft.com/office/word/2016/wordml/cid" xmlns:w16="http://schemas.microsoft.com/office/word/2018/wordml" xmlns:w16du="http://schemas.microsoft.com/office/word/2023/wordml/word16du" xmlns:w16sdtdh="http://schemas.microsoft.com/office/word/2020/wordml/sdtdatahash" xmlns:w16sdtfl="http://schemas.microsoft.com/office/word/2024/wordml/sdtformatlock" xmlns:w16se="http://schemas.microsoft.com/office/word/2015/wordml/symex" mc:Ignorable="w14 w15 w16se w16cid w16 w16cex w16sdtdh w16sdtfl w16du">
+<w:styles xmlns:mc="http://schemas.openxmlformats.org/markup-compatibility/2006" xmlns:r="http://schemas.openxmlformats.org/officeDocument/2006/relationships" xmlns:w="http://schemas.openxmlformats.org/wordprocessingml/2006/main" xmlns:w14="http://schemas.microsoft.com/office/word/2010/wordml" xmlns:w15="http://schemas.microsoft.com/office/word/2012/wordml" xmlns:w16cex="http://schemas.microsoft.com/office/word/2018/wordml/cex" xmlns:w16cid="http://schemas.microsoft.com/office/word/2016/wordml/cid" xmlns:w16="http://schemas.microsoft.com/office/word/2018/wordml" xmlns:w16sdtdh="http://schemas.microsoft.com/office/word/2020/wordml/sdtdatahash" xmlns:w16se="http://schemas.microsoft.com/office/word/2015/wordml/symex" mc:Ignorable="w14 w15 w16se w16cid w16 w16cex w16sdtdh">
   <w:docDefaults>
     <w:rPrDefault>
       <w:rPr>
@@ -10199,16 +10176,17 @@
     <w:lsdException w:name="Unresolved Mention" w:semiHidden="1" w:unhideWhenUsed="1"/>
     <w:lsdException w:name="Smart Link" w:semiHidden="1" w:unhideWhenUsed="1"/>
   </w:latentStyles>
-  <w:style w:type="paragraph" w:default="1" w:styleId="Standard">
+  <w:style w:type="paragraph" w:default="1" w:styleId="Normal">
     <w:name w:val="Normal"/>
     <w:qFormat/>
   </w:style>
-  <w:style w:type="character" w:default="1" w:styleId="Absatz-Standardschriftart">
+  <w:style w:type="character" w:default="1" w:styleId="DefaultParagraphFont">
     <w:name w:val="Default Paragraph Font"/>
     <w:uiPriority w:val="1"/>
+    <w:semiHidden/>
     <w:unhideWhenUsed/>
   </w:style>
-  <w:style w:type="table" w:default="1" w:styleId="NormaleTabelle">
+  <w:style w:type="table" w:default="1" w:styleId="TableNormal">
     <w:name w:val="Normal Table"/>
     <w:uiPriority w:val="99"/>
     <w:semiHidden/>
@@ -10223,16 +10201,16 @@
       </w:tblCellMar>
     </w:tblPr>
   </w:style>
-  <w:style w:type="numbering" w:default="1" w:styleId="KeineListe">
+  <w:style w:type="numbering" w:default="1" w:styleId="NoList">
     <w:name w:val="No List"/>
     <w:uiPriority w:val="99"/>
     <w:semiHidden/>
     <w:unhideWhenUsed/>
   </w:style>
-  <w:style w:type="paragraph" w:styleId="HTMLVorformatiert">
+  <w:style w:type="paragraph" w:styleId="HTMLPreformatted">
     <w:name w:val="HTML Preformatted"/>
-    <w:basedOn w:val="Standard"/>
-    <w:link w:val="HTMLVorformatiertZchn"/>
+    <w:basedOn w:val="Normal"/>
+    <w:link w:val="HTMLPreformattedChar"/>
     <w:uiPriority w:val="99"/>
     <w:semiHidden/>
     <w:unhideWhenUsed/>
@@ -10264,10 +10242,10 @@
       <w:szCs w:val="20"/>
     </w:rPr>
   </w:style>
-  <w:style w:type="character" w:customStyle="1" w:styleId="HTMLVorformatiertZchn">
-    <w:name w:val="HTML Vorformatiert Zchn"/>
-    <w:basedOn w:val="Absatz-Standardschriftart"/>
-    <w:link w:val="HTMLVorformatiert"/>
+  <w:style w:type="character" w:customStyle="1" w:styleId="HTMLPreformattedChar">
+    <w:name w:val="HTML Preformatted Char"/>
+    <w:basedOn w:val="DefaultParagraphFont"/>
+    <w:link w:val="HTMLPreformatted"/>
     <w:uiPriority w:val="99"/>
     <w:semiHidden/>
     <w:rsid w:val="008B4588"/>
@@ -10277,10 +10255,10 @@
       <w:szCs w:val="20"/>
     </w:rPr>
   </w:style>
-  <w:style w:type="paragraph" w:styleId="Sprechblasentext">
+  <w:style w:type="paragraph" w:styleId="BalloonText">
     <w:name w:val="Balloon Text"/>
-    <w:basedOn w:val="Standard"/>
-    <w:link w:val="SprechblasentextZchn"/>
+    <w:basedOn w:val="Normal"/>
+    <w:link w:val="BalloonTextChar"/>
     <w:uiPriority w:val="99"/>
     <w:semiHidden/>
     <w:unhideWhenUsed/>
@@ -10294,10 +10272,10 @@
       <w:szCs w:val="16"/>
     </w:rPr>
   </w:style>
-  <w:style w:type="character" w:customStyle="1" w:styleId="SprechblasentextZchn">
-    <w:name w:val="Sprechblasentext Zchn"/>
-    <w:basedOn w:val="Absatz-Standardschriftart"/>
-    <w:link w:val="Sprechblasentext"/>
+  <w:style w:type="character" w:customStyle="1" w:styleId="BalloonTextChar">
+    <w:name w:val="Balloon Text Char"/>
+    <w:basedOn w:val="DefaultParagraphFont"/>
+    <w:link w:val="BalloonText"/>
     <w:uiPriority w:val="99"/>
     <w:semiHidden/>
     <w:rsid w:val="00B3111E"/>
@@ -10307,9 +10285,9 @@
       <w:szCs w:val="16"/>
     </w:rPr>
   </w:style>
-  <w:style w:type="table" w:styleId="Tabellenraster">
+  <w:style w:type="table" w:styleId="TableGrid">
     <w:name w:val="Table Grid"/>
-    <w:basedOn w:val="NormaleTabelle"/>
+    <w:basedOn w:val="TableNormal"/>
     <w:uiPriority w:val="59"/>
     <w:rsid w:val="00B3111E"/>
     <w:pPr>
@@ -10326,9 +10304,9 @@
       </w:tblBorders>
     </w:tblPr>
   </w:style>
-  <w:style w:type="paragraph" w:styleId="Listenabsatz">
+  <w:style w:type="paragraph" w:styleId="ListParagraph">
     <w:name w:val="List Paragraph"/>
-    <w:basedOn w:val="Standard"/>
+    <w:basedOn w:val="Normal"/>
     <w:uiPriority w:val="34"/>
     <w:qFormat/>
     <w:rsid w:val="00670E15"/>
@@ -10339,22 +10317,22 @@
   </w:style>
   <w:style w:type="character" w:customStyle="1" w:styleId="gd15mcfceub">
     <w:name w:val="gd15mcfceub"/>
-    <w:basedOn w:val="Absatz-Standardschriftart"/>
+    <w:basedOn w:val="DefaultParagraphFont"/>
     <w:rsid w:val="00AF5D25"/>
   </w:style>
   <w:style w:type="character" w:customStyle="1" w:styleId="gd15mcfckub">
     <w:name w:val="gd15mcfckub"/>
-    <w:basedOn w:val="Absatz-Standardschriftart"/>
+    <w:basedOn w:val="DefaultParagraphFont"/>
     <w:rsid w:val="007262B7"/>
   </w:style>
   <w:style w:type="character" w:customStyle="1" w:styleId="gd15mcfcktb">
     <w:name w:val="gd15mcfcktb"/>
-    <w:basedOn w:val="Absatz-Standardschriftart"/>
+    <w:basedOn w:val="DefaultParagraphFont"/>
     <w:rsid w:val="007262B7"/>
   </w:style>
-  <w:style w:type="paragraph" w:styleId="StandardWeb">
+  <w:style w:type="paragraph" w:styleId="NormalWeb">
     <w:name w:val="Normal (Web)"/>
-    <w:basedOn w:val="Standard"/>
+    <w:basedOn w:val="Normal"/>
     <w:uiPriority w:val="99"/>
     <w:unhideWhenUsed/>
     <w:rsid w:val="00645B83"/>
